--- a/he/catalogue.docx
+++ b/he/catalogue.docx
@@ -6,7 +6,7 @@
       <w:pPr>
         <w:pStyle w:val="note"/>
         <w:bidi/>
-        <w:divId w:val="161092761"/>
+        <w:divId w:val="1410343293"/>
         <w:rPr>
           <w:rFonts w:ascii="Segoe UI" w:hAnsi="Segoe UI" w:cs="Segoe UI"/>
           <w:lang w:bidi="he-IL"/>
@@ -435,7 +435,7 @@
       <w:pPr>
         <w:pStyle w:val="note"/>
         <w:bidi/>
-        <w:divId w:val="161092761"/>
+        <w:divId w:val="1410343293"/>
         <w:rPr>
           <w:rFonts w:ascii="Segoe UI" w:hAnsi="Segoe UI" w:cs="Segoe UI"/>
           <w:rtl/>
@@ -700,7 +700,7 @@
       <w:pPr>
         <w:pStyle w:val="1"/>
         <w:bidi/>
-        <w:divId w:val="161092761"/>
+        <w:divId w:val="1410343293"/>
         <w:rPr>
           <w:rFonts w:ascii="Segoe UI" w:eastAsia="Times New Roman" w:hAnsi="Segoe UI" w:cs="Segoe UI"/>
           <w:rtl/>
@@ -792,7 +792,7 @@
       <w:pPr>
         <w:pStyle w:val="2"/>
         <w:bidi/>
-        <w:divId w:val="161092761"/>
+        <w:divId w:val="1410343293"/>
         <w:rPr>
           <w:rFonts w:ascii="Segoe UI" w:eastAsia="Times New Roman" w:hAnsi="Segoe UI" w:cs="Segoe UI"/>
           <w:rtl/>
@@ -876,7 +876,7 @@
       <w:pPr>
         <w:pStyle w:val="note"/>
         <w:bidi/>
-        <w:divId w:val="161092761"/>
+        <w:divId w:val="1410343293"/>
         <w:rPr>
           <w:rFonts w:ascii="Segoe UI" w:hAnsi="Segoe UI" w:cs="Segoe UI"/>
           <w:rtl/>
@@ -943,7 +943,7 @@
       <w:pPr>
         <w:pStyle w:val="a7"/>
         <w:bidi/>
-        <w:divId w:val="161092761"/>
+        <w:divId w:val="1410343293"/>
         <w:rPr>
           <w:rFonts w:ascii="Segoe UI" w:hAnsi="Segoe UI" w:cs="Segoe UI"/>
           <w:color w:val="1C1C1C"/>
@@ -1118,7 +1118,7 @@
       <w:pPr>
         <w:pStyle w:val="a7"/>
         <w:bidi/>
-        <w:divId w:val="161092761"/>
+        <w:divId w:val="1410343293"/>
         <w:rPr>
           <w:rFonts w:ascii="Segoe UI" w:hAnsi="Segoe UI" w:cs="Segoe UI"/>
           <w:color w:val="1C1C1C"/>
@@ -1268,7 +1268,25 @@
           <w:rtl/>
           <w:lang w:bidi="he-IL"/>
         </w:rPr>
-        <w:t xml:space="preserve"> 10. </w:t>
+        <w:t xml:space="preserve"> 10 </w:t>
+      </w:r>
+      <w:r>
+        <w:rPr>
+          <w:rFonts w:ascii="Arial" w:hAnsi="Arial" w:cs="Arial" w:hint="cs"/>
+          <w:color w:val="1C1C1C"/>
+          <w:rtl/>
+          <w:lang w:bidi="he-IL"/>
+        </w:rPr>
+        <w:t>והלאה</w:t>
+      </w:r>
+      <w:r>
+        <w:rPr>
+          <w:rFonts w:ascii="Segoe UI" w:hAnsi="Segoe UI" w:cs="Segoe UI" w:hint="cs"/>
+          <w:color w:val="1C1C1C"/>
+          <w:rtl/>
+          <w:lang w:bidi="he-IL"/>
+        </w:rPr>
+        <w:t xml:space="preserve">. </w:t>
       </w:r>
       <w:r>
         <w:rPr>
@@ -1455,7 +1473,7 @@
       <w:pPr>
         <w:pStyle w:val="3"/>
         <w:bidi/>
-        <w:divId w:val="161092761"/>
+        <w:divId w:val="1410343293"/>
         <w:rPr>
           <w:rFonts w:ascii="Segoe UI" w:eastAsia="Times New Roman" w:hAnsi="Segoe UI" w:cs="Segoe UI"/>
           <w:rtl/>
@@ -1472,7 +1490,7 @@
       </w:r>
       <w:r>
         <w:rPr>
-          <w:rFonts w:ascii="Segoe UI" w:eastAsia="Times New Roman" w:hAnsi="Segoe UI" w:cs="Segoe UI"/>
+          <w:rFonts w:ascii="Segoe UI" w:eastAsia="Times New Roman" w:hAnsi="Segoe UI" w:cs="Segoe UI" w:hint="cs"/>
           <w:rtl/>
           <w:lang w:bidi="he-IL"/>
         </w:rPr>
@@ -1539,7 +1557,7 @@
       <w:pPr>
         <w:pStyle w:val="a7"/>
         <w:bidi/>
-        <w:divId w:val="161092761"/>
+        <w:divId w:val="1410343293"/>
         <w:rPr>
           <w:rFonts w:ascii="Segoe UI" w:hAnsi="Segoe UI" w:cs="Segoe UI"/>
           <w:color w:val="1C1C1C"/>
@@ -2218,7 +2236,7 @@
       <w:pPr>
         <w:pStyle w:val="3"/>
         <w:bidi/>
-        <w:divId w:val="161092761"/>
+        <w:divId w:val="1410343293"/>
         <w:rPr>
           <w:rFonts w:ascii="Segoe UI" w:eastAsia="Times New Roman" w:hAnsi="Segoe UI" w:cs="Segoe UI"/>
           <w:rtl/>
@@ -2302,7 +2320,7 @@
       <w:pPr>
         <w:pStyle w:val="a7"/>
         <w:bidi/>
-        <w:divId w:val="161092761"/>
+        <w:divId w:val="1410343293"/>
         <w:rPr>
           <w:rFonts w:ascii="Segoe UI" w:hAnsi="Segoe UI" w:cs="Segoe UI"/>
           <w:color w:val="1C1C1C"/>
@@ -2317,6 +2335,24 @@
           <w:rtl/>
           <w:lang w:bidi="he-IL"/>
         </w:rPr>
+        <w:t>תכנות</w:t>
+      </w:r>
+      <w:r>
+        <w:rPr>
+          <w:rFonts w:ascii="Segoe UI" w:hAnsi="Segoe UI" w:cs="Segoe UI" w:hint="cs"/>
+          <w:color w:val="1C1C1C"/>
+          <w:rtl/>
+          <w:lang w:bidi="he-IL"/>
+        </w:rPr>
+        <w:t xml:space="preserve">, </w:t>
+      </w:r>
+      <w:r>
+        <w:rPr>
+          <w:rFonts w:ascii="Arial" w:hAnsi="Arial" w:cs="Arial" w:hint="cs"/>
+          <w:color w:val="1C1C1C"/>
+          <w:rtl/>
+          <w:lang w:bidi="he-IL"/>
+        </w:rPr>
         <w:t>ציור</w:t>
       </w:r>
       <w:r>
@@ -2335,16 +2371,7 @@
           <w:rtl/>
           <w:lang w:bidi="he-IL"/>
         </w:rPr>
-        <w:t>גאומטרי</w:t>
-      </w:r>
-      <w:r>
-        <w:rPr>
-          <w:rFonts w:ascii="Arial" w:hAnsi="Arial" w:cs="Arial" w:hint="cs"/>
-          <w:color w:val="1C1C1C"/>
-          <w:rtl/>
-          <w:lang w:bidi="he-IL"/>
-        </w:rPr>
-        <w:t>ה</w:t>
+        <w:t>גאומטריה</w:t>
       </w:r>
       <w:r>
         <w:rPr>
@@ -2884,79 +2911,61 @@
           <w:rtl/>
           <w:lang w:bidi="he-IL"/>
         </w:rPr>
-        <w:t>צורך</w:t>
-      </w:r>
-      <w:r>
-        <w:rPr>
-          <w:rFonts w:ascii="Segoe UI" w:hAnsi="Segoe UI" w:cs="Segoe UI" w:hint="cs"/>
-          <w:color w:val="1C1C1C"/>
-          <w:rtl/>
-          <w:lang w:bidi="he-IL"/>
-        </w:rPr>
-        <w:t xml:space="preserve"> </w:t>
-      </w:r>
-      <w:r>
-        <w:rPr>
-          <w:rFonts w:ascii="Arial" w:hAnsi="Arial" w:cs="Arial" w:hint="cs"/>
-          <w:color w:val="1C1C1C"/>
-          <w:rtl/>
-          <w:lang w:bidi="he-IL"/>
-        </w:rPr>
-        <w:t>בתקציב</w:t>
-      </w:r>
-      <w:r>
-        <w:rPr>
-          <w:rFonts w:ascii="Segoe UI" w:hAnsi="Segoe UI" w:cs="Segoe UI" w:hint="cs"/>
-          <w:color w:val="1C1C1C"/>
-          <w:rtl/>
-          <w:lang w:bidi="he-IL"/>
-        </w:rPr>
-        <w:t xml:space="preserve"> </w:t>
-      </w:r>
-      <w:r>
-        <w:rPr>
-          <w:rFonts w:ascii="Arial" w:hAnsi="Arial" w:cs="Arial" w:hint="cs"/>
-          <w:color w:val="1C1C1C"/>
-          <w:rtl/>
-          <w:lang w:bidi="he-IL"/>
-        </w:rPr>
-        <w:t>שני</w:t>
-      </w:r>
-      <w:r>
-        <w:rPr>
-          <w:rFonts w:ascii="Segoe UI" w:hAnsi="Segoe UI" w:cs="Segoe UI" w:hint="cs"/>
-          <w:color w:val="1C1C1C"/>
-          <w:rtl/>
-          <w:lang w:bidi="he-IL"/>
-        </w:rPr>
-        <w:t xml:space="preserve"> </w:t>
-      </w:r>
-      <w:r>
-        <w:rPr>
-          <w:rFonts w:ascii="Arial" w:hAnsi="Arial" w:cs="Arial" w:hint="cs"/>
-          <w:color w:val="1C1C1C"/>
-          <w:rtl/>
-          <w:lang w:bidi="he-IL"/>
-        </w:rPr>
-        <w:t>לרכישות</w:t>
-      </w:r>
-      <w:r>
-        <w:rPr>
-          <w:rFonts w:ascii="Segoe UI" w:hAnsi="Segoe UI" w:cs="Segoe UI" w:hint="cs"/>
-          <w:color w:val="1C1C1C"/>
-          <w:rtl/>
-          <w:lang w:bidi="he-IL"/>
-        </w:rPr>
-        <w:t xml:space="preserve"> </w:t>
-      </w:r>
-      <w:r>
-        <w:rPr>
-          <w:rFonts w:ascii="Arial" w:hAnsi="Arial" w:cs="Arial" w:hint="cs"/>
-          <w:color w:val="1C1C1C"/>
-          <w:rtl/>
-          <w:lang w:bidi="he-IL"/>
-        </w:rPr>
-        <w:t>נוספות</w:t>
+        <w:t>על</w:t>
+      </w:r>
+      <w:r>
+        <w:rPr>
+          <w:rFonts w:ascii="Segoe UI" w:hAnsi="Segoe UI" w:cs="Segoe UI" w:hint="cs"/>
+          <w:color w:val="1C1C1C"/>
+          <w:rtl/>
+          <w:lang w:bidi="he-IL"/>
+        </w:rPr>
+        <w:t xml:space="preserve"> </w:t>
+      </w:r>
+      <w:r>
+        <w:rPr>
+          <w:rFonts w:ascii="Arial" w:hAnsi="Arial" w:cs="Arial" w:hint="cs"/>
+          <w:color w:val="1C1C1C"/>
+          <w:rtl/>
+          <w:lang w:bidi="he-IL"/>
+        </w:rPr>
+        <w:t>מה</w:t>
+      </w:r>
+      <w:r>
+        <w:rPr>
+          <w:rFonts w:ascii="Segoe UI" w:hAnsi="Segoe UI" w:cs="Segoe UI" w:hint="cs"/>
+          <w:color w:val="1C1C1C"/>
+          <w:rtl/>
+          <w:lang w:bidi="he-IL"/>
+        </w:rPr>
+        <w:t xml:space="preserve"> </w:t>
+      </w:r>
+      <w:r>
+        <w:rPr>
+          <w:rFonts w:ascii="Arial" w:hAnsi="Arial" w:cs="Arial" w:hint="cs"/>
+          <w:color w:val="1C1C1C"/>
+          <w:rtl/>
+          <w:lang w:bidi="he-IL"/>
+        </w:rPr>
+        <w:t>לשלם</w:t>
+      </w:r>
+      <w:r>
+        <w:rPr>
+          <w:rFonts w:ascii="Segoe UI" w:hAnsi="Segoe UI" w:cs="Segoe UI" w:hint="cs"/>
+          <w:color w:val="1C1C1C"/>
+          <w:rtl/>
+          <w:lang w:bidi="he-IL"/>
+        </w:rPr>
+        <w:t xml:space="preserve"> </w:t>
+      </w:r>
+      <w:r>
+        <w:rPr>
+          <w:rFonts w:ascii="Arial" w:hAnsi="Arial" w:cs="Arial" w:hint="cs"/>
+          <w:color w:val="1C1C1C"/>
+          <w:rtl/>
+          <w:lang w:bidi="he-IL"/>
+        </w:rPr>
+        <w:t>בנפרד</w:t>
       </w:r>
       <w:r>
         <w:rPr>
@@ -2972,7 +2981,7 @@
       <w:pPr>
         <w:pStyle w:val="3"/>
         <w:bidi/>
-        <w:divId w:val="161092761"/>
+        <w:divId w:val="1410343293"/>
         <w:rPr>
           <w:rFonts w:ascii="Segoe UI" w:eastAsia="Times New Roman" w:hAnsi="Segoe UI" w:cs="Segoe UI"/>
           <w:rtl/>
@@ -3056,7 +3065,7 @@
       <w:pPr>
         <w:pStyle w:val="a7"/>
         <w:bidi/>
-        <w:divId w:val="161092761"/>
+        <w:divId w:val="1410343293"/>
         <w:rPr>
           <w:rFonts w:ascii="Segoe UI" w:hAnsi="Segoe UI" w:cs="Segoe UI"/>
           <w:color w:val="1C1C1C"/>
@@ -3197,16 +3206,16 @@
           <w:rtl/>
           <w:lang w:bidi="he-IL"/>
         </w:rPr>
-        <w:t>משו</w:t>
-      </w:r>
-      <w:r>
-        <w:rPr>
-          <w:rFonts w:ascii="Arial" w:hAnsi="Arial" w:cs="Arial" w:hint="cs"/>
-          <w:color w:val="1C1C1C"/>
-          <w:rtl/>
-          <w:lang w:bidi="he-IL"/>
-        </w:rPr>
-        <w:t>בצים</w:t>
+        <w:t>משוב</w:t>
+      </w:r>
+      <w:r>
+        <w:rPr>
+          <w:rFonts w:ascii="Arial" w:hAnsi="Arial" w:cs="Arial" w:hint="cs"/>
+          <w:color w:val="1C1C1C"/>
+          <w:rtl/>
+          <w:lang w:bidi="he-IL"/>
+        </w:rPr>
+        <w:t>צים</w:t>
       </w:r>
       <w:r>
         <w:rPr>
@@ -3618,7 +3627,7 @@
       <w:pPr>
         <w:pStyle w:val="note"/>
         <w:bidi/>
-        <w:divId w:val="161092761"/>
+        <w:divId w:val="1410343293"/>
         <w:rPr>
           <w:rFonts w:ascii="Segoe UI" w:hAnsi="Segoe UI" w:cs="Segoe UI"/>
           <w:rtl/>
@@ -3729,7 +3738,7 @@
       <w:pPr>
         <w:pStyle w:val="3"/>
         <w:bidi/>
-        <w:divId w:val="161092761"/>
+        <w:divId w:val="1410343293"/>
         <w:rPr>
           <w:rFonts w:ascii="Segoe UI" w:eastAsia="Times New Roman" w:hAnsi="Segoe UI" w:cs="Segoe UI"/>
           <w:rtl/>
@@ -3813,7 +3822,7 @@
       <w:pPr>
         <w:pStyle w:val="a7"/>
         <w:bidi/>
-        <w:divId w:val="161092761"/>
+        <w:divId w:val="1410343293"/>
         <w:rPr>
           <w:rFonts w:ascii="Segoe UI" w:hAnsi="Segoe UI" w:cs="Segoe UI"/>
           <w:color w:val="1C1C1C"/>
@@ -3900,16 +3909,16 @@
           <w:rtl/>
           <w:lang w:bidi="he-IL"/>
         </w:rPr>
-        <w:t>ה</w:t>
-      </w:r>
-      <w:r>
-        <w:rPr>
-          <w:rFonts w:ascii="Arial" w:hAnsi="Arial" w:cs="Arial" w:hint="cs"/>
-          <w:color w:val="1C1C1C"/>
-          <w:rtl/>
-          <w:lang w:bidi="he-IL"/>
-        </w:rPr>
-        <w:t>ראשונה</w:t>
+        <w:t>הר</w:t>
+      </w:r>
+      <w:r>
+        <w:rPr>
+          <w:rFonts w:ascii="Arial" w:hAnsi="Arial" w:cs="Arial" w:hint="cs"/>
+          <w:color w:val="1C1C1C"/>
+          <w:rtl/>
+          <w:lang w:bidi="he-IL"/>
+        </w:rPr>
+        <w:t>אשונה</w:t>
       </w:r>
       <w:r>
         <w:rPr>
@@ -4611,16 +4620,16 @@
           <w:rtl/>
           <w:lang w:bidi="he-IL"/>
         </w:rPr>
-        <w:t>י</w:t>
-      </w:r>
-      <w:r>
-        <w:rPr>
-          <w:rFonts w:ascii="Arial" w:hAnsi="Arial" w:cs="Arial" w:hint="cs"/>
-          <w:color w:val="1C1C1C"/>
-          <w:rtl/>
-          <w:lang w:bidi="he-IL"/>
-        </w:rPr>
-        <w:t>שירות</w:t>
+        <w:t>יש</w:t>
+      </w:r>
+      <w:r>
+        <w:rPr>
+          <w:rFonts w:ascii="Arial" w:hAnsi="Arial" w:cs="Arial" w:hint="cs"/>
+          <w:color w:val="1C1C1C"/>
+          <w:rtl/>
+          <w:lang w:bidi="he-IL"/>
+        </w:rPr>
+        <w:t>ירות</w:t>
       </w:r>
       <w:r>
         <w:rPr>
@@ -4672,7 +4681,7 @@
       <w:pPr>
         <w:pStyle w:val="3"/>
         <w:bidi/>
-        <w:divId w:val="161092761"/>
+        <w:divId w:val="1410343293"/>
         <w:rPr>
           <w:rFonts w:ascii="Segoe UI" w:eastAsia="Times New Roman" w:hAnsi="Segoe UI" w:cs="Segoe UI"/>
           <w:rtl/>
@@ -4756,7 +4765,7 @@
       <w:pPr>
         <w:pStyle w:val="a7"/>
         <w:bidi/>
-        <w:divId w:val="161092761"/>
+        <w:divId w:val="1410343293"/>
         <w:rPr>
           <w:rFonts w:ascii="Segoe UI" w:hAnsi="Segoe UI" w:cs="Segoe UI"/>
           <w:color w:val="1C1C1C"/>
@@ -5489,7 +5498,7 @@
       <w:pPr>
         <w:pStyle w:val="3"/>
         <w:bidi/>
-        <w:divId w:val="161092761"/>
+        <w:divId w:val="1410343293"/>
         <w:rPr>
           <w:rFonts w:ascii="Segoe UI" w:eastAsia="Times New Roman" w:hAnsi="Segoe UI" w:cs="Segoe UI"/>
           <w:rtl/>
@@ -5518,19 +5527,11 @@
           <w:rtl/>
           <w:lang w:bidi="he-IL"/>
         </w:rPr>
-        <w:t>מילי</w:t>
-      </w:r>
-      <w:r>
-        <w:rPr>
-          <w:rFonts w:ascii="Arial" w:eastAsia="Times New Roman" w:hAnsi="Arial" w:cs="Arial" w:hint="cs"/>
-          <w:rtl/>
-          <w:lang w:bidi="he-IL"/>
-        </w:rPr>
-        <w:t>ם</w:t>
-      </w:r>
-      <w:r>
-        <w:rPr>
-          <w:rFonts w:ascii="Segoe UI" w:eastAsia="Times New Roman" w:hAnsi="Segoe UI" w:cs="Segoe UI" w:hint="cs"/>
+        <w:t>מילים</w:t>
+      </w:r>
+      <w:r>
+        <w:rPr>
+          <w:rFonts w:ascii="Segoe UI" w:eastAsia="Times New Roman" w:hAnsi="Segoe UI" w:cs="Segoe UI"/>
           <w:rtl/>
           <w:lang w:bidi="he-IL"/>
         </w:rPr>
@@ -5549,7 +5550,7 @@
       <w:pPr>
         <w:pStyle w:val="a7"/>
         <w:bidi/>
-        <w:divId w:val="161092761"/>
+        <w:divId w:val="1410343293"/>
         <w:rPr>
           <w:rFonts w:ascii="Segoe UI" w:hAnsi="Segoe UI" w:cs="Segoe UI"/>
           <w:color w:val="1C1C1C"/>
@@ -6338,7 +6339,16 @@
           <w:rtl/>
           <w:lang w:bidi="he-IL"/>
         </w:rPr>
-        <w:t>מכיר</w:t>
+        <w:t>מ</w:t>
+      </w:r>
+      <w:r>
+        <w:rPr>
+          <w:rFonts w:ascii="Arial" w:hAnsi="Arial" w:cs="Arial" w:hint="cs"/>
+          <w:color w:val="1C1C1C"/>
+          <w:rtl/>
+          <w:lang w:bidi="he-IL"/>
+        </w:rPr>
+        <w:t>כיר</w:t>
       </w:r>
       <w:r>
         <w:rPr>
@@ -6444,7 +6454,7 @@
       <w:pPr>
         <w:pStyle w:val="3"/>
         <w:bidi/>
-        <w:divId w:val="161092761"/>
+        <w:divId w:val="1410343293"/>
         <w:rPr>
           <w:rFonts w:ascii="Segoe UI" w:eastAsia="Times New Roman" w:hAnsi="Segoe UI" w:cs="Segoe UI"/>
           <w:rtl/>
@@ -6481,7 +6491,23 @@
           <w:rtl/>
           <w:lang w:bidi="he-IL"/>
         </w:rPr>
-        <w:t xml:space="preserve"> 10, </w:t>
+        <w:t xml:space="preserve"> 10 </w:t>
+      </w:r>
+      <w:r>
+        <w:rPr>
+          <w:rFonts w:ascii="Arial" w:eastAsia="Times New Roman" w:hAnsi="Arial" w:cs="Arial" w:hint="cs"/>
+          <w:rtl/>
+          <w:lang w:bidi="he-IL"/>
+        </w:rPr>
+        <w:t>ומעלה</w:t>
+      </w:r>
+      <w:r>
+        <w:rPr>
+          <w:rFonts w:ascii="Segoe UI" w:eastAsia="Times New Roman" w:hAnsi="Segoe UI" w:cs="Segoe UI" w:hint="cs"/>
+          <w:rtl/>
+          <w:lang w:bidi="he-IL"/>
+        </w:rPr>
+        <w:t xml:space="preserve">, </w:t>
       </w:r>
       <w:r>
         <w:rPr>
@@ -6512,7 +6538,7 @@
       <w:pPr>
         <w:pStyle w:val="a7"/>
         <w:bidi/>
-        <w:divId w:val="161092761"/>
+        <w:divId w:val="1410343293"/>
         <w:rPr>
           <w:rFonts w:ascii="Segoe UI" w:hAnsi="Segoe UI" w:cs="Segoe UI"/>
           <w:color w:val="1C1C1C"/>
@@ -6732,7 +6758,7 @@
       <w:pPr>
         <w:pStyle w:val="a7"/>
         <w:bidi/>
-        <w:divId w:val="161092761"/>
+        <w:divId w:val="1410343293"/>
         <w:rPr>
           <w:rFonts w:ascii="Segoe UI" w:hAnsi="Segoe UI" w:cs="Segoe UI"/>
           <w:color w:val="1C1C1C"/>
@@ -7036,13 +7062,143 @@
           <w:lang w:bidi="he-IL"/>
         </w:rPr>
         <w:t>.</w:t>
+      </w:r>
+    </w:p>
+    <w:p>
+      <w:pPr>
+        <w:pStyle w:val="a7"/>
+        <w:bidi/>
+        <w:divId w:val="1410343293"/>
+        <w:rPr>
+          <w:rFonts w:ascii="Segoe UI" w:hAnsi="Segoe UI" w:cs="Segoe UI"/>
+          <w:color w:val="1C1C1C"/>
+          <w:rtl/>
+          <w:lang w:bidi="he-IL"/>
+        </w:rPr>
+      </w:pPr>
+      <w:r>
+        <w:rPr>
+          <w:rFonts w:ascii="Arial" w:hAnsi="Arial" w:cs="Arial" w:hint="cs"/>
+          <w:color w:val="1C1C1C"/>
+          <w:rtl/>
+          <w:lang w:bidi="he-IL"/>
+        </w:rPr>
+        <w:t>מ</w:t>
+      </w:r>
+      <w:r>
+        <w:rPr>
+          <w:rFonts w:ascii="Arial" w:hAnsi="Arial" w:cs="Arial" w:hint="cs"/>
+          <w:color w:val="1C1C1C"/>
+          <w:rtl/>
+          <w:lang w:bidi="he-IL"/>
+        </w:rPr>
+        <w:t>גיל</w:t>
+      </w:r>
+      <w:r>
+        <w:rPr>
+          <w:rFonts w:ascii="Segoe UI" w:hAnsi="Segoe UI" w:cs="Segoe UI" w:hint="cs"/>
+          <w:color w:val="1C1C1C"/>
+          <w:rtl/>
+          <w:lang w:bidi="he-IL"/>
+        </w:rPr>
+        <w:t xml:space="preserve"> 10 </w:t>
+      </w:r>
+      <w:r>
+        <w:rPr>
+          <w:rFonts w:ascii="Arial" w:hAnsi="Arial" w:cs="Arial" w:hint="cs"/>
+          <w:color w:val="1C1C1C"/>
+          <w:rtl/>
+          <w:lang w:bidi="he-IL"/>
+        </w:rPr>
+        <w:t>ומעלה</w:t>
+      </w:r>
+      <w:r>
+        <w:rPr>
+          <w:rFonts w:ascii="Segoe UI" w:hAnsi="Segoe UI" w:cs="Segoe UI" w:hint="cs"/>
+          <w:color w:val="1C1C1C"/>
+          <w:rtl/>
+          <w:lang w:bidi="he-IL"/>
+        </w:rPr>
+        <w:t xml:space="preserve">: </w:t>
+      </w:r>
+      <w:r>
+        <w:rPr>
+          <w:rFonts w:ascii="Arial" w:hAnsi="Arial" w:cs="Arial" w:hint="cs"/>
+          <w:color w:val="1C1C1C"/>
+          <w:rtl/>
+          <w:lang w:bidi="he-IL"/>
+        </w:rPr>
+        <w:t>אותו</w:t>
+      </w:r>
+      <w:r>
+        <w:rPr>
+          <w:rFonts w:ascii="Segoe UI" w:hAnsi="Segoe UI" w:cs="Segoe UI" w:hint="cs"/>
+          <w:color w:val="1C1C1C"/>
+          <w:rtl/>
+          <w:lang w:bidi="he-IL"/>
+        </w:rPr>
+        <w:t xml:space="preserve"> </w:t>
+      </w:r>
+      <w:r>
+        <w:rPr>
+          <w:rFonts w:ascii="Arial" w:hAnsi="Arial" w:cs="Arial" w:hint="cs"/>
+          <w:color w:val="1C1C1C"/>
+          <w:rtl/>
+          <w:lang w:bidi="he-IL"/>
+        </w:rPr>
+        <w:t>רובוט</w:t>
+      </w:r>
+      <w:r>
+        <w:rPr>
+          <w:rFonts w:ascii="Segoe UI" w:hAnsi="Segoe UI" w:cs="Segoe UI" w:hint="cs"/>
+          <w:color w:val="1C1C1C"/>
+          <w:rtl/>
+          <w:lang w:bidi="he-IL"/>
+        </w:rPr>
+        <w:t xml:space="preserve"> </w:t>
+      </w:r>
+      <w:r>
+        <w:rPr>
+          <w:rFonts w:ascii="Arial" w:hAnsi="Arial" w:cs="Arial" w:hint="cs"/>
+          <w:color w:val="1C1C1C"/>
+          <w:rtl/>
+          <w:lang w:bidi="he-IL"/>
+        </w:rPr>
+        <w:t>מתוכנת</w:t>
+      </w:r>
+      <w:r>
+        <w:rPr>
+          <w:rFonts w:ascii="Segoe UI" w:hAnsi="Segoe UI" w:cs="Segoe UI" w:hint="cs"/>
+          <w:color w:val="1C1C1C"/>
+          <w:rtl/>
+          <w:lang w:bidi="he-IL"/>
+        </w:rPr>
+        <w:t xml:space="preserve"> </w:t>
+      </w:r>
+      <w:r>
+        <w:rPr>
+          <w:rFonts w:ascii="Arial" w:hAnsi="Arial" w:cs="Arial" w:hint="cs"/>
+          <w:color w:val="1C1C1C"/>
+          <w:rtl/>
+          <w:lang w:bidi="he-IL"/>
+        </w:rPr>
+        <w:t>מתוך</w:t>
+      </w:r>
+      <w:r>
+        <w:rPr>
+          <w:rFonts w:ascii="Segoe UI" w:hAnsi="Segoe UI" w:cs="Segoe UI" w:hint="cs"/>
+          <w:color w:val="1C1C1C"/>
+          <w:rtl/>
+          <w:lang w:bidi="he-IL"/>
+        </w:rPr>
+        <w:t xml:space="preserve"> Scratch.</w:t>
       </w:r>
     </w:p>
     <w:p>
       <w:pPr>
         <w:pStyle w:val="3"/>
         <w:bidi/>
-        <w:divId w:val="161092761"/>
+        <w:divId w:val="1410343293"/>
         <w:rPr>
           <w:rFonts w:ascii="Segoe UI" w:eastAsia="Times New Roman" w:hAnsi="Segoe UI" w:cs="Segoe UI"/>
           <w:rtl/>
@@ -7071,22 +7227,14 @@
           <w:rtl/>
           <w:lang w:bidi="he-IL"/>
         </w:rPr>
-        <w:t>מש</w:t>
-      </w:r>
-      <w:r>
-        <w:rPr>
-          <w:rFonts w:ascii="Arial" w:eastAsia="Times New Roman" w:hAnsi="Arial" w:cs="Arial" w:hint="cs"/>
-          <w:rtl/>
-          <w:lang w:bidi="he-IL"/>
-        </w:rPr>
-        <w:t>תמשים</w:t>
+        <w:t>משתמשים</w:t>
       </w:r>
     </w:p>
     <w:p>
       <w:pPr>
         <w:pStyle w:val="a7"/>
         <w:bidi/>
-        <w:divId w:val="161092761"/>
+        <w:divId w:val="1410343293"/>
         <w:rPr>
           <w:rFonts w:ascii="Segoe UI" w:hAnsi="Segoe UI" w:cs="Segoe UI"/>
           <w:color w:val="1C1C1C"/>
@@ -7324,7 +7472,7 @@
       <w:pPr>
         <w:pStyle w:val="a7"/>
         <w:bidi/>
-        <w:divId w:val="161092761"/>
+        <w:divId w:val="1410343293"/>
         <w:rPr>
           <w:rFonts w:ascii="Segoe UI" w:hAnsi="Segoe UI" w:cs="Segoe UI"/>
           <w:color w:val="1C1C1C"/>
@@ -7457,13 +7605,113 @@
           <w:lang w:bidi="he-IL"/>
         </w:rPr>
         <w:t>-UKCA.</w:t>
+      </w:r>
+    </w:p>
+    <w:p>
+      <w:pPr>
+        <w:pStyle w:val="note"/>
+        <w:bidi/>
+        <w:divId w:val="1410343293"/>
+        <w:rPr>
+          <w:rFonts w:ascii="Segoe UI" w:hAnsi="Segoe UI" w:cs="Segoe UI"/>
+          <w:rtl/>
+          <w:lang w:bidi="he-IL"/>
+        </w:rPr>
+      </w:pPr>
+      <w:r>
+        <w:rPr>
+          <w:rStyle w:val="a5"/>
+          <w:rFonts w:ascii="Arial" w:hAnsi="Arial" w:cs="Arial" w:hint="cs"/>
+          <w:i/>
+          <w:iCs/>
+          <w:rtl/>
+          <w:lang w:bidi="he-IL"/>
+        </w:rPr>
+        <w:t>את</w:t>
+      </w:r>
+      <w:r>
+        <w:rPr>
+          <w:rStyle w:val="a5"/>
+          <w:rFonts w:ascii="Segoe UI" w:hAnsi="Segoe UI" w:cs="Segoe UI" w:hint="cs"/>
+          <w:i/>
+          <w:iCs/>
+          <w:rtl/>
+          <w:lang w:bidi="he-IL"/>
+        </w:rPr>
+        <w:t xml:space="preserve"> </w:t>
+      </w:r>
+      <w:r>
+        <w:rPr>
+          <w:rStyle w:val="a5"/>
+          <w:rFonts w:ascii="Arial" w:hAnsi="Arial" w:cs="Arial" w:hint="cs"/>
+          <w:i/>
+          <w:iCs/>
+          <w:rtl/>
+          <w:lang w:bidi="he-IL"/>
+        </w:rPr>
+        <w:t>המחיר</w:t>
+      </w:r>
+      <w:r>
+        <w:rPr>
+          <w:rStyle w:val="a5"/>
+          <w:rFonts w:ascii="Segoe UI" w:hAnsi="Segoe UI" w:cs="Segoe UI" w:hint="cs"/>
+          <w:i/>
+          <w:iCs/>
+          <w:rtl/>
+          <w:lang w:bidi="he-IL"/>
+        </w:rPr>
+        <w:t xml:space="preserve"> </w:t>
+      </w:r>
+      <w:r>
+        <w:rPr>
+          <w:rStyle w:val="a5"/>
+          <w:rFonts w:ascii="Arial" w:hAnsi="Arial" w:cs="Arial" w:hint="cs"/>
+          <w:i/>
+          <w:iCs/>
+          <w:rtl/>
+          <w:lang w:bidi="he-IL"/>
+        </w:rPr>
+        <w:t>קובע</w:t>
+      </w:r>
+      <w:r>
+        <w:rPr>
+          <w:rStyle w:val="a5"/>
+          <w:rFonts w:ascii="Segoe UI" w:hAnsi="Segoe UI" w:cs="Segoe UI" w:hint="cs"/>
+          <w:i/>
+          <w:iCs/>
+          <w:rtl/>
+          <w:lang w:bidi="he-IL"/>
+        </w:rPr>
+        <w:t xml:space="preserve"> </w:t>
+      </w:r>
+      <w:r>
+        <w:rPr>
+          <w:rStyle w:val="a5"/>
+          <w:rFonts w:ascii="Arial" w:hAnsi="Arial" w:cs="Arial" w:hint="cs"/>
+          <w:i/>
+          <w:iCs/>
+          <w:rtl/>
+          <w:lang w:bidi="he-IL"/>
+        </w:rPr>
+        <w:t>המפיץ</w:t>
+      </w:r>
+      <w:r>
+        <w:rPr>
+          <w:rStyle w:val="a5"/>
+          <w:rFonts w:ascii="Segoe UI" w:hAnsi="Segoe UI" w:cs="Segoe UI" w:hint="cs"/>
+          <w:i/>
+          <w:iCs/>
+          <w:rtl/>
+          <w:lang w:bidi="he-IL"/>
+        </w:rPr>
+        <w:t>.</w:t>
       </w:r>
     </w:p>
     <w:p>
       <w:pPr>
         <w:pStyle w:val="a7"/>
         <w:bidi/>
-        <w:divId w:val="161092761"/>
+        <w:divId w:val="1410343293"/>
         <w:rPr>
           <w:rFonts w:ascii="Segoe UI" w:hAnsi="Segoe UI" w:cs="Segoe UI"/>
           <w:color w:val="1C1C1C"/>
@@ -7478,52 +7726,106 @@
           <w:rtl/>
           <w:lang w:bidi="he-IL"/>
         </w:rPr>
-        <w:t>המחיר</w:t>
-      </w:r>
-      <w:r>
-        <w:rPr>
-          <w:rFonts w:ascii="Segoe UI" w:hAnsi="Segoe UI" w:cs="Segoe UI" w:hint="cs"/>
-          <w:color w:val="1C1C1C"/>
-          <w:rtl/>
-          <w:lang w:bidi="he-IL"/>
-        </w:rPr>
-        <w:t xml:space="preserve"> </w:t>
-      </w:r>
-      <w:r>
-        <w:rPr>
-          <w:rFonts w:ascii="Arial" w:hAnsi="Arial" w:cs="Arial" w:hint="cs"/>
-          <w:color w:val="1C1C1C"/>
-          <w:rtl/>
-          <w:lang w:bidi="he-IL"/>
-        </w:rPr>
-        <w:t>המומלץ</w:t>
-      </w:r>
-      <w:r>
-        <w:rPr>
-          <w:rFonts w:ascii="Segoe UI" w:hAnsi="Segoe UI" w:cs="Segoe UI" w:hint="cs"/>
-          <w:color w:val="1C1C1C"/>
-          <w:rtl/>
-          <w:lang w:bidi="he-IL"/>
-        </w:rPr>
-        <w:t xml:space="preserve"> </w:t>
-      </w:r>
-      <w:r>
-        <w:rPr>
-          <w:rFonts w:ascii="Arial" w:hAnsi="Arial" w:cs="Arial" w:hint="cs"/>
-          <w:color w:val="1C1C1C"/>
-          <w:rtl/>
-          <w:lang w:bidi="he-IL"/>
-        </w:rPr>
-        <w:t>לצרפת</w:t>
-      </w:r>
-      <w:r>
-        <w:rPr>
-          <w:rFonts w:ascii="Segoe UI" w:hAnsi="Segoe UI" w:cs="Segoe UI" w:hint="cs"/>
-          <w:color w:val="1C1C1C"/>
-          <w:rtl/>
-          <w:lang w:bidi="he-IL"/>
-        </w:rPr>
-        <w:t xml:space="preserve">: 297 € HT. </w:t>
+        <w:t>נסו</w:t>
+      </w:r>
+      <w:r>
+        <w:rPr>
+          <w:rFonts w:ascii="Segoe UI" w:hAnsi="Segoe UI" w:cs="Segoe UI" w:hint="cs"/>
+          <w:color w:val="1C1C1C"/>
+          <w:rtl/>
+          <w:lang w:bidi="he-IL"/>
+        </w:rPr>
+        <w:t xml:space="preserve"> </w:t>
+      </w:r>
+      <w:r>
+        <w:rPr>
+          <w:rFonts w:ascii="Arial" w:hAnsi="Arial" w:cs="Arial" w:hint="cs"/>
+          <w:color w:val="1C1C1C"/>
+          <w:rtl/>
+          <w:lang w:bidi="he-IL"/>
+        </w:rPr>
+        <w:t>את</w:t>
+      </w:r>
+      <w:r>
+        <w:rPr>
+          <w:rFonts w:ascii="Segoe UI" w:hAnsi="Segoe UI" w:cs="Segoe UI" w:hint="cs"/>
+          <w:color w:val="1C1C1C"/>
+          <w:rtl/>
+          <w:lang w:bidi="he-IL"/>
+        </w:rPr>
+        <w:t xml:space="preserve"> </w:t>
+      </w:r>
+      <w:r>
+        <w:rPr>
+          <w:rFonts w:ascii="Arial" w:hAnsi="Arial" w:cs="Arial" w:hint="cs"/>
+          <w:color w:val="1C1C1C"/>
+          <w:rtl/>
+          <w:lang w:bidi="he-IL"/>
+        </w:rPr>
+        <w:t>הרובוט</w:t>
+      </w:r>
+      <w:r>
+        <w:rPr>
+          <w:rFonts w:ascii="Segoe UI" w:hAnsi="Segoe UI" w:cs="Segoe UI" w:hint="cs"/>
+          <w:color w:val="1C1C1C"/>
+          <w:rtl/>
+          <w:lang w:bidi="he-IL"/>
+        </w:rPr>
+        <w:t xml:space="preserve"> </w:t>
+      </w:r>
+      <w:r>
+        <w:rPr>
+          <w:rFonts w:ascii="Arial" w:hAnsi="Arial" w:cs="Arial" w:hint="cs"/>
+          <w:color w:val="1C1C1C"/>
+          <w:rtl/>
+          <w:lang w:bidi="he-IL"/>
+        </w:rPr>
+        <w:t>עוד</w:t>
+      </w:r>
+      <w:r>
+        <w:rPr>
+          <w:rFonts w:ascii="Segoe UI" w:hAnsi="Segoe UI" w:cs="Segoe UI" w:hint="cs"/>
+          <w:color w:val="1C1C1C"/>
+          <w:rtl/>
+          <w:lang w:bidi="he-IL"/>
+        </w:rPr>
+        <w:t xml:space="preserve"> </w:t>
+      </w:r>
+      <w:r>
+        <w:rPr>
+          <w:rFonts w:ascii="Arial" w:hAnsi="Arial" w:cs="Arial" w:hint="cs"/>
+          <w:color w:val="1C1C1C"/>
+          <w:rtl/>
+          <w:lang w:bidi="he-IL"/>
+        </w:rPr>
+        <w:t>לפני</w:t>
+      </w:r>
+      <w:r>
+        <w:rPr>
+          <w:rFonts w:ascii="Segoe UI" w:hAnsi="Segoe UI" w:cs="Segoe UI" w:hint="cs"/>
+          <w:color w:val="1C1C1C"/>
+          <w:rtl/>
+          <w:lang w:bidi="he-IL"/>
+        </w:rPr>
+        <w:t xml:space="preserve"> </w:t>
+      </w:r>
+      <w:r>
+        <w:rPr>
+          <w:rFonts w:ascii="Arial" w:hAnsi="Arial" w:cs="Arial" w:hint="cs"/>
+          <w:color w:val="1C1C1C"/>
+          <w:rtl/>
+          <w:lang w:bidi="he-IL"/>
+        </w:rPr>
+        <w:t>הרכישה</w:t>
+      </w:r>
+      <w:r>
+        <w:rPr>
+          <w:rFonts w:ascii="Segoe UI" w:hAnsi="Segoe UI" w:cs="Segoe UI" w:hint="cs"/>
+          <w:color w:val="1C1C1C"/>
+          <w:rtl/>
+          <w:lang w:bidi="he-IL"/>
+        </w:rPr>
+        <w:t xml:space="preserve">. </w:t>
       </w:r>
       <w:r>
         <w:rPr>
@@ -7550,187 +7852,43 @@
           <w:rtl/>
           <w:lang w:bidi="he-IL"/>
         </w:rPr>
-        <w:t>כבר</w:t>
-      </w:r>
-      <w:r>
-        <w:rPr>
-          <w:rFonts w:ascii="Segoe UI" w:hAnsi="Segoe UI" w:cs="Segoe UI" w:hint="cs"/>
-          <w:color w:val="1C1C1C"/>
-          <w:rtl/>
-          <w:lang w:bidi="he-IL"/>
-        </w:rPr>
-        <w:t xml:space="preserve"> </w:t>
-      </w:r>
-      <w:r>
-        <w:rPr>
-          <w:rFonts w:ascii="Arial" w:hAnsi="Arial" w:cs="Arial" w:hint="cs"/>
-          <w:color w:val="1C1C1C"/>
-          <w:rtl/>
-          <w:lang w:bidi="he-IL"/>
-        </w:rPr>
-        <w:t>כולל</w:t>
-      </w:r>
-      <w:r>
-        <w:rPr>
-          <w:rFonts w:ascii="Segoe UI" w:hAnsi="Segoe UI" w:cs="Segoe UI" w:hint="cs"/>
-          <w:color w:val="1C1C1C"/>
-          <w:rtl/>
-          <w:lang w:bidi="he-IL"/>
-        </w:rPr>
-        <w:t xml:space="preserve"> </w:t>
-      </w:r>
-      <w:r>
-        <w:rPr>
-          <w:rFonts w:ascii="Arial" w:hAnsi="Arial" w:cs="Arial" w:hint="cs"/>
-          <w:color w:val="1C1C1C"/>
-          <w:rtl/>
-          <w:lang w:bidi="he-IL"/>
-        </w:rPr>
-        <w:t>מתמטיקה</w:t>
-      </w:r>
-      <w:r>
-        <w:rPr>
-          <w:rFonts w:ascii="Segoe UI" w:hAnsi="Segoe UI" w:cs="Segoe UI" w:hint="cs"/>
-          <w:color w:val="1C1C1C"/>
-          <w:rtl/>
-          <w:lang w:bidi="he-IL"/>
-        </w:rPr>
-        <w:t xml:space="preserve">, </w:t>
-      </w:r>
-      <w:r>
-        <w:rPr>
-          <w:rFonts w:ascii="Arial" w:hAnsi="Arial" w:cs="Arial" w:hint="cs"/>
-          <w:color w:val="1C1C1C"/>
-          <w:rtl/>
-          <w:lang w:bidi="he-IL"/>
-        </w:rPr>
-        <w:t>גאומטריה</w:t>
-      </w:r>
-      <w:r>
-        <w:rPr>
-          <w:rFonts w:ascii="Segoe UI" w:hAnsi="Segoe UI" w:cs="Segoe UI" w:hint="cs"/>
-          <w:color w:val="1C1C1C"/>
-          <w:rtl/>
-          <w:lang w:bidi="he-IL"/>
-        </w:rPr>
-        <w:t xml:space="preserve">, </w:t>
-      </w:r>
-      <w:r>
-        <w:rPr>
-          <w:rFonts w:ascii="Arial" w:hAnsi="Arial" w:cs="Arial" w:hint="cs"/>
-          <w:color w:val="1C1C1C"/>
-          <w:rtl/>
-          <w:lang w:bidi="he-IL"/>
-        </w:rPr>
-        <w:t>ציור</w:t>
-      </w:r>
-      <w:r>
-        <w:rPr>
-          <w:rFonts w:ascii="Segoe UI" w:hAnsi="Segoe UI" w:cs="Segoe UI" w:hint="cs"/>
-          <w:color w:val="1C1C1C"/>
-          <w:rtl/>
-          <w:lang w:bidi="he-IL"/>
-        </w:rPr>
-        <w:t xml:space="preserve">, </w:t>
-      </w:r>
-      <w:r>
-        <w:rPr>
-          <w:rFonts w:ascii="Arial" w:hAnsi="Arial" w:cs="Arial" w:hint="cs"/>
-          <w:color w:val="1C1C1C"/>
-          <w:rtl/>
-          <w:lang w:bidi="he-IL"/>
-        </w:rPr>
-        <w:t>קול</w:t>
-      </w:r>
-      <w:r>
-        <w:rPr>
-          <w:rFonts w:ascii="Segoe UI" w:hAnsi="Segoe UI" w:cs="Segoe UI" w:hint="cs"/>
-          <w:color w:val="1C1C1C"/>
-          <w:rtl/>
-          <w:lang w:bidi="he-IL"/>
-        </w:rPr>
-        <w:t xml:space="preserve"> </w:t>
-      </w:r>
-      <w:r>
-        <w:rPr>
-          <w:rFonts w:ascii="Arial" w:hAnsi="Arial" w:cs="Arial" w:hint="cs"/>
-          <w:color w:val="1C1C1C"/>
-          <w:rtl/>
-          <w:lang w:bidi="he-IL"/>
-        </w:rPr>
-        <w:t>ומתודיקה</w:t>
-      </w:r>
-      <w:r>
-        <w:rPr>
-          <w:rFonts w:ascii="Segoe UI" w:hAnsi="Segoe UI" w:cs="Segoe UI" w:hint="cs"/>
-          <w:color w:val="1C1C1C"/>
-          <w:rtl/>
-          <w:lang w:bidi="he-IL"/>
-        </w:rPr>
-        <w:t xml:space="preserve">, </w:t>
-      </w:r>
-      <w:r>
-        <w:rPr>
-          <w:rFonts w:ascii="Arial" w:hAnsi="Arial" w:cs="Arial" w:hint="cs"/>
-          <w:color w:val="1C1C1C"/>
-          <w:rtl/>
-          <w:lang w:bidi="he-IL"/>
-        </w:rPr>
-        <w:t>ללא</w:t>
-      </w:r>
-      <w:r>
-        <w:rPr>
-          <w:rFonts w:ascii="Segoe UI" w:hAnsi="Segoe UI" w:cs="Segoe UI" w:hint="cs"/>
-          <w:color w:val="1C1C1C"/>
-          <w:rtl/>
-          <w:lang w:bidi="he-IL"/>
-        </w:rPr>
-        <w:t xml:space="preserve"> </w:t>
-      </w:r>
-      <w:r>
-        <w:rPr>
-          <w:rFonts w:ascii="Arial" w:hAnsi="Arial" w:cs="Arial" w:hint="cs"/>
-          <w:color w:val="1C1C1C"/>
-          <w:rtl/>
-          <w:lang w:bidi="he-IL"/>
-        </w:rPr>
-        <w:t>תוספות</w:t>
-      </w:r>
-      <w:r>
-        <w:rPr>
-          <w:rFonts w:ascii="Segoe UI" w:hAnsi="Segoe UI" w:cs="Segoe UI" w:hint="cs"/>
-          <w:color w:val="1C1C1C"/>
-          <w:rtl/>
-          <w:lang w:bidi="he-IL"/>
-        </w:rPr>
-        <w:t xml:space="preserve"> </w:t>
-      </w:r>
-      <w:r>
-        <w:rPr>
-          <w:rFonts w:ascii="Arial" w:hAnsi="Arial" w:cs="Arial" w:hint="cs"/>
-          <w:color w:val="1C1C1C"/>
-          <w:rtl/>
-          <w:lang w:bidi="he-IL"/>
-        </w:rPr>
-        <w:t>תשלום</w:t>
-      </w:r>
-      <w:r>
-        <w:rPr>
-          <w:rFonts w:ascii="Segoe UI" w:hAnsi="Segoe UI" w:cs="Segoe UI" w:hint="cs"/>
-          <w:color w:val="1C1C1C"/>
-          <w:rtl/>
-          <w:lang w:bidi="he-IL"/>
-        </w:rPr>
-        <w:t xml:space="preserve"> </w:t>
-      </w:r>
-      <w:r>
-        <w:rPr>
-          <w:rFonts w:ascii="Arial" w:hAnsi="Arial" w:cs="Arial" w:hint="cs"/>
-          <w:color w:val="1C1C1C"/>
-          <w:rtl/>
-          <w:lang w:bidi="he-IL"/>
-        </w:rPr>
-        <w:t>נפרדות</w:t>
+        <w:t>פועל</w:t>
+      </w:r>
+      <w:r>
+        <w:rPr>
+          <w:rFonts w:ascii="Segoe UI" w:hAnsi="Segoe UI" w:cs="Segoe UI" w:hint="cs"/>
+          <w:color w:val="1C1C1C"/>
+          <w:rtl/>
+          <w:lang w:bidi="he-IL"/>
+        </w:rPr>
+        <w:t xml:space="preserve"> </w:t>
+      </w:r>
+      <w:r>
+        <w:rPr>
+          <w:rFonts w:ascii="Arial" w:hAnsi="Arial" w:cs="Arial" w:hint="cs"/>
+          <w:color w:val="1C1C1C"/>
+          <w:rtl/>
+          <w:lang w:bidi="he-IL"/>
+        </w:rPr>
+        <w:t>ישירות</w:t>
+      </w:r>
+      <w:r>
+        <w:rPr>
+          <w:rFonts w:ascii="Segoe UI" w:hAnsi="Segoe UI" w:cs="Segoe UI" w:hint="cs"/>
+          <w:color w:val="1C1C1C"/>
+          <w:rtl/>
+          <w:lang w:bidi="he-IL"/>
+        </w:rPr>
+        <w:t xml:space="preserve"> </w:t>
+      </w:r>
+      <w:r>
+        <w:rPr>
+          <w:rFonts w:ascii="Arial" w:hAnsi="Arial" w:cs="Arial" w:hint="cs"/>
+          <w:color w:val="1C1C1C"/>
+          <w:rtl/>
+          <w:lang w:bidi="he-IL"/>
+        </w:rPr>
+        <w:t>בדפדפן</w:t>
       </w:r>
       <w:r>
         <w:rPr>
@@ -7748,131 +7906,207 @@
           <w:rtl/>
           <w:lang w:bidi="he-IL"/>
         </w:rPr>
-        <w:t>רכישה</w:t>
-      </w:r>
-      <w:r>
-        <w:rPr>
-          <w:rFonts w:ascii="Segoe UI" w:hAnsi="Segoe UI" w:cs="Segoe UI" w:hint="cs"/>
-          <w:color w:val="1C1C1C"/>
-          <w:rtl/>
-          <w:lang w:bidi="he-IL"/>
-        </w:rPr>
-        <w:t xml:space="preserve"> </w:t>
-      </w:r>
-      <w:r>
-        <w:rPr>
-          <w:rFonts w:ascii="Arial" w:hAnsi="Arial" w:cs="Arial" w:hint="cs"/>
-          <w:color w:val="1C1C1C"/>
-          <w:rtl/>
-          <w:lang w:bidi="he-IL"/>
-        </w:rPr>
-        <w:t>אחת</w:t>
-      </w:r>
-      <w:r>
-        <w:rPr>
-          <w:rFonts w:ascii="Segoe UI" w:hAnsi="Segoe UI" w:cs="Segoe UI" w:hint="cs"/>
-          <w:color w:val="1C1C1C"/>
-          <w:rtl/>
-          <w:lang w:bidi="he-IL"/>
-        </w:rPr>
-        <w:t xml:space="preserve"> </w:t>
-      </w:r>
-      <w:r>
-        <w:rPr>
-          <w:rFonts w:ascii="Arial" w:hAnsi="Arial" w:cs="Arial" w:hint="cs"/>
-          <w:color w:val="1C1C1C"/>
-          <w:rtl/>
-          <w:lang w:bidi="he-IL"/>
-        </w:rPr>
-        <w:t>מספיקה</w:t>
-      </w:r>
-      <w:r>
-        <w:rPr>
-          <w:rFonts w:ascii="Segoe UI" w:hAnsi="Segoe UI" w:cs="Segoe UI" w:hint="cs"/>
-          <w:color w:val="1C1C1C"/>
-          <w:rtl/>
-          <w:lang w:bidi="he-IL"/>
-        </w:rPr>
-        <w:t xml:space="preserve"> </w:t>
-      </w:r>
-      <w:r>
-        <w:rPr>
-          <w:rFonts w:ascii="Arial" w:hAnsi="Arial" w:cs="Arial" w:hint="cs"/>
-          <w:color w:val="1C1C1C"/>
-          <w:rtl/>
-          <w:lang w:bidi="he-IL"/>
-        </w:rPr>
-        <w:t>לכל</w:t>
-      </w:r>
-      <w:r>
-        <w:rPr>
-          <w:rFonts w:ascii="Segoe UI" w:hAnsi="Segoe UI" w:cs="Segoe UI" w:hint="cs"/>
-          <w:color w:val="1C1C1C"/>
-          <w:rtl/>
-          <w:lang w:bidi="he-IL"/>
-        </w:rPr>
-        <w:t xml:space="preserve"> </w:t>
-      </w:r>
-      <w:r>
-        <w:rPr>
-          <w:rFonts w:ascii="Arial" w:hAnsi="Arial" w:cs="Arial" w:hint="cs"/>
-          <w:color w:val="1C1C1C"/>
-          <w:rtl/>
-          <w:lang w:bidi="he-IL"/>
-        </w:rPr>
-        <w:t>השנים</w:t>
-      </w:r>
-      <w:r>
-        <w:rPr>
-          <w:rFonts w:ascii="Segoe UI" w:hAnsi="Segoe UI" w:cs="Segoe UI" w:hint="cs"/>
-          <w:color w:val="1C1C1C"/>
-          <w:rtl/>
-          <w:lang w:bidi="he-IL"/>
-        </w:rPr>
-        <w:t xml:space="preserve"> </w:t>
-      </w:r>
-      <w:r>
-        <w:rPr>
-          <w:rFonts w:ascii="Arial" w:hAnsi="Arial" w:cs="Arial" w:hint="cs"/>
-          <w:color w:val="1C1C1C"/>
-          <w:rtl/>
-          <w:lang w:bidi="he-IL"/>
-        </w:rPr>
-        <w:t>מגיל</w:t>
-      </w:r>
-      <w:r>
-        <w:rPr>
-          <w:rFonts w:ascii="Segoe UI" w:hAnsi="Segoe UI" w:cs="Segoe UI" w:hint="cs"/>
-          <w:color w:val="1C1C1C"/>
-          <w:rtl/>
-          <w:lang w:bidi="he-IL"/>
-        </w:rPr>
-        <w:t xml:space="preserve"> 4 </w:t>
-      </w:r>
-      <w:r>
-        <w:rPr>
-          <w:rFonts w:ascii="Arial" w:hAnsi="Arial" w:cs="Arial" w:hint="cs"/>
-          <w:color w:val="1C1C1C"/>
-          <w:rtl/>
-          <w:lang w:bidi="he-IL"/>
-        </w:rPr>
-        <w:t>ועד</w:t>
-      </w:r>
-      <w:r>
-        <w:rPr>
-          <w:rFonts w:ascii="Segoe UI" w:hAnsi="Segoe UI" w:cs="Segoe UI" w:hint="cs"/>
-          <w:color w:val="1C1C1C"/>
-          <w:rtl/>
-          <w:lang w:bidi="he-IL"/>
-        </w:rPr>
-        <w:t xml:space="preserve"> 10.</w:t>
+        <w:t>פתחו</w:t>
+      </w:r>
+      <w:r>
+        <w:rPr>
+          <w:rFonts w:ascii="Segoe UI" w:hAnsi="Segoe UI" w:cs="Segoe UI" w:hint="cs"/>
+          <w:color w:val="1C1C1C"/>
+          <w:rtl/>
+          <w:lang w:bidi="he-IL"/>
+        </w:rPr>
+        <w:t xml:space="preserve"> </w:t>
+      </w:r>
+      <w:r>
+        <w:rPr>
+          <w:rFonts w:ascii="Arial" w:hAnsi="Arial" w:cs="Arial" w:hint="cs"/>
+          <w:color w:val="1C1C1C"/>
+          <w:rtl/>
+          <w:lang w:bidi="he-IL"/>
+        </w:rPr>
+        <w:t>את</w:t>
+      </w:r>
+      <w:r>
+        <w:rPr>
+          <w:rFonts w:ascii="Segoe UI" w:hAnsi="Segoe UI" w:cs="Segoe UI" w:hint="cs"/>
+          <w:color w:val="1C1C1C"/>
+          <w:rtl/>
+          <w:lang w:bidi="he-IL"/>
+        </w:rPr>
+        <w:t xml:space="preserve"> </w:t>
+      </w:r>
+      <w:r>
+        <w:rPr>
+          <w:rFonts w:ascii="Arial" w:hAnsi="Arial" w:cs="Arial" w:hint="cs"/>
+          <w:color w:val="1C1C1C"/>
+          <w:rtl/>
+          <w:lang w:bidi="he-IL"/>
+        </w:rPr>
+        <w:t>הקישור</w:t>
+      </w:r>
+      <w:r>
+        <w:rPr>
+          <w:rFonts w:ascii="Segoe UI" w:hAnsi="Segoe UI" w:cs="Segoe UI" w:hint="cs"/>
+          <w:color w:val="1C1C1C"/>
+          <w:rtl/>
+          <w:lang w:bidi="he-IL"/>
+        </w:rPr>
+        <w:t xml:space="preserve"> </w:t>
+      </w:r>
+      <w:r>
+        <w:rPr>
+          <w:rFonts w:ascii="Arial" w:hAnsi="Arial" w:cs="Arial" w:hint="cs"/>
+          <w:color w:val="1C1C1C"/>
+          <w:rtl/>
+          <w:lang w:bidi="he-IL"/>
+        </w:rPr>
+        <w:t>או</w:t>
+      </w:r>
+      <w:r>
+        <w:rPr>
+          <w:rFonts w:ascii="Segoe UI" w:hAnsi="Segoe UI" w:cs="Segoe UI" w:hint="cs"/>
+          <w:color w:val="1C1C1C"/>
+          <w:rtl/>
+          <w:lang w:bidi="he-IL"/>
+        </w:rPr>
+        <w:t xml:space="preserve"> </w:t>
+      </w:r>
+      <w:r>
+        <w:rPr>
+          <w:rFonts w:ascii="Arial" w:hAnsi="Arial" w:cs="Arial" w:hint="cs"/>
+          <w:color w:val="1C1C1C"/>
+          <w:rtl/>
+          <w:lang w:bidi="he-IL"/>
+        </w:rPr>
+        <w:t>כוונו</w:t>
+      </w:r>
+      <w:r>
+        <w:rPr>
+          <w:rFonts w:ascii="Segoe UI" w:hAnsi="Segoe UI" w:cs="Segoe UI" w:hint="cs"/>
+          <w:color w:val="1C1C1C"/>
+          <w:rtl/>
+          <w:lang w:bidi="he-IL"/>
+        </w:rPr>
+        <w:t xml:space="preserve"> </w:t>
+      </w:r>
+      <w:r>
+        <w:rPr>
+          <w:rFonts w:ascii="Arial" w:hAnsi="Arial" w:cs="Arial" w:hint="cs"/>
+          <w:color w:val="1C1C1C"/>
+          <w:rtl/>
+          <w:lang w:bidi="he-IL"/>
+        </w:rPr>
+        <w:t>את</w:t>
+      </w:r>
+      <w:r>
+        <w:rPr>
+          <w:rFonts w:ascii="Segoe UI" w:hAnsi="Segoe UI" w:cs="Segoe UI" w:hint="cs"/>
+          <w:color w:val="1C1C1C"/>
+          <w:rtl/>
+          <w:lang w:bidi="he-IL"/>
+        </w:rPr>
+        <w:t xml:space="preserve"> </w:t>
+      </w:r>
+      <w:r>
+        <w:rPr>
+          <w:rFonts w:ascii="Arial" w:hAnsi="Arial" w:cs="Arial" w:hint="cs"/>
+          <w:color w:val="1C1C1C"/>
+          <w:rtl/>
+          <w:lang w:bidi="he-IL"/>
+        </w:rPr>
+        <w:t>המצלמה</w:t>
+      </w:r>
+      <w:r>
+        <w:rPr>
+          <w:rFonts w:ascii="Segoe UI" w:hAnsi="Segoe UI" w:cs="Segoe UI" w:hint="cs"/>
+          <w:color w:val="1C1C1C"/>
+          <w:rtl/>
+          <w:lang w:bidi="he-IL"/>
+        </w:rPr>
+        <w:t xml:space="preserve"> </w:t>
+      </w:r>
+      <w:r>
+        <w:rPr>
+          <w:rFonts w:ascii="Arial" w:hAnsi="Arial" w:cs="Arial" w:hint="cs"/>
+          <w:color w:val="1C1C1C"/>
+          <w:rtl/>
+          <w:lang w:bidi="he-IL"/>
+        </w:rPr>
+        <w:t>אל</w:t>
+      </w:r>
+      <w:r>
+        <w:rPr>
+          <w:rFonts w:ascii="Segoe UI" w:hAnsi="Segoe UI" w:cs="Segoe UI" w:hint="cs"/>
+          <w:color w:val="1C1C1C"/>
+          <w:rtl/>
+          <w:lang w:bidi="he-IL"/>
+        </w:rPr>
+        <w:t xml:space="preserve"> </w:t>
+      </w:r>
+      <w:r>
+        <w:rPr>
+          <w:rFonts w:ascii="Arial" w:hAnsi="Arial" w:cs="Arial" w:hint="cs"/>
+          <w:color w:val="1C1C1C"/>
+          <w:rtl/>
+          <w:lang w:bidi="he-IL"/>
+        </w:rPr>
+        <w:t>קוד</w:t>
+      </w:r>
+      <w:r>
+        <w:rPr>
+          <w:rFonts w:ascii="Segoe UI" w:hAnsi="Segoe UI" w:cs="Segoe UI" w:hint="cs"/>
+          <w:color w:val="1C1C1C"/>
+          <w:rtl/>
+          <w:lang w:bidi="he-IL"/>
+        </w:rPr>
+        <w:t xml:space="preserve"> </w:t>
+      </w:r>
+      <w:r>
+        <w:rPr>
+          <w:rFonts w:ascii="Arial" w:hAnsi="Arial" w:cs="Arial" w:hint="cs"/>
+          <w:color w:val="1C1C1C"/>
+          <w:rtl/>
+          <w:lang w:bidi="he-IL"/>
+        </w:rPr>
+        <w:t>ה</w:t>
+      </w:r>
+      <w:r>
+        <w:rPr>
+          <w:rFonts w:ascii="Segoe UI" w:hAnsi="Segoe UI" w:cs="Segoe UI" w:hint="cs"/>
+          <w:color w:val="1C1C1C"/>
+          <w:rtl/>
+          <w:lang w:bidi="he-IL"/>
+        </w:rPr>
+        <w:t>-QR:</w:t>
+      </w:r>
+    </w:p>
+    <w:p>
+      <w:pPr>
+        <w:pStyle w:val="a7"/>
+        <w:bidi/>
+        <w:divId w:val="1410343293"/>
+        <w:rPr>
+          <w:rFonts w:ascii="Segoe UI" w:hAnsi="Segoe UI" w:cs="Segoe UI"/>
+          <w:color w:val="1C1C1C"/>
+          <w:rtl/>
+          <w:lang w:bidi="he-IL"/>
+        </w:rPr>
+      </w:pPr>
+      <w:r>
+        <w:rPr>
+          <w:rStyle w:val="a6"/>
+          <w:rFonts w:ascii="Segoe UI" w:hAnsi="Segoe UI" w:cs="Segoe UI"/>
+          <w:rtl/>
+          <w:lang w:bidi="he-IL"/>
+        </w:rPr>
+        <w:t>simulator.primastem.com</w:t>
       </w:r>
     </w:p>
     <w:p>
       <w:pPr>
         <w:pStyle w:val="note"/>
         <w:bidi/>
-        <w:divId w:val="161092761"/>
+        <w:divId w:val="1410343293"/>
         <w:rPr>
           <w:rFonts w:ascii="Segoe UI" w:hAnsi="Segoe UI" w:cs="Segoe UI"/>
           <w:rtl/>
@@ -7882,119 +8116,98 @@
       <w:r>
         <w:rPr>
           <w:rStyle w:val="a5"/>
-          <w:rFonts w:ascii="Arial" w:hAnsi="Arial" w:cs="Arial" w:hint="cs"/>
-          <w:i/>
-          <w:iCs/>
-          <w:rtl/>
-          <w:lang w:bidi="he-IL"/>
-        </w:rPr>
-        <w:t>את</w:t>
-      </w:r>
-      <w:r>
-        <w:rPr>
-          <w:rStyle w:val="a5"/>
-          <w:rFonts w:ascii="Segoe UI" w:hAnsi="Segoe UI" w:cs="Segoe UI" w:hint="cs"/>
-          <w:i/>
-          <w:iCs/>
-          <w:rtl/>
-          <w:lang w:bidi="he-IL"/>
-        </w:rPr>
-        <w:t xml:space="preserve"> </w:t>
-      </w:r>
-      <w:r>
-        <w:rPr>
-          <w:rStyle w:val="a5"/>
-          <w:rFonts w:ascii="Arial" w:hAnsi="Arial" w:cs="Arial" w:hint="cs"/>
-          <w:i/>
-          <w:iCs/>
-          <w:rtl/>
-          <w:lang w:bidi="he-IL"/>
-        </w:rPr>
-        <w:t>המחיר</w:t>
-      </w:r>
-      <w:r>
-        <w:rPr>
-          <w:rStyle w:val="a5"/>
-          <w:rFonts w:ascii="Segoe UI" w:hAnsi="Segoe UI" w:cs="Segoe UI" w:hint="cs"/>
-          <w:i/>
-          <w:iCs/>
-          <w:rtl/>
-          <w:lang w:bidi="he-IL"/>
-        </w:rPr>
-        <w:t xml:space="preserve"> </w:t>
-      </w:r>
-      <w:r>
-        <w:rPr>
-          <w:rStyle w:val="a5"/>
-          <w:rFonts w:ascii="Arial" w:hAnsi="Arial" w:cs="Arial" w:hint="cs"/>
-          <w:i/>
-          <w:iCs/>
-          <w:rtl/>
-          <w:lang w:bidi="he-IL"/>
-        </w:rPr>
-        <w:t>הסופי</w:t>
-      </w:r>
-      <w:r>
-        <w:rPr>
-          <w:rStyle w:val="a5"/>
-          <w:rFonts w:ascii="Segoe UI" w:hAnsi="Segoe UI" w:cs="Segoe UI" w:hint="cs"/>
-          <w:i/>
-          <w:iCs/>
-          <w:rtl/>
-          <w:lang w:bidi="he-IL"/>
-        </w:rPr>
-        <w:t xml:space="preserve"> </w:t>
-      </w:r>
-      <w:r>
-        <w:rPr>
-          <w:rStyle w:val="a5"/>
-          <w:rFonts w:ascii="Arial" w:hAnsi="Arial" w:cs="Arial" w:hint="cs"/>
-          <w:i/>
-          <w:iCs/>
-          <w:rtl/>
-          <w:lang w:bidi="he-IL"/>
-        </w:rPr>
-        <w:t>קובע</w:t>
-      </w:r>
-      <w:r>
-        <w:rPr>
-          <w:rStyle w:val="a5"/>
-          <w:rFonts w:ascii="Segoe UI" w:hAnsi="Segoe UI" w:cs="Segoe UI" w:hint="cs"/>
-          <w:i/>
-          <w:iCs/>
-          <w:rtl/>
-          <w:lang w:bidi="he-IL"/>
-        </w:rPr>
-        <w:t xml:space="preserve"> </w:t>
-      </w:r>
-      <w:r>
-        <w:rPr>
-          <w:rStyle w:val="a5"/>
-          <w:rFonts w:ascii="Arial" w:hAnsi="Arial" w:cs="Arial" w:hint="cs"/>
-          <w:i/>
-          <w:iCs/>
-          <w:rtl/>
-          <w:lang w:bidi="he-IL"/>
-        </w:rPr>
-        <w:t>המפיץ</w:t>
-      </w:r>
-      <w:r>
-        <w:rPr>
-          <w:rStyle w:val="a5"/>
-          <w:rFonts w:ascii="Segoe UI" w:hAnsi="Segoe UI" w:cs="Segoe UI" w:hint="cs"/>
-          <w:i/>
-          <w:iCs/>
-          <w:rtl/>
-          <w:lang w:bidi="he-IL"/>
-        </w:rPr>
-        <w:t>.</w:t>
+          <w:rFonts w:ascii="Segoe UI" w:hAnsi="Segoe UI" w:cs="Segoe UI"/>
+          <w:i/>
+          <w:iCs/>
+          <w:rtl/>
+          <w:lang w:bidi="he-IL"/>
+        </w:rPr>
+        <w:t>[QR: assets/qr/simulateur-qr.svg]</w:t>
+      </w:r>
+    </w:p>
+    <w:p>
+      <w:pPr>
+        <w:pStyle w:val="note"/>
+        <w:bidi/>
+        <w:divId w:val="1410343293"/>
+        <w:rPr>
+          <w:rFonts w:ascii="Segoe UI" w:hAnsi="Segoe UI" w:cs="Segoe UI"/>
+          <w:rtl/>
+          <w:lang w:bidi="he-IL"/>
+        </w:rPr>
+      </w:pPr>
+      <w:r>
+        <w:rPr>
+          <w:rStyle w:val="a5"/>
+          <w:rFonts w:ascii="Arial" w:hAnsi="Arial" w:cs="Arial" w:hint="cs"/>
+          <w:i/>
+          <w:iCs/>
+          <w:rtl/>
+          <w:lang w:bidi="he-IL"/>
+        </w:rPr>
+        <w:t>בכתב</w:t>
+      </w:r>
+      <w:r>
+        <w:rPr>
+          <w:rStyle w:val="a5"/>
+          <w:rFonts w:ascii="Segoe UI" w:hAnsi="Segoe UI" w:cs="Segoe UI" w:hint="cs"/>
+          <w:i/>
+          <w:iCs/>
+          <w:rtl/>
+          <w:lang w:bidi="he-IL"/>
+        </w:rPr>
+        <w:t xml:space="preserve"> </w:t>
+      </w:r>
+      <w:r>
+        <w:rPr>
+          <w:rStyle w:val="a5"/>
+          <w:rFonts w:ascii="Arial" w:hAnsi="Arial" w:cs="Arial" w:hint="cs"/>
+          <w:i/>
+          <w:iCs/>
+          <w:rtl/>
+          <w:lang w:bidi="he-IL"/>
+        </w:rPr>
+        <w:t>קטן</w:t>
+      </w:r>
+      <w:r>
+        <w:rPr>
+          <w:rStyle w:val="a5"/>
+          <w:rFonts w:ascii="Segoe UI" w:hAnsi="Segoe UI" w:cs="Segoe UI" w:hint="cs"/>
+          <w:i/>
+          <w:iCs/>
+          <w:rtl/>
+          <w:lang w:bidi="he-IL"/>
+        </w:rPr>
+        <w:t xml:space="preserve">, </w:t>
+      </w:r>
+      <w:r>
+        <w:rPr>
+          <w:rStyle w:val="a5"/>
+          <w:rFonts w:ascii="Arial" w:hAnsi="Arial" w:cs="Arial" w:hint="cs"/>
+          <w:i/>
+          <w:iCs/>
+          <w:rtl/>
+          <w:lang w:bidi="he-IL"/>
+        </w:rPr>
+        <w:t>למטה</w:t>
+      </w:r>
+      <w:r>
+        <w:rPr>
+          <w:rStyle w:val="a5"/>
+          <w:rFonts w:ascii="Segoe UI" w:hAnsi="Segoe UI" w:cs="Segoe UI" w:hint="cs"/>
+          <w:i/>
+          <w:iCs/>
+          <w:rtl/>
+          <w:lang w:bidi="he-IL"/>
+        </w:rPr>
+        <w:t>:</w:t>
       </w:r>
     </w:p>
     <w:p>
       <w:pPr>
         <w:pStyle w:val="a7"/>
         <w:bidi/>
-        <w:divId w:val="161092761"/>
+        <w:divId w:val="1410343293"/>
         <w:rPr>
           <w:rFonts w:ascii="Segoe UI" w:hAnsi="Segoe UI" w:cs="Segoe UI"/>
           <w:color w:val="1C1C1C"/>
@@ -8009,97 +8222,25 @@
           <w:rtl/>
           <w:lang w:bidi="he-IL"/>
         </w:rPr>
-        <w:t>נסו</w:t>
-      </w:r>
-      <w:r>
-        <w:rPr>
-          <w:rFonts w:ascii="Segoe UI" w:hAnsi="Segoe UI" w:cs="Segoe UI" w:hint="cs"/>
-          <w:color w:val="1C1C1C"/>
-          <w:rtl/>
-          <w:lang w:bidi="he-IL"/>
-        </w:rPr>
-        <w:t xml:space="preserve"> </w:t>
-      </w:r>
-      <w:r>
-        <w:rPr>
-          <w:rFonts w:ascii="Arial" w:hAnsi="Arial" w:cs="Arial" w:hint="cs"/>
-          <w:color w:val="1C1C1C"/>
-          <w:rtl/>
-          <w:lang w:bidi="he-IL"/>
-        </w:rPr>
-        <w:t>את</w:t>
-      </w:r>
-      <w:r>
-        <w:rPr>
-          <w:rFonts w:ascii="Segoe UI" w:hAnsi="Segoe UI" w:cs="Segoe UI" w:hint="cs"/>
-          <w:color w:val="1C1C1C"/>
-          <w:rtl/>
-          <w:lang w:bidi="he-IL"/>
-        </w:rPr>
-        <w:t xml:space="preserve"> </w:t>
-      </w:r>
-      <w:r>
-        <w:rPr>
-          <w:rFonts w:ascii="Arial" w:hAnsi="Arial" w:cs="Arial" w:hint="cs"/>
-          <w:color w:val="1C1C1C"/>
-          <w:rtl/>
-          <w:lang w:bidi="he-IL"/>
-        </w:rPr>
-        <w:t>הרובוט</w:t>
-      </w:r>
-      <w:r>
-        <w:rPr>
-          <w:rFonts w:ascii="Segoe UI" w:hAnsi="Segoe UI" w:cs="Segoe UI" w:hint="cs"/>
-          <w:color w:val="1C1C1C"/>
-          <w:rtl/>
-          <w:lang w:bidi="he-IL"/>
-        </w:rPr>
-        <w:t xml:space="preserve"> </w:t>
-      </w:r>
-      <w:r>
-        <w:rPr>
-          <w:rFonts w:ascii="Arial" w:hAnsi="Arial" w:cs="Arial" w:hint="cs"/>
-          <w:color w:val="1C1C1C"/>
-          <w:rtl/>
-          <w:lang w:bidi="he-IL"/>
-        </w:rPr>
-        <w:t>עוד</w:t>
-      </w:r>
-      <w:r>
-        <w:rPr>
-          <w:rFonts w:ascii="Segoe UI" w:hAnsi="Segoe UI" w:cs="Segoe UI" w:hint="cs"/>
-          <w:color w:val="1C1C1C"/>
-          <w:rtl/>
-          <w:lang w:bidi="he-IL"/>
-        </w:rPr>
-        <w:t xml:space="preserve"> </w:t>
-      </w:r>
-      <w:r>
-        <w:rPr>
-          <w:rFonts w:ascii="Arial" w:hAnsi="Arial" w:cs="Arial" w:hint="cs"/>
-          <w:color w:val="1C1C1C"/>
-          <w:rtl/>
-          <w:lang w:bidi="he-IL"/>
-        </w:rPr>
-        <w:t>לפני</w:t>
-      </w:r>
-      <w:r>
-        <w:rPr>
-          <w:rFonts w:ascii="Segoe UI" w:hAnsi="Segoe UI" w:cs="Segoe UI" w:hint="cs"/>
-          <w:color w:val="1C1C1C"/>
-          <w:rtl/>
-          <w:lang w:bidi="he-IL"/>
-        </w:rPr>
-        <w:t xml:space="preserve"> </w:t>
-      </w:r>
-      <w:r>
-        <w:rPr>
-          <w:rFonts w:ascii="Arial" w:hAnsi="Arial" w:cs="Arial" w:hint="cs"/>
-          <w:color w:val="1C1C1C"/>
-          <w:rtl/>
-          <w:lang w:bidi="he-IL"/>
-        </w:rPr>
-        <w:t>הרכישה</w:t>
+        <w:t>הרכב</w:t>
+      </w:r>
+      <w:r>
+        <w:rPr>
+          <w:rFonts w:ascii="Segoe UI" w:hAnsi="Segoe UI" w:cs="Segoe UI" w:hint="cs"/>
+          <w:color w:val="1C1C1C"/>
+          <w:rtl/>
+          <w:lang w:bidi="he-IL"/>
+        </w:rPr>
+        <w:t xml:space="preserve"> </w:t>
+      </w:r>
+      <w:r>
+        <w:rPr>
+          <w:rFonts w:ascii="Arial" w:hAnsi="Arial" w:cs="Arial" w:hint="cs"/>
+          <w:color w:val="1C1C1C"/>
+          <w:rtl/>
+          <w:lang w:bidi="he-IL"/>
+        </w:rPr>
+        <w:t>הערכה</w:t>
       </w:r>
       <w:r>
         <w:rPr>
@@ -8117,61 +8258,214 @@
           <w:rtl/>
           <w:lang w:bidi="he-IL"/>
         </w:rPr>
-        <w:t>הוא</w:t>
-      </w:r>
-      <w:r>
-        <w:rPr>
-          <w:rFonts w:ascii="Segoe UI" w:hAnsi="Segoe UI" w:cs="Segoe UI" w:hint="cs"/>
-          <w:color w:val="1C1C1C"/>
-          <w:rtl/>
-          <w:lang w:bidi="he-IL"/>
-        </w:rPr>
-        <w:t xml:space="preserve"> </w:t>
-      </w:r>
-      <w:r>
-        <w:rPr>
-          <w:rFonts w:ascii="Arial" w:hAnsi="Arial" w:cs="Arial" w:hint="cs"/>
-          <w:color w:val="1C1C1C"/>
-          <w:rtl/>
-          <w:lang w:bidi="he-IL"/>
-        </w:rPr>
-        <w:t>פועל</w:t>
-      </w:r>
-      <w:r>
-        <w:rPr>
-          <w:rFonts w:ascii="Segoe UI" w:hAnsi="Segoe UI" w:cs="Segoe UI" w:hint="cs"/>
-          <w:color w:val="1C1C1C"/>
-          <w:rtl/>
-          <w:lang w:bidi="he-IL"/>
-        </w:rPr>
-        <w:t xml:space="preserve"> </w:t>
-      </w:r>
-      <w:r>
-        <w:rPr>
-          <w:rFonts w:ascii="Arial" w:hAnsi="Arial" w:cs="Arial" w:hint="cs"/>
-          <w:color w:val="1C1C1C"/>
-          <w:rtl/>
-          <w:lang w:bidi="he-IL"/>
-        </w:rPr>
-        <w:t>ישירות</w:t>
-      </w:r>
-      <w:r>
-        <w:rPr>
-          <w:rFonts w:ascii="Segoe UI" w:hAnsi="Segoe UI" w:cs="Segoe UI" w:hint="cs"/>
-          <w:color w:val="1C1C1C"/>
-          <w:rtl/>
-          <w:lang w:bidi="he-IL"/>
-        </w:rPr>
-        <w:t xml:space="preserve"> </w:t>
-      </w:r>
-      <w:r>
-        <w:rPr>
-          <w:rFonts w:ascii="Arial" w:hAnsi="Arial" w:cs="Arial" w:hint="cs"/>
-          <w:color w:val="1C1C1C"/>
-          <w:rtl/>
-          <w:lang w:bidi="he-IL"/>
-        </w:rPr>
-        <w:t>בדפדפן</w:t>
+        <w:t>שלט</w:t>
+      </w:r>
+      <w:r>
+        <w:rPr>
+          <w:rFonts w:ascii="Segoe UI" w:hAnsi="Segoe UI" w:cs="Segoe UI" w:hint="cs"/>
+          <w:color w:val="1C1C1C"/>
+          <w:rtl/>
+          <w:lang w:bidi="he-IL"/>
+        </w:rPr>
+        <w:t xml:space="preserve">, </w:t>
+      </w:r>
+      <w:r>
+        <w:rPr>
+          <w:rFonts w:ascii="Arial" w:hAnsi="Arial" w:cs="Arial" w:hint="cs"/>
+          <w:color w:val="1C1C1C"/>
+          <w:rtl/>
+          <w:lang w:bidi="he-IL"/>
+        </w:rPr>
+        <w:t>רובוט</w:t>
+      </w:r>
+      <w:r>
+        <w:rPr>
+          <w:rFonts w:ascii="Segoe UI" w:hAnsi="Segoe UI" w:cs="Segoe UI" w:hint="cs"/>
+          <w:color w:val="1C1C1C"/>
+          <w:rtl/>
+          <w:lang w:bidi="he-IL"/>
+        </w:rPr>
+        <w:t xml:space="preserve"> </w:t>
+      </w:r>
+      <w:r>
+        <w:rPr>
+          <w:rFonts w:ascii="Arial" w:hAnsi="Arial" w:cs="Arial" w:hint="cs"/>
+          <w:color w:val="1C1C1C"/>
+          <w:rtl/>
+          <w:lang w:bidi="he-IL"/>
+        </w:rPr>
+        <w:t>וסט</w:t>
+      </w:r>
+      <w:r>
+        <w:rPr>
+          <w:rFonts w:ascii="Segoe UI" w:hAnsi="Segoe UI" w:cs="Segoe UI" w:hint="cs"/>
+          <w:color w:val="1C1C1C"/>
+          <w:rtl/>
+          <w:lang w:bidi="he-IL"/>
+        </w:rPr>
+        <w:t xml:space="preserve"> </w:t>
+      </w:r>
+      <w:r>
+        <w:rPr>
+          <w:rFonts w:ascii="Arial" w:hAnsi="Arial" w:cs="Arial" w:hint="cs"/>
+          <w:color w:val="1C1C1C"/>
+          <w:rtl/>
+          <w:lang w:bidi="he-IL"/>
+        </w:rPr>
+        <w:t>כרטיסיות</w:t>
+      </w:r>
+      <w:r>
+        <w:rPr>
+          <w:rFonts w:ascii="Segoe UI" w:hAnsi="Segoe UI" w:cs="Segoe UI" w:hint="cs"/>
+          <w:color w:val="1C1C1C"/>
+          <w:rtl/>
+          <w:lang w:bidi="he-IL"/>
+        </w:rPr>
+        <w:t xml:space="preserve"> </w:t>
+      </w:r>
+      <w:r>
+        <w:rPr>
+          <w:rFonts w:ascii="Arial" w:hAnsi="Arial" w:cs="Arial" w:hint="cs"/>
+          <w:color w:val="1C1C1C"/>
+          <w:rtl/>
+          <w:lang w:bidi="he-IL"/>
+        </w:rPr>
+        <w:t>פקודות</w:t>
+      </w:r>
+      <w:r>
+        <w:rPr>
+          <w:rFonts w:ascii="Segoe UI" w:hAnsi="Segoe UI" w:cs="Segoe UI" w:hint="cs"/>
+          <w:color w:val="1C1C1C"/>
+          <w:rtl/>
+          <w:lang w:bidi="he-IL"/>
+        </w:rPr>
+        <w:t xml:space="preserve"> </w:t>
+      </w:r>
+      <w:r>
+        <w:rPr>
+          <w:rFonts w:ascii="Arial" w:hAnsi="Arial" w:cs="Arial" w:hint="cs"/>
+          <w:color w:val="1C1C1C"/>
+          <w:rtl/>
+          <w:lang w:bidi="he-IL"/>
+        </w:rPr>
+        <w:t>מקרטון</w:t>
+      </w:r>
+      <w:r>
+        <w:rPr>
+          <w:rFonts w:ascii="Segoe UI" w:hAnsi="Segoe UI" w:cs="Segoe UI" w:hint="cs"/>
+          <w:color w:val="1C1C1C"/>
+          <w:rtl/>
+          <w:lang w:bidi="he-IL"/>
+        </w:rPr>
+        <w:t xml:space="preserve"> (NFC). </w:t>
+      </w:r>
+      <w:r>
+        <w:rPr>
+          <w:rFonts w:ascii="Arial" w:hAnsi="Arial" w:cs="Arial" w:hint="cs"/>
+          <w:color w:val="1C1C1C"/>
+          <w:rtl/>
+          <w:lang w:bidi="he-IL"/>
+        </w:rPr>
+        <w:t>ער</w:t>
+      </w:r>
+      <w:r>
+        <w:rPr>
+          <w:rFonts w:ascii="Arial" w:hAnsi="Arial" w:cs="Arial" w:hint="cs"/>
+          <w:color w:val="1C1C1C"/>
+          <w:rtl/>
+          <w:lang w:bidi="he-IL"/>
+        </w:rPr>
+        <w:t>כה</w:t>
+      </w:r>
+      <w:r>
+        <w:rPr>
+          <w:rFonts w:ascii="Segoe UI" w:hAnsi="Segoe UI" w:cs="Segoe UI" w:hint="cs"/>
+          <w:color w:val="1C1C1C"/>
+          <w:rtl/>
+          <w:lang w:bidi="he-IL"/>
+        </w:rPr>
+        <w:t xml:space="preserve"> </w:t>
+      </w:r>
+      <w:r>
+        <w:rPr>
+          <w:rFonts w:ascii="Arial" w:hAnsi="Arial" w:cs="Arial" w:hint="cs"/>
+          <w:color w:val="1C1C1C"/>
+          <w:rtl/>
+          <w:lang w:bidi="he-IL"/>
+        </w:rPr>
+        <w:t>אחת</w:t>
+      </w:r>
+      <w:r>
+        <w:rPr>
+          <w:rFonts w:ascii="Segoe UI" w:hAnsi="Segoe UI" w:cs="Segoe UI" w:hint="cs"/>
+          <w:color w:val="1C1C1C"/>
+          <w:rtl/>
+          <w:lang w:bidi="he-IL"/>
+        </w:rPr>
+        <w:t xml:space="preserve"> </w:t>
+      </w:r>
+      <w:r>
+        <w:rPr>
+          <w:rFonts w:ascii="Arial" w:hAnsi="Arial" w:cs="Arial" w:hint="cs"/>
+          <w:color w:val="1C1C1C"/>
+          <w:rtl/>
+          <w:lang w:bidi="he-IL"/>
+        </w:rPr>
+        <w:t>מיועדת</w:t>
+      </w:r>
+      <w:r>
+        <w:rPr>
+          <w:rFonts w:ascii="Segoe UI" w:hAnsi="Segoe UI" w:cs="Segoe UI" w:hint="cs"/>
+          <w:color w:val="1C1C1C"/>
+          <w:rtl/>
+          <w:lang w:bidi="he-IL"/>
+        </w:rPr>
+        <w:t xml:space="preserve"> </w:t>
+      </w:r>
+      <w:r>
+        <w:rPr>
+          <w:rFonts w:ascii="Arial" w:hAnsi="Arial" w:cs="Arial" w:hint="cs"/>
+          <w:color w:val="1C1C1C"/>
+          <w:rtl/>
+          <w:lang w:bidi="he-IL"/>
+        </w:rPr>
+        <w:t>לקבוצה</w:t>
+      </w:r>
+      <w:r>
+        <w:rPr>
+          <w:rFonts w:ascii="Segoe UI" w:hAnsi="Segoe UI" w:cs="Segoe UI" w:hint="cs"/>
+          <w:color w:val="1C1C1C"/>
+          <w:rtl/>
+          <w:lang w:bidi="he-IL"/>
+        </w:rPr>
+        <w:t xml:space="preserve"> </w:t>
+      </w:r>
+      <w:r>
+        <w:rPr>
+          <w:rFonts w:ascii="Arial" w:hAnsi="Arial" w:cs="Arial" w:hint="cs"/>
+          <w:color w:val="1C1C1C"/>
+          <w:rtl/>
+          <w:lang w:bidi="he-IL"/>
+        </w:rPr>
+        <w:t>של</w:t>
+      </w:r>
+      <w:r>
+        <w:rPr>
+          <w:rFonts w:ascii="Segoe UI" w:hAnsi="Segoe UI" w:cs="Segoe UI" w:hint="cs"/>
+          <w:color w:val="1C1C1C"/>
+          <w:rtl/>
+          <w:lang w:bidi="he-IL"/>
+        </w:rPr>
+        <w:t xml:space="preserve"> 2-4 </w:t>
+      </w:r>
+      <w:r>
+        <w:rPr>
+          <w:rFonts w:ascii="Arial" w:hAnsi="Arial" w:cs="Arial" w:hint="cs"/>
+          <w:color w:val="1C1C1C"/>
+          <w:rtl/>
+          <w:lang w:bidi="he-IL"/>
+        </w:rPr>
+        <w:t>ילדים</w:t>
       </w:r>
       <w:r>
         <w:rPr>
@@ -8189,194 +8483,167 @@
           <w:rtl/>
           <w:lang w:bidi="he-IL"/>
         </w:rPr>
-        <w:t>פתחו</w:t>
-      </w:r>
-      <w:r>
-        <w:rPr>
-          <w:rFonts w:ascii="Segoe UI" w:hAnsi="Segoe UI" w:cs="Segoe UI" w:hint="cs"/>
-          <w:color w:val="1C1C1C"/>
-          <w:rtl/>
-          <w:lang w:bidi="he-IL"/>
-        </w:rPr>
-        <w:t xml:space="preserve"> </w:t>
-      </w:r>
-      <w:r>
-        <w:rPr>
-          <w:rFonts w:ascii="Arial" w:hAnsi="Arial" w:cs="Arial" w:hint="cs"/>
-          <w:color w:val="1C1C1C"/>
-          <w:rtl/>
-          <w:lang w:bidi="he-IL"/>
-        </w:rPr>
-        <w:t>את</w:t>
-      </w:r>
-      <w:r>
-        <w:rPr>
-          <w:rFonts w:ascii="Segoe UI" w:hAnsi="Segoe UI" w:cs="Segoe UI" w:hint="cs"/>
-          <w:color w:val="1C1C1C"/>
-          <w:rtl/>
-          <w:lang w:bidi="he-IL"/>
-        </w:rPr>
-        <w:t xml:space="preserve"> </w:t>
-      </w:r>
-      <w:r>
-        <w:rPr>
-          <w:rFonts w:ascii="Arial" w:hAnsi="Arial" w:cs="Arial" w:hint="cs"/>
-          <w:color w:val="1C1C1C"/>
-          <w:rtl/>
-          <w:lang w:bidi="he-IL"/>
-        </w:rPr>
-        <w:t>הקישור</w:t>
-      </w:r>
-      <w:r>
-        <w:rPr>
-          <w:rFonts w:ascii="Segoe UI" w:hAnsi="Segoe UI" w:cs="Segoe UI" w:hint="cs"/>
-          <w:color w:val="1C1C1C"/>
-          <w:rtl/>
-          <w:lang w:bidi="he-IL"/>
-        </w:rPr>
-        <w:t xml:space="preserve"> </w:t>
-      </w:r>
-      <w:r>
-        <w:rPr>
-          <w:rFonts w:ascii="Arial" w:hAnsi="Arial" w:cs="Arial" w:hint="cs"/>
-          <w:color w:val="1C1C1C"/>
-          <w:rtl/>
-          <w:lang w:bidi="he-IL"/>
-        </w:rPr>
-        <w:t>או</w:t>
-      </w:r>
-      <w:r>
-        <w:rPr>
-          <w:rFonts w:ascii="Segoe UI" w:hAnsi="Segoe UI" w:cs="Segoe UI" w:hint="cs"/>
-          <w:color w:val="1C1C1C"/>
-          <w:rtl/>
-          <w:lang w:bidi="he-IL"/>
-        </w:rPr>
-        <w:t xml:space="preserve"> </w:t>
-      </w:r>
-      <w:r>
-        <w:rPr>
-          <w:rFonts w:ascii="Arial" w:hAnsi="Arial" w:cs="Arial" w:hint="cs"/>
-          <w:color w:val="1C1C1C"/>
-          <w:rtl/>
-          <w:lang w:bidi="he-IL"/>
-        </w:rPr>
-        <w:t>כוונו</w:t>
-      </w:r>
-      <w:r>
-        <w:rPr>
-          <w:rFonts w:ascii="Segoe UI" w:hAnsi="Segoe UI" w:cs="Segoe UI" w:hint="cs"/>
-          <w:color w:val="1C1C1C"/>
-          <w:rtl/>
-          <w:lang w:bidi="he-IL"/>
-        </w:rPr>
-        <w:t xml:space="preserve"> </w:t>
-      </w:r>
-      <w:r>
-        <w:rPr>
-          <w:rFonts w:ascii="Arial" w:hAnsi="Arial" w:cs="Arial" w:hint="cs"/>
-          <w:color w:val="1C1C1C"/>
-          <w:rtl/>
-          <w:lang w:bidi="he-IL"/>
-        </w:rPr>
-        <w:t>א</w:t>
-      </w:r>
-      <w:r>
-        <w:rPr>
-          <w:rFonts w:ascii="Arial" w:hAnsi="Arial" w:cs="Arial" w:hint="cs"/>
-          <w:color w:val="1C1C1C"/>
-          <w:rtl/>
-          <w:lang w:bidi="he-IL"/>
-        </w:rPr>
-        <w:t>ת</w:t>
-      </w:r>
-      <w:r>
-        <w:rPr>
-          <w:rFonts w:ascii="Segoe UI" w:hAnsi="Segoe UI" w:cs="Segoe UI" w:hint="cs"/>
-          <w:color w:val="1C1C1C"/>
-          <w:rtl/>
-          <w:lang w:bidi="he-IL"/>
-        </w:rPr>
-        <w:t xml:space="preserve"> </w:t>
-      </w:r>
-      <w:r>
-        <w:rPr>
-          <w:rFonts w:ascii="Arial" w:hAnsi="Arial" w:cs="Arial" w:hint="cs"/>
-          <w:color w:val="1C1C1C"/>
-          <w:rtl/>
-          <w:lang w:bidi="he-IL"/>
-        </w:rPr>
-        <w:t>המצלמה</w:t>
-      </w:r>
-      <w:r>
-        <w:rPr>
-          <w:rFonts w:ascii="Segoe UI" w:hAnsi="Segoe UI" w:cs="Segoe UI" w:hint="cs"/>
-          <w:color w:val="1C1C1C"/>
-          <w:rtl/>
-          <w:lang w:bidi="he-IL"/>
-        </w:rPr>
-        <w:t xml:space="preserve"> </w:t>
-      </w:r>
-      <w:r>
-        <w:rPr>
-          <w:rFonts w:ascii="Arial" w:hAnsi="Arial" w:cs="Arial" w:hint="cs"/>
-          <w:color w:val="1C1C1C"/>
-          <w:rtl/>
-          <w:lang w:bidi="he-IL"/>
-        </w:rPr>
-        <w:t>אל</w:t>
-      </w:r>
-      <w:r>
-        <w:rPr>
-          <w:rFonts w:ascii="Segoe UI" w:hAnsi="Segoe UI" w:cs="Segoe UI" w:hint="cs"/>
-          <w:color w:val="1C1C1C"/>
-          <w:rtl/>
-          <w:lang w:bidi="he-IL"/>
-        </w:rPr>
-        <w:t xml:space="preserve"> </w:t>
-      </w:r>
-      <w:r>
-        <w:rPr>
-          <w:rFonts w:ascii="Arial" w:hAnsi="Arial" w:cs="Arial" w:hint="cs"/>
-          <w:color w:val="1C1C1C"/>
-          <w:rtl/>
-          <w:lang w:bidi="he-IL"/>
-        </w:rPr>
-        <w:t>קוד</w:t>
-      </w:r>
-      <w:r>
-        <w:rPr>
-          <w:rFonts w:ascii="Segoe UI" w:hAnsi="Segoe UI" w:cs="Segoe UI" w:hint="cs"/>
-          <w:color w:val="1C1C1C"/>
-          <w:rtl/>
-          <w:lang w:bidi="he-IL"/>
-        </w:rPr>
-        <w:t xml:space="preserve"> </w:t>
-      </w:r>
-      <w:r>
-        <w:rPr>
-          <w:rFonts w:ascii="Arial" w:hAnsi="Arial" w:cs="Arial" w:hint="cs"/>
-          <w:color w:val="1C1C1C"/>
-          <w:rtl/>
-          <w:lang w:bidi="he-IL"/>
-        </w:rPr>
-        <w:t>ה</w:t>
-      </w:r>
-      <w:r>
-        <w:rPr>
-          <w:rFonts w:ascii="Segoe UI" w:hAnsi="Segoe UI" w:cs="Segoe UI" w:hint="cs"/>
-          <w:color w:val="1C1C1C"/>
-          <w:rtl/>
-          <w:lang w:bidi="he-IL"/>
-        </w:rPr>
-        <w:t>-QR:</w:t>
+        <w:t>כבל</w:t>
+      </w:r>
+      <w:r>
+        <w:rPr>
+          <w:rFonts w:ascii="Segoe UI" w:hAnsi="Segoe UI" w:cs="Segoe UI" w:hint="cs"/>
+          <w:color w:val="1C1C1C"/>
+          <w:rtl/>
+          <w:lang w:bidi="he-IL"/>
+        </w:rPr>
+        <w:t xml:space="preserve"> USB-C </w:t>
+      </w:r>
+      <w:r>
+        <w:rPr>
+          <w:rFonts w:ascii="Arial" w:hAnsi="Arial" w:cs="Arial" w:hint="cs"/>
+          <w:color w:val="1C1C1C"/>
+          <w:rtl/>
+          <w:lang w:bidi="he-IL"/>
+        </w:rPr>
+        <w:t>ומטען</w:t>
+      </w:r>
+      <w:r>
+        <w:rPr>
+          <w:rFonts w:ascii="Segoe UI" w:hAnsi="Segoe UI" w:cs="Segoe UI" w:hint="cs"/>
+          <w:color w:val="1C1C1C"/>
+          <w:rtl/>
+          <w:lang w:bidi="he-IL"/>
+        </w:rPr>
+        <w:t xml:space="preserve"> </w:t>
+      </w:r>
+      <w:r>
+        <w:rPr>
+          <w:rFonts w:ascii="Arial" w:hAnsi="Arial" w:cs="Arial" w:hint="cs"/>
+          <w:color w:val="1C1C1C"/>
+          <w:rtl/>
+          <w:lang w:bidi="he-IL"/>
+        </w:rPr>
+        <w:t>אינם</w:t>
+      </w:r>
+      <w:r>
+        <w:rPr>
+          <w:rFonts w:ascii="Segoe UI" w:hAnsi="Segoe UI" w:cs="Segoe UI" w:hint="cs"/>
+          <w:color w:val="1C1C1C"/>
+          <w:rtl/>
+          <w:lang w:bidi="he-IL"/>
+        </w:rPr>
+        <w:t xml:space="preserve"> </w:t>
+      </w:r>
+      <w:r>
+        <w:rPr>
+          <w:rFonts w:ascii="Arial" w:hAnsi="Arial" w:cs="Arial" w:hint="cs"/>
+          <w:color w:val="1C1C1C"/>
+          <w:rtl/>
+          <w:lang w:bidi="he-IL"/>
+        </w:rPr>
+        <w:t>כלולים</w:t>
+      </w:r>
+      <w:r>
+        <w:rPr>
+          <w:rFonts w:ascii="Segoe UI" w:hAnsi="Segoe UI" w:cs="Segoe UI" w:hint="cs"/>
+          <w:color w:val="1C1C1C"/>
+          <w:rtl/>
+          <w:lang w:bidi="he-IL"/>
+        </w:rPr>
+        <w:t xml:space="preserve">, </w:t>
+      </w:r>
+      <w:r>
+        <w:rPr>
+          <w:rFonts w:ascii="Arial" w:hAnsi="Arial" w:cs="Arial" w:hint="cs"/>
+          <w:color w:val="1C1C1C"/>
+          <w:rtl/>
+          <w:lang w:bidi="he-IL"/>
+        </w:rPr>
+        <w:t>יתאים</w:t>
+      </w:r>
+      <w:r>
+        <w:rPr>
+          <w:rFonts w:ascii="Segoe UI" w:hAnsi="Segoe UI" w:cs="Segoe UI" w:hint="cs"/>
+          <w:color w:val="1C1C1C"/>
+          <w:rtl/>
+          <w:lang w:bidi="he-IL"/>
+        </w:rPr>
+        <w:t xml:space="preserve"> </w:t>
+      </w:r>
+      <w:r>
+        <w:rPr>
+          <w:rFonts w:ascii="Arial" w:hAnsi="Arial" w:cs="Arial" w:hint="cs"/>
+          <w:color w:val="1C1C1C"/>
+          <w:rtl/>
+          <w:lang w:bidi="he-IL"/>
+        </w:rPr>
+        <w:t>כל</w:t>
+      </w:r>
+      <w:r>
+        <w:rPr>
+          <w:rFonts w:ascii="Segoe UI" w:hAnsi="Segoe UI" w:cs="Segoe UI" w:hint="cs"/>
+          <w:color w:val="1C1C1C"/>
+          <w:rtl/>
+          <w:lang w:bidi="he-IL"/>
+        </w:rPr>
+        <w:t xml:space="preserve"> </w:t>
+      </w:r>
+      <w:r>
+        <w:rPr>
+          <w:rFonts w:ascii="Arial" w:hAnsi="Arial" w:cs="Arial" w:hint="cs"/>
+          <w:color w:val="1C1C1C"/>
+          <w:rtl/>
+          <w:lang w:bidi="he-IL"/>
+        </w:rPr>
+        <w:t>כבל</w:t>
+      </w:r>
+      <w:r>
+        <w:rPr>
+          <w:rFonts w:ascii="Segoe UI" w:hAnsi="Segoe UI" w:cs="Segoe UI" w:hint="cs"/>
+          <w:color w:val="1C1C1C"/>
+          <w:rtl/>
+          <w:lang w:bidi="he-IL"/>
+        </w:rPr>
+        <w:t xml:space="preserve"> </w:t>
+      </w:r>
+      <w:r>
+        <w:rPr>
+          <w:rFonts w:ascii="Arial" w:hAnsi="Arial" w:cs="Arial" w:hint="cs"/>
+          <w:color w:val="1C1C1C"/>
+          <w:rtl/>
+          <w:lang w:bidi="he-IL"/>
+        </w:rPr>
+        <w:t>ומטען</w:t>
+      </w:r>
+      <w:r>
+        <w:rPr>
+          <w:rFonts w:ascii="Segoe UI" w:hAnsi="Segoe UI" w:cs="Segoe UI" w:hint="cs"/>
+          <w:color w:val="1C1C1C"/>
+          <w:rtl/>
+          <w:lang w:bidi="he-IL"/>
+        </w:rPr>
+        <w:t xml:space="preserve"> </w:t>
+      </w:r>
+      <w:r>
+        <w:rPr>
+          <w:rFonts w:ascii="Arial" w:hAnsi="Arial" w:cs="Arial" w:hint="cs"/>
+          <w:color w:val="1C1C1C"/>
+          <w:rtl/>
+          <w:lang w:bidi="he-IL"/>
+        </w:rPr>
+        <w:t>סטנדרטי</w:t>
+      </w:r>
+      <w:r>
+        <w:rPr>
+          <w:rFonts w:ascii="Segoe UI" w:hAnsi="Segoe UI" w:cs="Segoe UI" w:hint="cs"/>
+          <w:color w:val="1C1C1C"/>
+          <w:rtl/>
+          <w:lang w:bidi="he-IL"/>
+        </w:rPr>
+        <w:t>.</w:t>
       </w:r>
     </w:p>
     <w:p>
       <w:pPr>
         <w:pStyle w:val="a7"/>
         <w:bidi/>
-        <w:divId w:val="161092761"/>
+        <w:divId w:val="1410343293"/>
         <w:rPr>
           <w:rFonts w:ascii="Segoe UI" w:hAnsi="Segoe UI" w:cs="Segoe UI"/>
           <w:color w:val="1C1C1C"/>
@@ -8386,19 +8653,1112 @@
       </w:pPr>
       <w:r>
         <w:rPr>
-          <w:rStyle w:val="a6"/>
+          <w:rFonts w:ascii="Arial" w:hAnsi="Arial" w:cs="Arial" w:hint="cs"/>
+          <w:color w:val="1C1C1C"/>
+          <w:rtl/>
+          <w:lang w:bidi="he-IL"/>
+        </w:rPr>
+        <w:t>מפרט</w:t>
+      </w:r>
+      <w:r>
+        <w:rPr>
+          <w:rFonts w:ascii="Segoe UI" w:hAnsi="Segoe UI" w:cs="Segoe UI" w:hint="cs"/>
+          <w:color w:val="1C1C1C"/>
+          <w:rtl/>
+          <w:lang w:bidi="he-IL"/>
+        </w:rPr>
+        <w:t xml:space="preserve">. </w:t>
+      </w:r>
+      <w:r>
+        <w:rPr>
+          <w:rFonts w:ascii="Arial" w:hAnsi="Arial" w:cs="Arial" w:hint="cs"/>
+          <w:color w:val="1C1C1C"/>
+          <w:rtl/>
+          <w:lang w:bidi="he-IL"/>
+        </w:rPr>
+        <w:t>הרובוט</w:t>
+      </w:r>
+      <w:r>
+        <w:rPr>
+          <w:rFonts w:ascii="Segoe UI" w:hAnsi="Segoe UI" w:cs="Segoe UI" w:hint="cs"/>
+          <w:color w:val="1C1C1C"/>
+          <w:rtl/>
+          <w:lang w:bidi="he-IL"/>
+        </w:rPr>
+        <w:t xml:space="preserve"> </w:t>
+      </w:r>
+      <w:r>
+        <w:rPr>
+          <w:rFonts w:ascii="Arial" w:hAnsi="Arial" w:cs="Arial" w:hint="cs"/>
+          <w:color w:val="1C1C1C"/>
+          <w:rtl/>
+          <w:lang w:bidi="he-IL"/>
+        </w:rPr>
+        <w:t>והשלט</w:t>
+      </w:r>
+      <w:r>
+        <w:rPr>
+          <w:rFonts w:ascii="Segoe UI" w:hAnsi="Segoe UI" w:cs="Segoe UI" w:hint="cs"/>
+          <w:color w:val="1C1C1C"/>
+          <w:rtl/>
+          <w:lang w:bidi="he-IL"/>
+        </w:rPr>
+        <w:t xml:space="preserve"> </w:t>
+      </w:r>
+      <w:r>
+        <w:rPr>
+          <w:rFonts w:ascii="Arial" w:hAnsi="Arial" w:cs="Arial" w:hint="cs"/>
+          <w:color w:val="1C1C1C"/>
+          <w:rtl/>
+          <w:lang w:bidi="he-IL"/>
+        </w:rPr>
+        <w:t>עשויים</w:t>
+      </w:r>
+      <w:r>
+        <w:rPr>
+          <w:rFonts w:ascii="Segoe UI" w:hAnsi="Segoe UI" w:cs="Segoe UI" w:hint="cs"/>
+          <w:color w:val="1C1C1C"/>
+          <w:rtl/>
+          <w:lang w:bidi="he-IL"/>
+        </w:rPr>
+        <w:t xml:space="preserve"> </w:t>
+      </w:r>
+      <w:r>
+        <w:rPr>
+          <w:rFonts w:ascii="Arial" w:hAnsi="Arial" w:cs="Arial" w:hint="cs"/>
+          <w:color w:val="1C1C1C"/>
+          <w:rtl/>
+          <w:lang w:bidi="he-IL"/>
+        </w:rPr>
+        <w:t>עץ</w:t>
+      </w:r>
+      <w:r>
+        <w:rPr>
+          <w:rFonts w:ascii="Segoe UI" w:hAnsi="Segoe UI" w:cs="Segoe UI" w:hint="cs"/>
+          <w:color w:val="1C1C1C"/>
+          <w:rtl/>
+          <w:lang w:bidi="he-IL"/>
+        </w:rPr>
+        <w:t xml:space="preserve">, </w:t>
+      </w:r>
+      <w:r>
+        <w:rPr>
+          <w:rFonts w:ascii="Arial" w:hAnsi="Arial" w:cs="Arial" w:hint="cs"/>
+          <w:color w:val="1C1C1C"/>
+          <w:rtl/>
+          <w:lang w:bidi="he-IL"/>
+        </w:rPr>
+        <w:t>הכרטיסיות</w:t>
+      </w:r>
+      <w:r>
+        <w:rPr>
+          <w:rFonts w:ascii="Segoe UI" w:hAnsi="Segoe UI" w:cs="Segoe UI" w:hint="cs"/>
+          <w:color w:val="1C1C1C"/>
+          <w:rtl/>
+          <w:lang w:bidi="he-IL"/>
+        </w:rPr>
+        <w:t xml:space="preserve"> </w:t>
+      </w:r>
+      <w:r>
+        <w:rPr>
+          <w:rFonts w:ascii="Arial" w:hAnsi="Arial" w:cs="Arial" w:hint="cs"/>
+          <w:color w:val="1C1C1C"/>
+          <w:rtl/>
+          <w:lang w:bidi="he-IL"/>
+        </w:rPr>
+        <w:t>מקרטון</w:t>
+      </w:r>
+      <w:r>
+        <w:rPr>
+          <w:rFonts w:ascii="Segoe UI" w:hAnsi="Segoe UI" w:cs="Segoe UI" w:hint="cs"/>
+          <w:color w:val="1C1C1C"/>
+          <w:rtl/>
+          <w:lang w:bidi="he-IL"/>
+        </w:rPr>
+        <w:t xml:space="preserve">. </w:t>
+      </w:r>
+      <w:r>
+        <w:rPr>
+          <w:rFonts w:ascii="Arial" w:hAnsi="Arial" w:cs="Arial" w:hint="cs"/>
+          <w:color w:val="1C1C1C"/>
+          <w:rtl/>
+          <w:lang w:bidi="he-IL"/>
+        </w:rPr>
+        <w:t>הרובוט</w:t>
+      </w:r>
+      <w:r>
+        <w:rPr>
+          <w:rFonts w:ascii="Segoe UI" w:hAnsi="Segoe UI" w:cs="Segoe UI" w:hint="cs"/>
+          <w:color w:val="1C1C1C"/>
+          <w:rtl/>
+          <w:lang w:bidi="he-IL"/>
+        </w:rPr>
+        <w:t xml:space="preserve"> </w:t>
+      </w:r>
+      <w:r>
+        <w:rPr>
+          <w:rFonts w:ascii="Arial" w:hAnsi="Arial" w:cs="Arial" w:hint="cs"/>
+          <w:color w:val="1C1C1C"/>
+          <w:rtl/>
+          <w:lang w:bidi="he-IL"/>
+        </w:rPr>
+        <w:t>בקוטר</w:t>
+      </w:r>
+      <w:r>
+        <w:rPr>
+          <w:rFonts w:ascii="Segoe UI" w:hAnsi="Segoe UI" w:cs="Segoe UI" w:hint="cs"/>
+          <w:color w:val="1C1C1C"/>
+          <w:rtl/>
+          <w:lang w:bidi="he-IL"/>
+        </w:rPr>
+        <w:t xml:space="preserve"> 125 </w:t>
+      </w:r>
+      <w:r>
+        <w:rPr>
+          <w:rFonts w:ascii="Arial" w:hAnsi="Arial" w:cs="Arial" w:hint="cs"/>
+          <w:color w:val="1C1C1C"/>
+          <w:rtl/>
+          <w:lang w:bidi="he-IL"/>
+        </w:rPr>
+        <w:t>מ</w:t>
+      </w:r>
+      <w:r>
+        <w:rPr>
+          <w:rFonts w:ascii="Segoe UI" w:hAnsi="Segoe UI" w:cs="Segoe UI" w:hint="cs"/>
+          <w:color w:val="1C1C1C"/>
+          <w:rtl/>
+          <w:lang w:bidi="he-IL"/>
+        </w:rPr>
+        <w:t>"</w:t>
+      </w:r>
+      <w:r>
+        <w:rPr>
+          <w:rFonts w:ascii="Arial" w:hAnsi="Arial" w:cs="Arial" w:hint="cs"/>
+          <w:color w:val="1C1C1C"/>
+          <w:rtl/>
+          <w:lang w:bidi="he-IL"/>
+        </w:rPr>
+        <w:t>מ</w:t>
+      </w:r>
+      <w:r>
+        <w:rPr>
+          <w:rFonts w:ascii="Segoe UI" w:hAnsi="Segoe UI" w:cs="Segoe UI" w:hint="cs"/>
+          <w:color w:val="1C1C1C"/>
+          <w:rtl/>
+          <w:lang w:bidi="he-IL"/>
+        </w:rPr>
+        <w:t xml:space="preserve">, </w:t>
+      </w:r>
+      <w:r>
+        <w:rPr>
+          <w:rFonts w:ascii="Arial" w:hAnsi="Arial" w:cs="Arial" w:hint="cs"/>
+          <w:color w:val="1C1C1C"/>
+          <w:rtl/>
+          <w:lang w:bidi="he-IL"/>
+        </w:rPr>
+        <w:t>גובה</w:t>
+      </w:r>
+      <w:r>
+        <w:rPr>
+          <w:rFonts w:ascii="Segoe UI" w:hAnsi="Segoe UI" w:cs="Segoe UI" w:hint="cs"/>
+          <w:color w:val="1C1C1C"/>
+          <w:rtl/>
+          <w:lang w:bidi="he-IL"/>
+        </w:rPr>
+        <w:t xml:space="preserve"> 44 </w:t>
+      </w:r>
+      <w:r>
+        <w:rPr>
+          <w:rFonts w:ascii="Arial" w:hAnsi="Arial" w:cs="Arial" w:hint="cs"/>
+          <w:color w:val="1C1C1C"/>
+          <w:rtl/>
+          <w:lang w:bidi="he-IL"/>
+        </w:rPr>
+        <w:t>מ</w:t>
+      </w:r>
+      <w:r>
+        <w:rPr>
+          <w:rFonts w:ascii="Segoe UI" w:hAnsi="Segoe UI" w:cs="Segoe UI" w:hint="cs"/>
+          <w:color w:val="1C1C1C"/>
+          <w:rtl/>
+          <w:lang w:bidi="he-IL"/>
+        </w:rPr>
+        <w:t>"</w:t>
+      </w:r>
+      <w:r>
+        <w:rPr>
+          <w:rFonts w:ascii="Arial" w:hAnsi="Arial" w:cs="Arial" w:hint="cs"/>
+          <w:color w:val="1C1C1C"/>
+          <w:rtl/>
+          <w:lang w:bidi="he-IL"/>
+        </w:rPr>
+        <w:t>מ</w:t>
+      </w:r>
+      <w:r>
+        <w:rPr>
+          <w:rFonts w:ascii="Segoe UI" w:hAnsi="Segoe UI" w:cs="Segoe UI" w:hint="cs"/>
+          <w:color w:val="1C1C1C"/>
+          <w:rtl/>
+          <w:lang w:bidi="he-IL"/>
+        </w:rPr>
+        <w:t xml:space="preserve">, 220 </w:t>
+      </w:r>
+      <w:r>
+        <w:rPr>
+          <w:rFonts w:ascii="Arial" w:hAnsi="Arial" w:cs="Arial" w:hint="cs"/>
+          <w:color w:val="1C1C1C"/>
+          <w:rtl/>
+          <w:lang w:bidi="he-IL"/>
+        </w:rPr>
+        <w:t>ג</w:t>
+      </w:r>
+      <w:r>
+        <w:rPr>
+          <w:rFonts w:ascii="Segoe UI" w:hAnsi="Segoe UI" w:cs="Segoe UI" w:hint="cs"/>
+          <w:color w:val="1C1C1C"/>
+          <w:rtl/>
+          <w:lang w:bidi="he-IL"/>
+        </w:rPr>
+        <w:t xml:space="preserve">'. </w:t>
+      </w:r>
+      <w:r>
+        <w:rPr>
+          <w:rFonts w:ascii="Arial" w:hAnsi="Arial" w:cs="Arial" w:hint="cs"/>
+          <w:color w:val="1C1C1C"/>
+          <w:rtl/>
+          <w:lang w:bidi="he-IL"/>
+        </w:rPr>
+        <w:t>השלט</w:t>
+      </w:r>
+      <w:r>
+        <w:rPr>
+          <w:rFonts w:ascii="Segoe UI" w:hAnsi="Segoe UI" w:cs="Segoe UI" w:hint="cs"/>
+          <w:color w:val="1C1C1C"/>
+          <w:rtl/>
+          <w:lang w:bidi="he-IL"/>
+        </w:rPr>
+        <w:t xml:space="preserve"> 317 x 217 x 62 </w:t>
+      </w:r>
+      <w:r>
+        <w:rPr>
+          <w:rFonts w:ascii="Arial" w:hAnsi="Arial" w:cs="Arial" w:hint="cs"/>
+          <w:color w:val="1C1C1C"/>
+          <w:rtl/>
+          <w:lang w:bidi="he-IL"/>
+        </w:rPr>
+        <w:t>מ</w:t>
+      </w:r>
+      <w:r>
+        <w:rPr>
+          <w:rFonts w:ascii="Segoe UI" w:hAnsi="Segoe UI" w:cs="Segoe UI" w:hint="cs"/>
+          <w:color w:val="1C1C1C"/>
+          <w:rtl/>
+          <w:lang w:bidi="he-IL"/>
+        </w:rPr>
+        <w:t>"</w:t>
+      </w:r>
+      <w:r>
+        <w:rPr>
+          <w:rFonts w:ascii="Arial" w:hAnsi="Arial" w:cs="Arial" w:hint="cs"/>
+          <w:color w:val="1C1C1C"/>
+          <w:rtl/>
+          <w:lang w:bidi="he-IL"/>
+        </w:rPr>
+        <w:t>מ</w:t>
+      </w:r>
+      <w:r>
+        <w:rPr>
+          <w:rFonts w:ascii="Segoe UI" w:hAnsi="Segoe UI" w:cs="Segoe UI" w:hint="cs"/>
+          <w:color w:val="1C1C1C"/>
+          <w:rtl/>
+          <w:lang w:bidi="he-IL"/>
+        </w:rPr>
+        <w:t xml:space="preserve">, 680 </w:t>
+      </w:r>
+      <w:r>
+        <w:rPr>
+          <w:rFonts w:ascii="Arial" w:hAnsi="Arial" w:cs="Arial" w:hint="cs"/>
+          <w:color w:val="1C1C1C"/>
+          <w:rtl/>
+          <w:lang w:bidi="he-IL"/>
+        </w:rPr>
+        <w:t>ג</w:t>
+      </w:r>
+      <w:r>
+        <w:rPr>
+          <w:rFonts w:ascii="Segoe UI" w:hAnsi="Segoe UI" w:cs="Segoe UI" w:hint="cs"/>
+          <w:color w:val="1C1C1C"/>
+          <w:rtl/>
+          <w:lang w:bidi="he-IL"/>
+        </w:rPr>
+        <w:t xml:space="preserve">'. </w:t>
+      </w:r>
+      <w:r>
+        <w:rPr>
+          <w:rFonts w:ascii="Arial" w:hAnsi="Arial" w:cs="Arial" w:hint="cs"/>
+          <w:color w:val="1C1C1C"/>
+          <w:rtl/>
+          <w:lang w:bidi="he-IL"/>
+        </w:rPr>
+        <w:t>הכרטיסיות</w:t>
+      </w:r>
+      <w:r>
+        <w:rPr>
+          <w:rFonts w:ascii="Segoe UI" w:hAnsi="Segoe UI" w:cs="Segoe UI" w:hint="cs"/>
+          <w:color w:val="1C1C1C"/>
+          <w:rtl/>
+          <w:lang w:bidi="he-IL"/>
+        </w:rPr>
+        <w:t xml:space="preserve"> 33 x 33 </w:t>
+      </w:r>
+      <w:r>
+        <w:rPr>
+          <w:rFonts w:ascii="Arial" w:hAnsi="Arial" w:cs="Arial" w:hint="cs"/>
+          <w:color w:val="1C1C1C"/>
+          <w:rtl/>
+          <w:lang w:bidi="he-IL"/>
+        </w:rPr>
+        <w:t>מ</w:t>
+      </w:r>
+      <w:r>
+        <w:rPr>
+          <w:rFonts w:ascii="Segoe UI" w:hAnsi="Segoe UI" w:cs="Segoe UI" w:hint="cs"/>
+          <w:color w:val="1C1C1C"/>
+          <w:rtl/>
+          <w:lang w:bidi="he-IL"/>
+        </w:rPr>
+        <w:t>"</w:t>
+      </w:r>
+      <w:r>
+        <w:rPr>
+          <w:rFonts w:ascii="Arial" w:hAnsi="Arial" w:cs="Arial" w:hint="cs"/>
+          <w:color w:val="1C1C1C"/>
+          <w:rtl/>
+          <w:lang w:bidi="he-IL"/>
+        </w:rPr>
+        <w:t>מ</w:t>
+      </w:r>
+      <w:r>
+        <w:rPr>
+          <w:rFonts w:ascii="Segoe UI" w:hAnsi="Segoe UI" w:cs="Segoe UI" w:hint="cs"/>
+          <w:color w:val="1C1C1C"/>
+          <w:rtl/>
+          <w:lang w:bidi="he-IL"/>
+        </w:rPr>
+        <w:t xml:space="preserve">, NFC. 11 </w:t>
+      </w:r>
+      <w:r>
+        <w:rPr>
+          <w:rFonts w:ascii="Arial" w:hAnsi="Arial" w:cs="Arial" w:hint="cs"/>
+          <w:color w:val="1C1C1C"/>
+          <w:rtl/>
+          <w:lang w:bidi="he-IL"/>
+        </w:rPr>
+        <w:t>חריצים</w:t>
+      </w:r>
+      <w:r>
+        <w:rPr>
+          <w:rFonts w:ascii="Segoe UI" w:hAnsi="Segoe UI" w:cs="Segoe UI" w:hint="cs"/>
+          <w:color w:val="1C1C1C"/>
+          <w:rtl/>
+          <w:lang w:bidi="he-IL"/>
+        </w:rPr>
+        <w:t xml:space="preserve"> </w:t>
+      </w:r>
+      <w:r>
+        <w:rPr>
+          <w:rFonts w:ascii="Arial" w:hAnsi="Arial" w:cs="Arial" w:hint="cs"/>
+          <w:color w:val="1C1C1C"/>
+          <w:rtl/>
+          <w:lang w:bidi="he-IL"/>
+        </w:rPr>
+        <w:t>כפ</w:t>
+      </w:r>
+      <w:r>
+        <w:rPr>
+          <w:rFonts w:ascii="Arial" w:hAnsi="Arial" w:cs="Arial" w:hint="cs"/>
+          <w:color w:val="1C1C1C"/>
+          <w:rtl/>
+          <w:lang w:bidi="he-IL"/>
+        </w:rPr>
+        <w:t>ולים</w:t>
+      </w:r>
+      <w:r>
+        <w:rPr>
+          <w:rFonts w:ascii="Segoe UI" w:hAnsi="Segoe UI" w:cs="Segoe UI" w:hint="cs"/>
+          <w:color w:val="1C1C1C"/>
+          <w:rtl/>
+          <w:lang w:bidi="he-IL"/>
+        </w:rPr>
+        <w:t xml:space="preserve">. </w:t>
+      </w:r>
+      <w:r>
+        <w:rPr>
+          <w:rFonts w:ascii="Arial" w:hAnsi="Arial" w:cs="Arial" w:hint="cs"/>
+          <w:color w:val="1C1C1C"/>
+          <w:rtl/>
+          <w:lang w:bidi="he-IL"/>
+        </w:rPr>
+        <w:t>צעד</w:t>
+      </w:r>
+      <w:r>
+        <w:rPr>
+          <w:rFonts w:ascii="Segoe UI" w:hAnsi="Segoe UI" w:cs="Segoe UI" w:hint="cs"/>
+          <w:color w:val="1C1C1C"/>
+          <w:rtl/>
+          <w:lang w:bidi="he-IL"/>
+        </w:rPr>
+        <w:t xml:space="preserve"> </w:t>
+      </w:r>
+      <w:r>
+        <w:rPr>
+          <w:rFonts w:ascii="Arial" w:hAnsi="Arial" w:cs="Arial" w:hint="cs"/>
+          <w:color w:val="1C1C1C"/>
+          <w:rtl/>
+          <w:lang w:bidi="he-IL"/>
+        </w:rPr>
+        <w:t>ברירת</w:t>
+      </w:r>
+      <w:r>
+        <w:rPr>
+          <w:rFonts w:ascii="Segoe UI" w:hAnsi="Segoe UI" w:cs="Segoe UI" w:hint="cs"/>
+          <w:color w:val="1C1C1C"/>
+          <w:rtl/>
+          <w:lang w:bidi="he-IL"/>
+        </w:rPr>
+        <w:t xml:space="preserve"> </w:t>
+      </w:r>
+      <w:r>
+        <w:rPr>
+          <w:rFonts w:ascii="Arial" w:hAnsi="Arial" w:cs="Arial" w:hint="cs"/>
+          <w:color w:val="1C1C1C"/>
+          <w:rtl/>
+          <w:lang w:bidi="he-IL"/>
+        </w:rPr>
+        <w:t>מחדל</w:t>
+      </w:r>
+      <w:r>
+        <w:rPr>
+          <w:rFonts w:ascii="Segoe UI" w:hAnsi="Segoe UI" w:cs="Segoe UI" w:hint="cs"/>
+          <w:color w:val="1C1C1C"/>
+          <w:rtl/>
+          <w:lang w:bidi="he-IL"/>
+        </w:rPr>
+        <w:t xml:space="preserve"> 15 </w:t>
+      </w:r>
+      <w:r>
+        <w:rPr>
+          <w:rFonts w:ascii="Arial" w:hAnsi="Arial" w:cs="Arial" w:hint="cs"/>
+          <w:color w:val="1C1C1C"/>
+          <w:rtl/>
+          <w:lang w:bidi="he-IL"/>
+        </w:rPr>
+        <w:t>ס</w:t>
+      </w:r>
+      <w:r>
+        <w:rPr>
+          <w:rFonts w:ascii="Segoe UI" w:hAnsi="Segoe UI" w:cs="Segoe UI" w:hint="cs"/>
+          <w:color w:val="1C1C1C"/>
+          <w:rtl/>
+          <w:lang w:bidi="he-IL"/>
+        </w:rPr>
+        <w:t>"</w:t>
+      </w:r>
+      <w:r>
+        <w:rPr>
+          <w:rFonts w:ascii="Arial" w:hAnsi="Arial" w:cs="Arial" w:hint="cs"/>
+          <w:color w:val="1C1C1C"/>
+          <w:rtl/>
+          <w:lang w:bidi="he-IL"/>
+        </w:rPr>
+        <w:t>מ</w:t>
+      </w:r>
+      <w:r>
+        <w:rPr>
+          <w:rFonts w:ascii="Segoe UI" w:hAnsi="Segoe UI" w:cs="Segoe UI" w:hint="cs"/>
+          <w:color w:val="1C1C1C"/>
+          <w:rtl/>
+          <w:lang w:bidi="he-IL"/>
+        </w:rPr>
+        <w:t xml:space="preserve">, </w:t>
+      </w:r>
+      <w:r>
+        <w:rPr>
+          <w:rFonts w:ascii="Arial" w:hAnsi="Arial" w:cs="Arial" w:hint="cs"/>
+          <w:color w:val="1C1C1C"/>
+          <w:rtl/>
+          <w:lang w:bidi="he-IL"/>
+        </w:rPr>
+        <w:t>מתכוונן</w:t>
+      </w:r>
+      <w:r>
+        <w:rPr>
+          <w:rFonts w:ascii="Segoe UI" w:hAnsi="Segoe UI" w:cs="Segoe UI" w:hint="cs"/>
+          <w:color w:val="1C1C1C"/>
+          <w:rtl/>
+          <w:lang w:bidi="he-IL"/>
+        </w:rPr>
+        <w:t xml:space="preserve"> </w:t>
+      </w:r>
+      <w:r>
+        <w:rPr>
+          <w:rFonts w:ascii="Arial" w:hAnsi="Arial" w:cs="Arial" w:hint="cs"/>
+          <w:color w:val="1C1C1C"/>
+          <w:rtl/>
+          <w:lang w:bidi="he-IL"/>
+        </w:rPr>
+        <w:t>לכל</w:t>
+      </w:r>
+      <w:r>
+        <w:rPr>
+          <w:rFonts w:ascii="Segoe UI" w:hAnsi="Segoe UI" w:cs="Segoe UI" w:hint="cs"/>
+          <w:color w:val="1C1C1C"/>
+          <w:rtl/>
+          <w:lang w:bidi="he-IL"/>
+        </w:rPr>
+        <w:t xml:space="preserve"> </w:t>
+      </w:r>
+      <w:r>
+        <w:rPr>
+          <w:rFonts w:ascii="Arial" w:hAnsi="Arial" w:cs="Arial" w:hint="cs"/>
+          <w:color w:val="1C1C1C"/>
+          <w:rtl/>
+          <w:lang w:bidi="he-IL"/>
+        </w:rPr>
+        <w:t>גודל</w:t>
+      </w:r>
+      <w:r>
+        <w:rPr>
+          <w:rFonts w:ascii="Segoe UI" w:hAnsi="Segoe UI" w:cs="Segoe UI" w:hint="cs"/>
+          <w:color w:val="1C1C1C"/>
+          <w:rtl/>
+          <w:lang w:bidi="he-IL"/>
+        </w:rPr>
+        <w:t xml:space="preserve">. </w:t>
+      </w:r>
+      <w:r>
+        <w:rPr>
+          <w:rFonts w:ascii="Arial" w:hAnsi="Arial" w:cs="Arial" w:hint="cs"/>
+          <w:color w:val="1C1C1C"/>
+          <w:rtl/>
+          <w:lang w:bidi="he-IL"/>
+        </w:rPr>
+        <w:t>סיבובים</w:t>
+      </w:r>
+      <w:r>
+        <w:rPr>
+          <w:rFonts w:ascii="Segoe UI" w:hAnsi="Segoe UI" w:cs="Segoe UI" w:hint="cs"/>
+          <w:color w:val="1C1C1C"/>
+          <w:rtl/>
+          <w:lang w:bidi="he-IL"/>
+        </w:rPr>
+        <w:t xml:space="preserve"> </w:t>
+      </w:r>
+      <w:r>
+        <w:rPr>
+          <w:rFonts w:ascii="Arial" w:hAnsi="Arial" w:cs="Arial" w:hint="cs"/>
+          <w:color w:val="1C1C1C"/>
+          <w:rtl/>
+          <w:lang w:bidi="he-IL"/>
+        </w:rPr>
+        <w:t>מ</w:t>
+      </w:r>
+      <w:r>
+        <w:rPr>
+          <w:rFonts w:ascii="Segoe UI" w:hAnsi="Segoe UI" w:cs="Segoe UI" w:hint="cs"/>
+          <w:color w:val="1C1C1C"/>
+          <w:rtl/>
+          <w:lang w:bidi="he-IL"/>
+        </w:rPr>
+        <w:t xml:space="preserve">-1 </w:t>
+      </w:r>
+      <w:r>
+        <w:rPr>
+          <w:rFonts w:ascii="Arial" w:hAnsi="Arial" w:cs="Arial" w:hint="cs"/>
+          <w:color w:val="1C1C1C"/>
+          <w:rtl/>
+          <w:lang w:bidi="he-IL"/>
+        </w:rPr>
+        <w:t>ועד</w:t>
+      </w:r>
+      <w:r>
+        <w:rPr>
+          <w:rFonts w:ascii="Segoe UI" w:hAnsi="Segoe UI" w:cs="Segoe UI" w:hint="cs"/>
+          <w:color w:val="1C1C1C"/>
+          <w:rtl/>
+          <w:lang w:bidi="he-IL"/>
+        </w:rPr>
+        <w:t xml:space="preserve"> 360 </w:t>
+      </w:r>
+      <w:r>
+        <w:rPr>
+          <w:rFonts w:ascii="Arial" w:hAnsi="Arial" w:cs="Arial" w:hint="cs"/>
+          <w:color w:val="1C1C1C"/>
+          <w:rtl/>
+          <w:lang w:bidi="he-IL"/>
+        </w:rPr>
+        <w:t>מעלות</w:t>
+      </w:r>
+      <w:r>
+        <w:rPr>
+          <w:rFonts w:ascii="Segoe UI" w:hAnsi="Segoe UI" w:cs="Segoe UI" w:hint="cs"/>
+          <w:color w:val="1C1C1C"/>
+          <w:rtl/>
+          <w:lang w:bidi="he-IL"/>
+        </w:rPr>
+        <w:t xml:space="preserve">. Bluetooth </w:t>
+      </w:r>
+      <w:r>
+        <w:rPr>
+          <w:rFonts w:ascii="Arial" w:hAnsi="Arial" w:cs="Arial" w:hint="cs"/>
+          <w:color w:val="1C1C1C"/>
+          <w:rtl/>
+          <w:lang w:bidi="he-IL"/>
+        </w:rPr>
+        <w:t>כ</w:t>
+      </w:r>
+      <w:r>
+        <w:rPr>
+          <w:rFonts w:ascii="Segoe UI" w:hAnsi="Segoe UI" w:cs="Segoe UI" w:hint="cs"/>
+          <w:color w:val="1C1C1C"/>
+          <w:rtl/>
+          <w:lang w:bidi="he-IL"/>
+        </w:rPr>
+        <w:t xml:space="preserve">-5 </w:t>
+      </w:r>
+      <w:r>
+        <w:rPr>
+          <w:rFonts w:ascii="Arial" w:hAnsi="Arial" w:cs="Arial" w:hint="cs"/>
+          <w:color w:val="1C1C1C"/>
+          <w:rtl/>
+          <w:lang w:bidi="he-IL"/>
+        </w:rPr>
+        <w:t>מ</w:t>
+      </w:r>
+      <w:r>
+        <w:rPr>
+          <w:rFonts w:ascii="Segoe UI" w:hAnsi="Segoe UI" w:cs="Segoe UI" w:hint="cs"/>
+          <w:color w:val="1C1C1C"/>
+          <w:rtl/>
+          <w:lang w:bidi="he-IL"/>
+        </w:rPr>
+        <w:t xml:space="preserve">'. </w:t>
+      </w:r>
+      <w:r>
+        <w:rPr>
+          <w:rFonts w:ascii="Arial" w:hAnsi="Arial" w:cs="Arial" w:hint="cs"/>
+          <w:color w:val="1C1C1C"/>
+          <w:rtl/>
+          <w:lang w:bidi="he-IL"/>
+        </w:rPr>
+        <w:t>סוללה</w:t>
+      </w:r>
+      <w:r>
+        <w:rPr>
+          <w:rFonts w:ascii="Segoe UI" w:hAnsi="Segoe UI" w:cs="Segoe UI" w:hint="cs"/>
+          <w:color w:val="1C1C1C"/>
+          <w:rtl/>
+          <w:lang w:bidi="he-IL"/>
+        </w:rPr>
+        <w:t xml:space="preserve"> Li-Ion, </w:t>
+      </w:r>
+      <w:r>
+        <w:rPr>
+          <w:rFonts w:ascii="Arial" w:hAnsi="Arial" w:cs="Arial" w:hint="cs"/>
+          <w:color w:val="1C1C1C"/>
+          <w:rtl/>
+          <w:lang w:bidi="he-IL"/>
+        </w:rPr>
+        <w:t>טעינה</w:t>
+      </w:r>
+      <w:r>
+        <w:rPr>
+          <w:rFonts w:ascii="Segoe UI" w:hAnsi="Segoe UI" w:cs="Segoe UI" w:hint="cs"/>
+          <w:color w:val="1C1C1C"/>
+          <w:rtl/>
+          <w:lang w:bidi="he-IL"/>
+        </w:rPr>
+        <w:t xml:space="preserve"> USB-C, </w:t>
+      </w:r>
+      <w:r>
+        <w:rPr>
+          <w:rFonts w:ascii="Arial" w:hAnsi="Arial" w:cs="Arial" w:hint="cs"/>
+          <w:color w:val="1C1C1C"/>
+          <w:rtl/>
+          <w:lang w:bidi="he-IL"/>
+        </w:rPr>
+        <w:t>כ</w:t>
+      </w:r>
+      <w:r>
+        <w:rPr>
+          <w:rFonts w:ascii="Segoe UI" w:hAnsi="Segoe UI" w:cs="Segoe UI" w:hint="cs"/>
+          <w:color w:val="1C1C1C"/>
+          <w:rtl/>
+          <w:lang w:bidi="he-IL"/>
+        </w:rPr>
+        <w:t xml:space="preserve">-1.5 </w:t>
+      </w:r>
+      <w:r>
+        <w:rPr>
+          <w:rFonts w:ascii="Arial" w:hAnsi="Arial" w:cs="Arial" w:hint="cs"/>
+          <w:color w:val="1C1C1C"/>
+          <w:rtl/>
+          <w:lang w:bidi="he-IL"/>
+        </w:rPr>
+        <w:t>שעות</w:t>
+      </w:r>
+      <w:r>
+        <w:rPr>
+          <w:rFonts w:ascii="Segoe UI" w:hAnsi="Segoe UI" w:cs="Segoe UI" w:hint="cs"/>
+          <w:color w:val="1C1C1C"/>
+          <w:rtl/>
+          <w:lang w:bidi="he-IL"/>
+        </w:rPr>
+        <w:t xml:space="preserve">. </w:t>
+      </w:r>
+      <w:r>
+        <w:rPr>
+          <w:rFonts w:ascii="Arial" w:hAnsi="Arial" w:cs="Arial" w:hint="cs"/>
+          <w:color w:val="1C1C1C"/>
+          <w:rtl/>
+          <w:lang w:bidi="he-IL"/>
+        </w:rPr>
+        <w:t>גיל</w:t>
+      </w:r>
+      <w:r>
+        <w:rPr>
+          <w:rFonts w:ascii="Segoe UI" w:hAnsi="Segoe UI" w:cs="Segoe UI" w:hint="cs"/>
+          <w:color w:val="1C1C1C"/>
+          <w:rtl/>
+          <w:lang w:bidi="he-IL"/>
+        </w:rPr>
+        <w:t xml:space="preserve"> 4-10 </w:t>
+      </w:r>
+      <w:r>
+        <w:rPr>
+          <w:rFonts w:ascii="Arial" w:hAnsi="Arial" w:cs="Arial" w:hint="cs"/>
+          <w:color w:val="1C1C1C"/>
+          <w:rtl/>
+          <w:lang w:bidi="he-IL"/>
+        </w:rPr>
+        <w:t>שנים</w:t>
+      </w:r>
+      <w:r>
+        <w:rPr>
+          <w:rFonts w:ascii="Segoe UI" w:hAnsi="Segoe UI" w:cs="Segoe UI" w:hint="cs"/>
+          <w:color w:val="1C1C1C"/>
+          <w:rtl/>
+          <w:lang w:bidi="he-IL"/>
+        </w:rPr>
+        <w:t xml:space="preserve">. </w:t>
+      </w:r>
+      <w:r>
+        <w:rPr>
+          <w:rFonts w:ascii="Arial" w:hAnsi="Arial" w:cs="Arial" w:hint="cs"/>
+          <w:color w:val="1C1C1C"/>
+          <w:rtl/>
+          <w:lang w:bidi="he-IL"/>
+        </w:rPr>
+        <w:t>מיוצר</w:t>
+      </w:r>
+      <w:r>
+        <w:rPr>
+          <w:rFonts w:ascii="Segoe UI" w:hAnsi="Segoe UI" w:cs="Segoe UI" w:hint="cs"/>
+          <w:color w:val="1C1C1C"/>
+          <w:rtl/>
+          <w:lang w:bidi="he-IL"/>
+        </w:rPr>
+        <w:t xml:space="preserve"> </w:t>
+      </w:r>
+      <w:r>
+        <w:rPr>
+          <w:rFonts w:ascii="Arial" w:hAnsi="Arial" w:cs="Arial" w:hint="cs"/>
+          <w:color w:val="1C1C1C"/>
+          <w:rtl/>
+          <w:lang w:bidi="he-IL"/>
+        </w:rPr>
+        <w:t>בקאן</w:t>
+      </w:r>
+      <w:r>
+        <w:rPr>
+          <w:rFonts w:ascii="Segoe UI" w:hAnsi="Segoe UI" w:cs="Segoe UI" w:hint="cs"/>
+          <w:color w:val="1C1C1C"/>
+          <w:rtl/>
+          <w:lang w:bidi="he-IL"/>
+        </w:rPr>
+        <w:t xml:space="preserve">, </w:t>
+      </w:r>
+      <w:r>
+        <w:rPr>
+          <w:rFonts w:ascii="Arial" w:hAnsi="Arial" w:cs="Arial" w:hint="cs"/>
+          <w:color w:val="1C1C1C"/>
+          <w:rtl/>
+          <w:lang w:bidi="he-IL"/>
+        </w:rPr>
+        <w:t>צרפת</w:t>
+      </w:r>
+      <w:r>
+        <w:rPr>
+          <w:rFonts w:ascii="Segoe UI" w:hAnsi="Segoe UI" w:cs="Segoe UI" w:hint="cs"/>
+          <w:color w:val="1C1C1C"/>
+          <w:rtl/>
+          <w:lang w:bidi="he-IL"/>
+        </w:rPr>
+        <w:t xml:space="preserve">. </w:t>
+      </w:r>
+      <w:r>
+        <w:rPr>
+          <w:rFonts w:ascii="Arial" w:hAnsi="Arial" w:cs="Arial" w:hint="cs"/>
+          <w:color w:val="1C1C1C"/>
+          <w:rtl/>
+          <w:lang w:bidi="he-IL"/>
+        </w:rPr>
+        <w:t>תקני</w:t>
+      </w:r>
+      <w:r>
+        <w:rPr>
+          <w:rFonts w:ascii="Segoe UI" w:hAnsi="Segoe UI" w:cs="Segoe UI" w:hint="cs"/>
+          <w:color w:val="1C1C1C"/>
+          <w:rtl/>
+          <w:lang w:bidi="he-IL"/>
+        </w:rPr>
+        <w:t xml:space="preserve"> CE </w:t>
+      </w:r>
+      <w:r>
+        <w:rPr>
+          <w:rFonts w:ascii="Arial" w:hAnsi="Arial" w:cs="Arial" w:hint="cs"/>
+          <w:color w:val="1C1C1C"/>
+          <w:rtl/>
+          <w:lang w:bidi="he-IL"/>
+        </w:rPr>
+        <w:t>ו</w:t>
+      </w:r>
+      <w:r>
+        <w:rPr>
+          <w:rFonts w:ascii="Segoe UI" w:hAnsi="Segoe UI" w:cs="Segoe UI" w:hint="cs"/>
+          <w:color w:val="1C1C1C"/>
+          <w:rtl/>
+          <w:lang w:bidi="he-IL"/>
+        </w:rPr>
+        <w:t>-UKCA.</w:t>
+      </w:r>
+    </w:p>
+    <w:p>
+      <w:pPr>
+        <w:pStyle w:val="a7"/>
+        <w:bidi/>
+        <w:divId w:val="1410343293"/>
+        <w:rPr>
           <w:rFonts w:ascii="Segoe UI" w:hAnsi="Segoe UI" w:cs="Segoe UI"/>
-          <w:rtl/>
-          <w:lang w:bidi="he-IL"/>
-        </w:rPr>
-        <w:t>simulator.primastem.com</w:t>
+          <w:color w:val="1C1C1C"/>
+          <w:rtl/>
+          <w:lang w:bidi="he-IL"/>
+        </w:rPr>
+      </w:pPr>
+      <w:r>
+        <w:rPr>
+          <w:rFonts w:ascii="Arial" w:hAnsi="Arial" w:cs="Arial" w:hint="cs"/>
+          <w:color w:val="1C1C1C"/>
+          <w:rtl/>
+          <w:lang w:bidi="he-IL"/>
+        </w:rPr>
+        <w:t>שירות</w:t>
+      </w:r>
+      <w:r>
+        <w:rPr>
+          <w:rFonts w:ascii="Segoe UI" w:hAnsi="Segoe UI" w:cs="Segoe UI" w:hint="cs"/>
+          <w:color w:val="1C1C1C"/>
+          <w:rtl/>
+          <w:lang w:bidi="he-IL"/>
+        </w:rPr>
+        <w:t xml:space="preserve">. </w:t>
+      </w:r>
+      <w:r>
+        <w:rPr>
+          <w:rFonts w:ascii="Arial" w:hAnsi="Arial" w:cs="Arial" w:hint="cs"/>
+          <w:color w:val="1C1C1C"/>
+          <w:rtl/>
+          <w:lang w:bidi="he-IL"/>
+        </w:rPr>
+        <w:t>מתאימים</w:t>
+      </w:r>
+      <w:r>
+        <w:rPr>
+          <w:rFonts w:ascii="Segoe UI" w:hAnsi="Segoe UI" w:cs="Segoe UI" w:hint="cs"/>
+          <w:color w:val="1C1C1C"/>
+          <w:rtl/>
+          <w:lang w:bidi="he-IL"/>
+        </w:rPr>
+        <w:t xml:space="preserve"> </w:t>
+      </w:r>
+      <w:r>
+        <w:rPr>
+          <w:rFonts w:ascii="Arial" w:hAnsi="Arial" w:cs="Arial" w:hint="cs"/>
+          <w:color w:val="1C1C1C"/>
+          <w:rtl/>
+          <w:lang w:bidi="he-IL"/>
+        </w:rPr>
+        <w:t>טושים</w:t>
+      </w:r>
+      <w:r>
+        <w:rPr>
+          <w:rFonts w:ascii="Segoe UI" w:hAnsi="Segoe UI" w:cs="Segoe UI" w:hint="cs"/>
+          <w:color w:val="1C1C1C"/>
+          <w:rtl/>
+          <w:lang w:bidi="he-IL"/>
+        </w:rPr>
+        <w:t xml:space="preserve"> </w:t>
+      </w:r>
+      <w:r>
+        <w:rPr>
+          <w:rFonts w:ascii="Arial" w:hAnsi="Arial" w:cs="Arial" w:hint="cs"/>
+          <w:color w:val="1C1C1C"/>
+          <w:rtl/>
+          <w:lang w:bidi="he-IL"/>
+        </w:rPr>
+        <w:t>רגילים</w:t>
+      </w:r>
+      <w:r>
+        <w:rPr>
+          <w:rFonts w:ascii="Segoe UI" w:hAnsi="Segoe UI" w:cs="Segoe UI" w:hint="cs"/>
+          <w:color w:val="1C1C1C"/>
+          <w:rtl/>
+          <w:lang w:bidi="he-IL"/>
+        </w:rPr>
+        <w:t xml:space="preserve">, </w:t>
+      </w:r>
+      <w:r>
+        <w:rPr>
+          <w:rFonts w:ascii="Arial" w:hAnsi="Arial" w:cs="Arial" w:hint="cs"/>
+          <w:color w:val="1C1C1C"/>
+          <w:rtl/>
+          <w:lang w:bidi="he-IL"/>
+        </w:rPr>
+        <w:t>הסוללה</w:t>
+      </w:r>
+      <w:r>
+        <w:rPr>
+          <w:rFonts w:ascii="Segoe UI" w:hAnsi="Segoe UI" w:cs="Segoe UI" w:hint="cs"/>
+          <w:color w:val="1C1C1C"/>
+          <w:rtl/>
+          <w:lang w:bidi="he-IL"/>
+        </w:rPr>
+        <w:t xml:space="preserve"> </w:t>
+      </w:r>
+      <w:r>
+        <w:rPr>
+          <w:rFonts w:ascii="Arial" w:hAnsi="Arial" w:cs="Arial" w:hint="cs"/>
+          <w:color w:val="1C1C1C"/>
+          <w:rtl/>
+          <w:lang w:bidi="he-IL"/>
+        </w:rPr>
+        <w:t>ניתנת</w:t>
+      </w:r>
+      <w:r>
+        <w:rPr>
+          <w:rFonts w:ascii="Segoe UI" w:hAnsi="Segoe UI" w:cs="Segoe UI" w:hint="cs"/>
+          <w:color w:val="1C1C1C"/>
+          <w:rtl/>
+          <w:lang w:bidi="he-IL"/>
+        </w:rPr>
+        <w:t xml:space="preserve"> </w:t>
+      </w:r>
+      <w:r>
+        <w:rPr>
+          <w:rFonts w:ascii="Arial" w:hAnsi="Arial" w:cs="Arial" w:hint="cs"/>
+          <w:color w:val="1C1C1C"/>
+          <w:rtl/>
+          <w:lang w:bidi="he-IL"/>
+        </w:rPr>
+        <w:t>להחלפה</w:t>
+      </w:r>
+      <w:r>
+        <w:rPr>
+          <w:rFonts w:ascii="Segoe UI" w:hAnsi="Segoe UI" w:cs="Segoe UI" w:hint="cs"/>
+          <w:color w:val="1C1C1C"/>
+          <w:rtl/>
+          <w:lang w:bidi="he-IL"/>
+        </w:rPr>
+        <w:t xml:space="preserve">. </w:t>
+      </w:r>
+      <w:r>
+        <w:rPr>
+          <w:rFonts w:ascii="Arial" w:hAnsi="Arial" w:cs="Arial" w:hint="cs"/>
+          <w:color w:val="1C1C1C"/>
+          <w:rtl/>
+          <w:lang w:bidi="he-IL"/>
+        </w:rPr>
+        <w:t>אחריות</w:t>
+      </w:r>
+      <w:r>
+        <w:rPr>
+          <w:rFonts w:ascii="Segoe UI" w:hAnsi="Segoe UI" w:cs="Segoe UI" w:hint="cs"/>
+          <w:color w:val="1C1C1C"/>
+          <w:rtl/>
+          <w:lang w:bidi="he-IL"/>
+        </w:rPr>
+        <w:t xml:space="preserve"> </w:t>
+      </w:r>
+      <w:r>
+        <w:rPr>
+          <w:rFonts w:ascii="Arial" w:hAnsi="Arial" w:cs="Arial" w:hint="cs"/>
+          <w:color w:val="1C1C1C"/>
+          <w:rtl/>
+          <w:lang w:bidi="he-IL"/>
+        </w:rPr>
+        <w:t>ושירות</w:t>
+      </w:r>
+      <w:r>
+        <w:rPr>
+          <w:rFonts w:ascii="Segoe UI" w:hAnsi="Segoe UI" w:cs="Segoe UI" w:hint="cs"/>
+          <w:color w:val="1C1C1C"/>
+          <w:rtl/>
+          <w:lang w:bidi="he-IL"/>
+        </w:rPr>
+        <w:t xml:space="preserve"> </w:t>
+      </w:r>
+      <w:r>
+        <w:rPr>
+          <w:rFonts w:ascii="Arial" w:hAnsi="Arial" w:cs="Arial" w:hint="cs"/>
+          <w:color w:val="1C1C1C"/>
+          <w:rtl/>
+          <w:lang w:bidi="he-IL"/>
+        </w:rPr>
+        <w:t>מספק</w:t>
+      </w:r>
+      <w:r>
+        <w:rPr>
+          <w:rFonts w:ascii="Segoe UI" w:hAnsi="Segoe UI" w:cs="Segoe UI" w:hint="cs"/>
+          <w:color w:val="1C1C1C"/>
+          <w:rtl/>
+          <w:lang w:bidi="he-IL"/>
+        </w:rPr>
+        <w:t xml:space="preserve"> </w:t>
+      </w:r>
+      <w:r>
+        <w:rPr>
+          <w:rFonts w:ascii="Arial" w:hAnsi="Arial" w:cs="Arial" w:hint="cs"/>
+          <w:color w:val="1C1C1C"/>
+          <w:rtl/>
+          <w:lang w:bidi="he-IL"/>
+        </w:rPr>
+        <w:t>המפיץ</w:t>
+      </w:r>
+      <w:r>
+        <w:rPr>
+          <w:rFonts w:ascii="Segoe UI" w:hAnsi="Segoe UI" w:cs="Segoe UI" w:hint="cs"/>
+          <w:color w:val="1C1C1C"/>
+          <w:rtl/>
+          <w:lang w:bidi="he-IL"/>
+        </w:rPr>
+        <w:t>.</w:t>
       </w:r>
     </w:p>
     <w:p>
       <w:pPr>
         <w:pStyle w:val="note"/>
         <w:bidi/>
-        <w:divId w:val="161092761"/>
+        <w:divId w:val="1410343293"/>
         <w:rPr>
           <w:rFonts w:ascii="Segoe UI" w:hAnsi="Segoe UI" w:cs="Segoe UI"/>
           <w:rtl/>
@@ -8408,20 +9768,141 @@
       <w:r>
         <w:rPr>
           <w:rStyle w:val="a5"/>
-          <w:rFonts w:ascii="Segoe UI" w:hAnsi="Segoe UI" w:cs="Segoe UI"/>
-          <w:i/>
-          <w:iCs/>
-          <w:rtl/>
-          <w:lang w:bidi="he-IL"/>
-        </w:rPr>
-        <w:t>[QR: assets/qr/simulateur-qr.svg]</w:t>
+          <w:rFonts w:ascii="Arial" w:hAnsi="Arial" w:cs="Arial" w:hint="cs"/>
+          <w:i/>
+          <w:iCs/>
+          <w:rtl/>
+          <w:lang w:bidi="he-IL"/>
+        </w:rPr>
+        <w:t>את</w:t>
+      </w:r>
+      <w:r>
+        <w:rPr>
+          <w:rStyle w:val="a5"/>
+          <w:rFonts w:ascii="Segoe UI" w:hAnsi="Segoe UI" w:cs="Segoe UI" w:hint="cs"/>
+          <w:i/>
+          <w:iCs/>
+          <w:rtl/>
+          <w:lang w:bidi="he-IL"/>
+        </w:rPr>
+        <w:t xml:space="preserve"> </w:t>
+      </w:r>
+      <w:r>
+        <w:rPr>
+          <w:rStyle w:val="a5"/>
+          <w:rFonts w:ascii="Arial" w:hAnsi="Arial" w:cs="Arial" w:hint="cs"/>
+          <w:i/>
+          <w:iCs/>
+          <w:rtl/>
+          <w:lang w:bidi="he-IL"/>
+        </w:rPr>
+        <w:t>המק</w:t>
+      </w:r>
+      <w:r>
+        <w:rPr>
+          <w:rStyle w:val="a5"/>
+          <w:rFonts w:ascii="Segoe UI" w:hAnsi="Segoe UI" w:cs="Segoe UI" w:hint="cs"/>
+          <w:i/>
+          <w:iCs/>
+          <w:rtl/>
+          <w:lang w:bidi="he-IL"/>
+        </w:rPr>
+        <w:t>"</w:t>
+      </w:r>
+      <w:r>
+        <w:rPr>
+          <w:rStyle w:val="a5"/>
+          <w:rFonts w:ascii="Arial" w:hAnsi="Arial" w:cs="Arial" w:hint="cs"/>
+          <w:i/>
+          <w:iCs/>
+          <w:rtl/>
+          <w:lang w:bidi="he-IL"/>
+        </w:rPr>
+        <w:t>ט</w:t>
+      </w:r>
+      <w:r>
+        <w:rPr>
+          <w:rStyle w:val="a5"/>
+          <w:rFonts w:ascii="Segoe UI" w:hAnsi="Segoe UI" w:cs="Segoe UI" w:hint="cs"/>
+          <w:i/>
+          <w:iCs/>
+          <w:rtl/>
+          <w:lang w:bidi="he-IL"/>
+        </w:rPr>
+        <w:t xml:space="preserve"> </w:t>
+      </w:r>
+      <w:r>
+        <w:rPr>
+          <w:rStyle w:val="a5"/>
+          <w:rFonts w:ascii="Arial" w:hAnsi="Arial" w:cs="Arial" w:hint="cs"/>
+          <w:i/>
+          <w:iCs/>
+          <w:rtl/>
+          <w:lang w:bidi="he-IL"/>
+        </w:rPr>
+        <w:t>והמחיר</w:t>
+      </w:r>
+      <w:r>
+        <w:rPr>
+          <w:rStyle w:val="a5"/>
+          <w:rFonts w:ascii="Segoe UI" w:hAnsi="Segoe UI" w:cs="Segoe UI" w:hint="cs"/>
+          <w:i/>
+          <w:iCs/>
+          <w:rtl/>
+          <w:lang w:bidi="he-IL"/>
+        </w:rPr>
+        <w:t xml:space="preserve"> </w:t>
+      </w:r>
+      <w:r>
+        <w:rPr>
+          <w:rStyle w:val="a5"/>
+          <w:rFonts w:ascii="Arial" w:hAnsi="Arial" w:cs="Arial" w:hint="cs"/>
+          <w:i/>
+          <w:iCs/>
+          <w:rtl/>
+          <w:lang w:bidi="he-IL"/>
+        </w:rPr>
+        <w:t>קובע</w:t>
+      </w:r>
+      <w:r>
+        <w:rPr>
+          <w:rStyle w:val="a5"/>
+          <w:rFonts w:ascii="Segoe UI" w:hAnsi="Segoe UI" w:cs="Segoe UI" w:hint="cs"/>
+          <w:i/>
+          <w:iCs/>
+          <w:rtl/>
+          <w:lang w:bidi="he-IL"/>
+        </w:rPr>
+        <w:t xml:space="preserve"> </w:t>
+      </w:r>
+      <w:r>
+        <w:rPr>
+          <w:rStyle w:val="a5"/>
+          <w:rFonts w:ascii="Arial" w:hAnsi="Arial" w:cs="Arial" w:hint="cs"/>
+          <w:i/>
+          <w:iCs/>
+          <w:rtl/>
+          <w:lang w:bidi="he-IL"/>
+        </w:rPr>
+        <w:t>המפיץ</w:t>
+      </w:r>
+      <w:r>
+        <w:rPr>
+          <w:rStyle w:val="a5"/>
+          <w:rFonts w:ascii="Segoe UI" w:hAnsi="Segoe UI" w:cs="Segoe UI" w:hint="cs"/>
+          <w:i/>
+          <w:iCs/>
+          <w:rtl/>
+          <w:lang w:bidi="he-IL"/>
+        </w:rPr>
+        <w:t>.</w:t>
       </w:r>
     </w:p>
     <w:p>
       <w:pPr>
         <w:pStyle w:val="note"/>
         <w:bidi/>
-        <w:divId w:val="161092761"/>
+        <w:divId w:val="1410343293"/>
         <w:rPr>
           <w:rFonts w:ascii="Segoe UI" w:hAnsi="Segoe UI" w:cs="Segoe UI"/>
           <w:rtl/>
@@ -8431,1780 +9912,7 @@
       <w:r>
         <w:rPr>
           <w:rStyle w:val="a5"/>
-          <w:rFonts w:ascii="Arial" w:hAnsi="Arial" w:cs="Arial" w:hint="cs"/>
-          <w:i/>
-          <w:iCs/>
-          <w:rtl/>
-          <w:lang w:bidi="he-IL"/>
-        </w:rPr>
-        <w:t>בכתב</w:t>
-      </w:r>
-      <w:r>
-        <w:rPr>
-          <w:rStyle w:val="a5"/>
-          <w:rFonts w:ascii="Segoe UI" w:hAnsi="Segoe UI" w:cs="Segoe UI" w:hint="cs"/>
-          <w:i/>
-          <w:iCs/>
-          <w:rtl/>
-          <w:lang w:bidi="he-IL"/>
-        </w:rPr>
-        <w:t xml:space="preserve"> </w:t>
-      </w:r>
-      <w:r>
-        <w:rPr>
-          <w:rStyle w:val="a5"/>
-          <w:rFonts w:ascii="Arial" w:hAnsi="Arial" w:cs="Arial" w:hint="cs"/>
-          <w:i/>
-          <w:iCs/>
-          <w:rtl/>
-          <w:lang w:bidi="he-IL"/>
-        </w:rPr>
-        <w:t>קטן</w:t>
-      </w:r>
-      <w:r>
-        <w:rPr>
-          <w:rStyle w:val="a5"/>
-          <w:rFonts w:ascii="Segoe UI" w:hAnsi="Segoe UI" w:cs="Segoe UI" w:hint="cs"/>
-          <w:i/>
-          <w:iCs/>
-          <w:rtl/>
-          <w:lang w:bidi="he-IL"/>
-        </w:rPr>
-        <w:t xml:space="preserve">, </w:t>
-      </w:r>
-      <w:r>
-        <w:rPr>
-          <w:rStyle w:val="a5"/>
-          <w:rFonts w:ascii="Arial" w:hAnsi="Arial" w:cs="Arial" w:hint="cs"/>
-          <w:i/>
-          <w:iCs/>
-          <w:rtl/>
-          <w:lang w:bidi="he-IL"/>
-        </w:rPr>
-        <w:t>למטה</w:t>
-      </w:r>
-      <w:r>
-        <w:rPr>
-          <w:rStyle w:val="a5"/>
-          <w:rFonts w:ascii="Segoe UI" w:hAnsi="Segoe UI" w:cs="Segoe UI" w:hint="cs"/>
-          <w:i/>
-          <w:iCs/>
-          <w:rtl/>
-          <w:lang w:bidi="he-IL"/>
-        </w:rPr>
-        <w:t>:</w:t>
-      </w:r>
-    </w:p>
-    <w:p>
-      <w:pPr>
-        <w:pStyle w:val="a7"/>
-        <w:bidi/>
-        <w:divId w:val="161092761"/>
-        <w:rPr>
           <w:rFonts w:ascii="Segoe UI" w:hAnsi="Segoe UI" w:cs="Segoe UI"/>
-          <w:color w:val="1C1C1C"/>
-          <w:rtl/>
-          <w:lang w:bidi="he-IL"/>
-        </w:rPr>
-      </w:pPr>
-      <w:r>
-        <w:rPr>
-          <w:rFonts w:ascii="Arial" w:hAnsi="Arial" w:cs="Arial" w:hint="cs"/>
-          <w:color w:val="1C1C1C"/>
-          <w:rtl/>
-          <w:lang w:bidi="he-IL"/>
-        </w:rPr>
-        <w:t>הרכב</w:t>
-      </w:r>
-      <w:r>
-        <w:rPr>
-          <w:rFonts w:ascii="Segoe UI" w:hAnsi="Segoe UI" w:cs="Segoe UI" w:hint="cs"/>
-          <w:color w:val="1C1C1C"/>
-          <w:rtl/>
-          <w:lang w:bidi="he-IL"/>
-        </w:rPr>
-        <w:t xml:space="preserve"> </w:t>
-      </w:r>
-      <w:r>
-        <w:rPr>
-          <w:rFonts w:ascii="Arial" w:hAnsi="Arial" w:cs="Arial" w:hint="cs"/>
-          <w:color w:val="1C1C1C"/>
-          <w:rtl/>
-          <w:lang w:bidi="he-IL"/>
-        </w:rPr>
-        <w:t>הערכה</w:t>
-      </w:r>
-      <w:r>
-        <w:rPr>
-          <w:rFonts w:ascii="Segoe UI" w:hAnsi="Segoe UI" w:cs="Segoe UI" w:hint="cs"/>
-          <w:color w:val="1C1C1C"/>
-          <w:rtl/>
-          <w:lang w:bidi="he-IL"/>
-        </w:rPr>
-        <w:t xml:space="preserve">. </w:t>
-      </w:r>
-      <w:r>
-        <w:rPr>
-          <w:rFonts w:ascii="Arial" w:hAnsi="Arial" w:cs="Arial" w:hint="cs"/>
-          <w:color w:val="1C1C1C"/>
-          <w:rtl/>
-          <w:lang w:bidi="he-IL"/>
-        </w:rPr>
-        <w:t>שלט</w:t>
-      </w:r>
-      <w:r>
-        <w:rPr>
-          <w:rFonts w:ascii="Segoe UI" w:hAnsi="Segoe UI" w:cs="Segoe UI" w:hint="cs"/>
-          <w:color w:val="1C1C1C"/>
-          <w:rtl/>
-          <w:lang w:bidi="he-IL"/>
-        </w:rPr>
-        <w:t xml:space="preserve">, </w:t>
-      </w:r>
-      <w:r>
-        <w:rPr>
-          <w:rFonts w:ascii="Arial" w:hAnsi="Arial" w:cs="Arial" w:hint="cs"/>
-          <w:color w:val="1C1C1C"/>
-          <w:rtl/>
-          <w:lang w:bidi="he-IL"/>
-        </w:rPr>
-        <w:t>רובוט</w:t>
-      </w:r>
-      <w:r>
-        <w:rPr>
-          <w:rFonts w:ascii="Segoe UI" w:hAnsi="Segoe UI" w:cs="Segoe UI" w:hint="cs"/>
-          <w:color w:val="1C1C1C"/>
-          <w:rtl/>
-          <w:lang w:bidi="he-IL"/>
-        </w:rPr>
-        <w:t xml:space="preserve"> </w:t>
-      </w:r>
-      <w:r>
-        <w:rPr>
-          <w:rFonts w:ascii="Arial" w:hAnsi="Arial" w:cs="Arial" w:hint="cs"/>
-          <w:color w:val="1C1C1C"/>
-          <w:rtl/>
-          <w:lang w:bidi="he-IL"/>
-        </w:rPr>
-        <w:t>וסט</w:t>
-      </w:r>
-      <w:r>
-        <w:rPr>
-          <w:rFonts w:ascii="Segoe UI" w:hAnsi="Segoe UI" w:cs="Segoe UI" w:hint="cs"/>
-          <w:color w:val="1C1C1C"/>
-          <w:rtl/>
-          <w:lang w:bidi="he-IL"/>
-        </w:rPr>
-        <w:t xml:space="preserve"> </w:t>
-      </w:r>
-      <w:r>
-        <w:rPr>
-          <w:rFonts w:ascii="Arial" w:hAnsi="Arial" w:cs="Arial" w:hint="cs"/>
-          <w:color w:val="1C1C1C"/>
-          <w:rtl/>
-          <w:lang w:bidi="he-IL"/>
-        </w:rPr>
-        <w:t>כרטיסיות</w:t>
-      </w:r>
-      <w:r>
-        <w:rPr>
-          <w:rFonts w:ascii="Segoe UI" w:hAnsi="Segoe UI" w:cs="Segoe UI" w:hint="cs"/>
-          <w:color w:val="1C1C1C"/>
-          <w:rtl/>
-          <w:lang w:bidi="he-IL"/>
-        </w:rPr>
-        <w:t xml:space="preserve"> </w:t>
-      </w:r>
-      <w:r>
-        <w:rPr>
-          <w:rFonts w:ascii="Arial" w:hAnsi="Arial" w:cs="Arial" w:hint="cs"/>
-          <w:color w:val="1C1C1C"/>
-          <w:rtl/>
-          <w:lang w:bidi="he-IL"/>
-        </w:rPr>
-        <w:t>פקודות</w:t>
-      </w:r>
-      <w:r>
-        <w:rPr>
-          <w:rFonts w:ascii="Segoe UI" w:hAnsi="Segoe UI" w:cs="Segoe UI" w:hint="cs"/>
-          <w:color w:val="1C1C1C"/>
-          <w:rtl/>
-          <w:lang w:bidi="he-IL"/>
-        </w:rPr>
-        <w:t xml:space="preserve"> </w:t>
-      </w:r>
-      <w:r>
-        <w:rPr>
-          <w:rFonts w:ascii="Arial" w:hAnsi="Arial" w:cs="Arial" w:hint="cs"/>
-          <w:color w:val="1C1C1C"/>
-          <w:rtl/>
-          <w:lang w:bidi="he-IL"/>
-        </w:rPr>
-        <w:t>מקרטון</w:t>
-      </w:r>
-      <w:r>
-        <w:rPr>
-          <w:rFonts w:ascii="Segoe UI" w:hAnsi="Segoe UI" w:cs="Segoe UI" w:hint="cs"/>
-          <w:color w:val="1C1C1C"/>
-          <w:rtl/>
-          <w:lang w:bidi="he-IL"/>
-        </w:rPr>
-        <w:t xml:space="preserve"> (NFC). </w:t>
-      </w:r>
-      <w:r>
-        <w:rPr>
-          <w:rFonts w:ascii="Arial" w:hAnsi="Arial" w:cs="Arial" w:hint="cs"/>
-          <w:color w:val="1C1C1C"/>
-          <w:rtl/>
-          <w:lang w:bidi="he-IL"/>
-        </w:rPr>
-        <w:t>ערכה</w:t>
-      </w:r>
-      <w:r>
-        <w:rPr>
-          <w:rFonts w:ascii="Segoe UI" w:hAnsi="Segoe UI" w:cs="Segoe UI" w:hint="cs"/>
-          <w:color w:val="1C1C1C"/>
-          <w:rtl/>
-          <w:lang w:bidi="he-IL"/>
-        </w:rPr>
-        <w:t xml:space="preserve"> </w:t>
-      </w:r>
-      <w:r>
-        <w:rPr>
-          <w:rFonts w:ascii="Arial" w:hAnsi="Arial" w:cs="Arial" w:hint="cs"/>
-          <w:color w:val="1C1C1C"/>
-          <w:rtl/>
-          <w:lang w:bidi="he-IL"/>
-        </w:rPr>
-        <w:t>אחת</w:t>
-      </w:r>
-      <w:r>
-        <w:rPr>
-          <w:rFonts w:ascii="Segoe UI" w:hAnsi="Segoe UI" w:cs="Segoe UI" w:hint="cs"/>
-          <w:color w:val="1C1C1C"/>
-          <w:rtl/>
-          <w:lang w:bidi="he-IL"/>
-        </w:rPr>
-        <w:t xml:space="preserve"> </w:t>
-      </w:r>
-      <w:r>
-        <w:rPr>
-          <w:rFonts w:ascii="Arial" w:hAnsi="Arial" w:cs="Arial" w:hint="cs"/>
-          <w:color w:val="1C1C1C"/>
-          <w:rtl/>
-          <w:lang w:bidi="he-IL"/>
-        </w:rPr>
-        <w:t>מיועדת</w:t>
-      </w:r>
-      <w:r>
-        <w:rPr>
-          <w:rFonts w:ascii="Segoe UI" w:hAnsi="Segoe UI" w:cs="Segoe UI" w:hint="cs"/>
-          <w:color w:val="1C1C1C"/>
-          <w:rtl/>
-          <w:lang w:bidi="he-IL"/>
-        </w:rPr>
-        <w:t xml:space="preserve"> </w:t>
-      </w:r>
-      <w:r>
-        <w:rPr>
-          <w:rFonts w:ascii="Arial" w:hAnsi="Arial" w:cs="Arial" w:hint="cs"/>
-          <w:color w:val="1C1C1C"/>
-          <w:rtl/>
-          <w:lang w:bidi="he-IL"/>
-        </w:rPr>
-        <w:t>לקבוצה</w:t>
-      </w:r>
-      <w:r>
-        <w:rPr>
-          <w:rFonts w:ascii="Segoe UI" w:hAnsi="Segoe UI" w:cs="Segoe UI" w:hint="cs"/>
-          <w:color w:val="1C1C1C"/>
-          <w:rtl/>
-          <w:lang w:bidi="he-IL"/>
-        </w:rPr>
-        <w:t xml:space="preserve"> </w:t>
-      </w:r>
-      <w:r>
-        <w:rPr>
-          <w:rFonts w:ascii="Arial" w:hAnsi="Arial" w:cs="Arial" w:hint="cs"/>
-          <w:color w:val="1C1C1C"/>
-          <w:rtl/>
-          <w:lang w:bidi="he-IL"/>
-        </w:rPr>
-        <w:t>של</w:t>
-      </w:r>
-      <w:r>
-        <w:rPr>
-          <w:rFonts w:ascii="Segoe UI" w:hAnsi="Segoe UI" w:cs="Segoe UI" w:hint="cs"/>
-          <w:color w:val="1C1C1C"/>
-          <w:rtl/>
-          <w:lang w:bidi="he-IL"/>
-        </w:rPr>
-        <w:t xml:space="preserve"> 2-4 </w:t>
-      </w:r>
-      <w:r>
-        <w:rPr>
-          <w:rFonts w:ascii="Arial" w:hAnsi="Arial" w:cs="Arial" w:hint="cs"/>
-          <w:color w:val="1C1C1C"/>
-          <w:rtl/>
-          <w:lang w:bidi="he-IL"/>
-        </w:rPr>
-        <w:t>ילדים</w:t>
-      </w:r>
-      <w:r>
-        <w:rPr>
-          <w:rFonts w:ascii="Segoe UI" w:hAnsi="Segoe UI" w:cs="Segoe UI" w:hint="cs"/>
-          <w:color w:val="1C1C1C"/>
-          <w:rtl/>
-          <w:lang w:bidi="he-IL"/>
-        </w:rPr>
-        <w:t xml:space="preserve">. </w:t>
-      </w:r>
-      <w:r>
-        <w:rPr>
-          <w:rFonts w:ascii="Arial" w:hAnsi="Arial" w:cs="Arial" w:hint="cs"/>
-          <w:color w:val="1C1C1C"/>
-          <w:rtl/>
-          <w:lang w:bidi="he-IL"/>
-        </w:rPr>
-        <w:t>כבל</w:t>
-      </w:r>
-      <w:r>
-        <w:rPr>
-          <w:rFonts w:ascii="Segoe UI" w:hAnsi="Segoe UI" w:cs="Segoe UI" w:hint="cs"/>
-          <w:color w:val="1C1C1C"/>
-          <w:rtl/>
-          <w:lang w:bidi="he-IL"/>
-        </w:rPr>
-        <w:t xml:space="preserve"> USB-C </w:t>
-      </w:r>
-      <w:r>
-        <w:rPr>
-          <w:rFonts w:ascii="Arial" w:hAnsi="Arial" w:cs="Arial" w:hint="cs"/>
-          <w:color w:val="1C1C1C"/>
-          <w:rtl/>
-          <w:lang w:bidi="he-IL"/>
-        </w:rPr>
-        <w:t>ומטען</w:t>
-      </w:r>
-      <w:r>
-        <w:rPr>
-          <w:rFonts w:ascii="Segoe UI" w:hAnsi="Segoe UI" w:cs="Segoe UI" w:hint="cs"/>
-          <w:color w:val="1C1C1C"/>
-          <w:rtl/>
-          <w:lang w:bidi="he-IL"/>
-        </w:rPr>
-        <w:t xml:space="preserve"> </w:t>
-      </w:r>
-      <w:r>
-        <w:rPr>
-          <w:rFonts w:ascii="Arial" w:hAnsi="Arial" w:cs="Arial" w:hint="cs"/>
-          <w:color w:val="1C1C1C"/>
-          <w:rtl/>
-          <w:lang w:bidi="he-IL"/>
-        </w:rPr>
-        <w:t>אינם</w:t>
-      </w:r>
-      <w:r>
-        <w:rPr>
-          <w:rFonts w:ascii="Segoe UI" w:hAnsi="Segoe UI" w:cs="Segoe UI" w:hint="cs"/>
-          <w:color w:val="1C1C1C"/>
-          <w:rtl/>
-          <w:lang w:bidi="he-IL"/>
-        </w:rPr>
-        <w:t xml:space="preserve"> </w:t>
-      </w:r>
-      <w:r>
-        <w:rPr>
-          <w:rFonts w:ascii="Arial" w:hAnsi="Arial" w:cs="Arial" w:hint="cs"/>
-          <w:color w:val="1C1C1C"/>
-          <w:rtl/>
-          <w:lang w:bidi="he-IL"/>
-        </w:rPr>
-        <w:t>כלולים</w:t>
-      </w:r>
-      <w:r>
-        <w:rPr>
-          <w:rFonts w:ascii="Segoe UI" w:hAnsi="Segoe UI" w:cs="Segoe UI" w:hint="cs"/>
-          <w:color w:val="1C1C1C"/>
-          <w:rtl/>
-          <w:lang w:bidi="he-IL"/>
-        </w:rPr>
-        <w:t xml:space="preserve">, </w:t>
-      </w:r>
-      <w:r>
-        <w:rPr>
-          <w:rFonts w:ascii="Arial" w:hAnsi="Arial" w:cs="Arial" w:hint="cs"/>
-          <w:color w:val="1C1C1C"/>
-          <w:rtl/>
-          <w:lang w:bidi="he-IL"/>
-        </w:rPr>
-        <w:t>יתאים</w:t>
-      </w:r>
-      <w:r>
-        <w:rPr>
-          <w:rFonts w:ascii="Segoe UI" w:hAnsi="Segoe UI" w:cs="Segoe UI" w:hint="cs"/>
-          <w:color w:val="1C1C1C"/>
-          <w:rtl/>
-          <w:lang w:bidi="he-IL"/>
-        </w:rPr>
-        <w:t xml:space="preserve"> </w:t>
-      </w:r>
-      <w:r>
-        <w:rPr>
-          <w:rFonts w:ascii="Arial" w:hAnsi="Arial" w:cs="Arial" w:hint="cs"/>
-          <w:color w:val="1C1C1C"/>
-          <w:rtl/>
-          <w:lang w:bidi="he-IL"/>
-        </w:rPr>
-        <w:t>כל</w:t>
-      </w:r>
-      <w:r>
-        <w:rPr>
-          <w:rFonts w:ascii="Segoe UI" w:hAnsi="Segoe UI" w:cs="Segoe UI" w:hint="cs"/>
-          <w:color w:val="1C1C1C"/>
-          <w:rtl/>
-          <w:lang w:bidi="he-IL"/>
-        </w:rPr>
-        <w:t xml:space="preserve"> </w:t>
-      </w:r>
-      <w:r>
-        <w:rPr>
-          <w:rFonts w:ascii="Arial" w:hAnsi="Arial" w:cs="Arial" w:hint="cs"/>
-          <w:color w:val="1C1C1C"/>
-          <w:rtl/>
-          <w:lang w:bidi="he-IL"/>
-        </w:rPr>
-        <w:t>כבל</w:t>
-      </w:r>
-      <w:r>
-        <w:rPr>
-          <w:rFonts w:ascii="Segoe UI" w:hAnsi="Segoe UI" w:cs="Segoe UI" w:hint="cs"/>
-          <w:color w:val="1C1C1C"/>
-          <w:rtl/>
-          <w:lang w:bidi="he-IL"/>
-        </w:rPr>
-        <w:t xml:space="preserve"> </w:t>
-      </w:r>
-      <w:r>
-        <w:rPr>
-          <w:rFonts w:ascii="Arial" w:hAnsi="Arial" w:cs="Arial" w:hint="cs"/>
-          <w:color w:val="1C1C1C"/>
-          <w:rtl/>
-          <w:lang w:bidi="he-IL"/>
-        </w:rPr>
-        <w:t>ומטען</w:t>
-      </w:r>
-      <w:r>
-        <w:rPr>
-          <w:rFonts w:ascii="Segoe UI" w:hAnsi="Segoe UI" w:cs="Segoe UI" w:hint="cs"/>
-          <w:color w:val="1C1C1C"/>
-          <w:rtl/>
-          <w:lang w:bidi="he-IL"/>
-        </w:rPr>
-        <w:t xml:space="preserve"> </w:t>
-      </w:r>
-      <w:r>
-        <w:rPr>
-          <w:rFonts w:ascii="Arial" w:hAnsi="Arial" w:cs="Arial" w:hint="cs"/>
-          <w:color w:val="1C1C1C"/>
-          <w:rtl/>
-          <w:lang w:bidi="he-IL"/>
-        </w:rPr>
-        <w:t>סטנדרטי</w:t>
-      </w:r>
-      <w:r>
-        <w:rPr>
-          <w:rFonts w:ascii="Segoe UI" w:hAnsi="Segoe UI" w:cs="Segoe UI" w:hint="cs"/>
-          <w:color w:val="1C1C1C"/>
-          <w:rtl/>
-          <w:lang w:bidi="he-IL"/>
-        </w:rPr>
-        <w:t>.</w:t>
-      </w:r>
-    </w:p>
-    <w:p>
-      <w:pPr>
-        <w:pStyle w:val="a7"/>
-        <w:bidi/>
-        <w:divId w:val="161092761"/>
-        <w:rPr>
-          <w:rFonts w:ascii="Segoe UI" w:hAnsi="Segoe UI" w:cs="Segoe UI"/>
-          <w:color w:val="1C1C1C"/>
-          <w:rtl/>
-          <w:lang w:bidi="he-IL"/>
-        </w:rPr>
-      </w:pPr>
-      <w:r>
-        <w:rPr>
-          <w:rFonts w:ascii="Arial" w:hAnsi="Arial" w:cs="Arial" w:hint="cs"/>
-          <w:color w:val="1C1C1C"/>
-          <w:rtl/>
-          <w:lang w:bidi="he-IL"/>
-        </w:rPr>
-        <w:t>מפרט</w:t>
-      </w:r>
-      <w:r>
-        <w:rPr>
-          <w:rFonts w:ascii="Segoe UI" w:hAnsi="Segoe UI" w:cs="Segoe UI" w:hint="cs"/>
-          <w:color w:val="1C1C1C"/>
-          <w:rtl/>
-          <w:lang w:bidi="he-IL"/>
-        </w:rPr>
-        <w:t xml:space="preserve">. </w:t>
-      </w:r>
-      <w:r>
-        <w:rPr>
-          <w:rFonts w:ascii="Arial" w:hAnsi="Arial" w:cs="Arial" w:hint="cs"/>
-          <w:color w:val="1C1C1C"/>
-          <w:rtl/>
-          <w:lang w:bidi="he-IL"/>
-        </w:rPr>
-        <w:t>הרו</w:t>
-      </w:r>
-      <w:r>
-        <w:rPr>
-          <w:rFonts w:ascii="Arial" w:hAnsi="Arial" w:cs="Arial" w:hint="cs"/>
-          <w:color w:val="1C1C1C"/>
-          <w:rtl/>
-          <w:lang w:bidi="he-IL"/>
-        </w:rPr>
-        <w:t>בוט</w:t>
-      </w:r>
-      <w:r>
-        <w:rPr>
-          <w:rFonts w:ascii="Segoe UI" w:hAnsi="Segoe UI" w:cs="Segoe UI" w:hint="cs"/>
-          <w:color w:val="1C1C1C"/>
-          <w:rtl/>
-          <w:lang w:bidi="he-IL"/>
-        </w:rPr>
-        <w:t xml:space="preserve"> </w:t>
-      </w:r>
-      <w:r>
-        <w:rPr>
-          <w:rFonts w:ascii="Arial" w:hAnsi="Arial" w:cs="Arial" w:hint="cs"/>
-          <w:color w:val="1C1C1C"/>
-          <w:rtl/>
-          <w:lang w:bidi="he-IL"/>
-        </w:rPr>
-        <w:t>והשלט</w:t>
-      </w:r>
-      <w:r>
-        <w:rPr>
-          <w:rFonts w:ascii="Segoe UI" w:hAnsi="Segoe UI" w:cs="Segoe UI" w:hint="cs"/>
-          <w:color w:val="1C1C1C"/>
-          <w:rtl/>
-          <w:lang w:bidi="he-IL"/>
-        </w:rPr>
-        <w:t xml:space="preserve"> </w:t>
-      </w:r>
-      <w:r>
-        <w:rPr>
-          <w:rFonts w:ascii="Arial" w:hAnsi="Arial" w:cs="Arial" w:hint="cs"/>
-          <w:color w:val="1C1C1C"/>
-          <w:rtl/>
-          <w:lang w:bidi="he-IL"/>
-        </w:rPr>
-        <w:t>עשויים</w:t>
-      </w:r>
-      <w:r>
-        <w:rPr>
-          <w:rFonts w:ascii="Segoe UI" w:hAnsi="Segoe UI" w:cs="Segoe UI" w:hint="cs"/>
-          <w:color w:val="1C1C1C"/>
-          <w:rtl/>
-          <w:lang w:bidi="he-IL"/>
-        </w:rPr>
-        <w:t xml:space="preserve"> </w:t>
-      </w:r>
-      <w:r>
-        <w:rPr>
-          <w:rFonts w:ascii="Arial" w:hAnsi="Arial" w:cs="Arial" w:hint="cs"/>
-          <w:color w:val="1C1C1C"/>
-          <w:rtl/>
-          <w:lang w:bidi="he-IL"/>
-        </w:rPr>
-        <w:t>עץ</w:t>
-      </w:r>
-      <w:r>
-        <w:rPr>
-          <w:rFonts w:ascii="Segoe UI" w:hAnsi="Segoe UI" w:cs="Segoe UI" w:hint="cs"/>
-          <w:color w:val="1C1C1C"/>
-          <w:rtl/>
-          <w:lang w:bidi="he-IL"/>
-        </w:rPr>
-        <w:t xml:space="preserve">, </w:t>
-      </w:r>
-      <w:r>
-        <w:rPr>
-          <w:rFonts w:ascii="Arial" w:hAnsi="Arial" w:cs="Arial" w:hint="cs"/>
-          <w:color w:val="1C1C1C"/>
-          <w:rtl/>
-          <w:lang w:bidi="he-IL"/>
-        </w:rPr>
-        <w:t>הכרטיסיות</w:t>
-      </w:r>
-      <w:r>
-        <w:rPr>
-          <w:rFonts w:ascii="Segoe UI" w:hAnsi="Segoe UI" w:cs="Segoe UI" w:hint="cs"/>
-          <w:color w:val="1C1C1C"/>
-          <w:rtl/>
-          <w:lang w:bidi="he-IL"/>
-        </w:rPr>
-        <w:t xml:space="preserve"> </w:t>
-      </w:r>
-      <w:r>
-        <w:rPr>
-          <w:rFonts w:ascii="Arial" w:hAnsi="Arial" w:cs="Arial" w:hint="cs"/>
-          <w:color w:val="1C1C1C"/>
-          <w:rtl/>
-          <w:lang w:bidi="he-IL"/>
-        </w:rPr>
-        <w:t>מקרטון</w:t>
-      </w:r>
-      <w:r>
-        <w:rPr>
-          <w:rFonts w:ascii="Segoe UI" w:hAnsi="Segoe UI" w:cs="Segoe UI" w:hint="cs"/>
-          <w:color w:val="1C1C1C"/>
-          <w:rtl/>
-          <w:lang w:bidi="he-IL"/>
-        </w:rPr>
-        <w:t xml:space="preserve">. </w:t>
-      </w:r>
-      <w:r>
-        <w:rPr>
-          <w:rFonts w:ascii="Arial" w:hAnsi="Arial" w:cs="Arial" w:hint="cs"/>
-          <w:color w:val="1C1C1C"/>
-          <w:rtl/>
-          <w:lang w:bidi="he-IL"/>
-        </w:rPr>
-        <w:t>הרובוט</w:t>
-      </w:r>
-      <w:r>
-        <w:rPr>
-          <w:rFonts w:ascii="Segoe UI" w:hAnsi="Segoe UI" w:cs="Segoe UI" w:hint="cs"/>
-          <w:color w:val="1C1C1C"/>
-          <w:rtl/>
-          <w:lang w:bidi="he-IL"/>
-        </w:rPr>
-        <w:t xml:space="preserve"> </w:t>
-      </w:r>
-      <w:r>
-        <w:rPr>
-          <w:rFonts w:ascii="Arial" w:hAnsi="Arial" w:cs="Arial" w:hint="cs"/>
-          <w:color w:val="1C1C1C"/>
-          <w:rtl/>
-          <w:lang w:bidi="he-IL"/>
-        </w:rPr>
-        <w:t>בקוטר</w:t>
-      </w:r>
-      <w:r>
-        <w:rPr>
-          <w:rFonts w:ascii="Segoe UI" w:hAnsi="Segoe UI" w:cs="Segoe UI" w:hint="cs"/>
-          <w:color w:val="1C1C1C"/>
-          <w:rtl/>
-          <w:lang w:bidi="he-IL"/>
-        </w:rPr>
-        <w:t xml:space="preserve"> 125 </w:t>
-      </w:r>
-      <w:r>
-        <w:rPr>
-          <w:rFonts w:ascii="Arial" w:hAnsi="Arial" w:cs="Arial" w:hint="cs"/>
-          <w:color w:val="1C1C1C"/>
-          <w:rtl/>
-          <w:lang w:bidi="he-IL"/>
-        </w:rPr>
-        <w:t>מ</w:t>
-      </w:r>
-      <w:r>
-        <w:rPr>
-          <w:rFonts w:ascii="Segoe UI" w:hAnsi="Segoe UI" w:cs="Segoe UI" w:hint="cs"/>
-          <w:color w:val="1C1C1C"/>
-          <w:rtl/>
-          <w:lang w:bidi="he-IL"/>
-        </w:rPr>
-        <w:t>"</w:t>
-      </w:r>
-      <w:r>
-        <w:rPr>
-          <w:rFonts w:ascii="Arial" w:hAnsi="Arial" w:cs="Arial" w:hint="cs"/>
-          <w:color w:val="1C1C1C"/>
-          <w:rtl/>
-          <w:lang w:bidi="he-IL"/>
-        </w:rPr>
-        <w:t>מ</w:t>
-      </w:r>
-      <w:r>
-        <w:rPr>
-          <w:rFonts w:ascii="Segoe UI" w:hAnsi="Segoe UI" w:cs="Segoe UI" w:hint="cs"/>
-          <w:color w:val="1C1C1C"/>
-          <w:rtl/>
-          <w:lang w:bidi="he-IL"/>
-        </w:rPr>
-        <w:t xml:space="preserve">, </w:t>
-      </w:r>
-      <w:r>
-        <w:rPr>
-          <w:rFonts w:ascii="Arial" w:hAnsi="Arial" w:cs="Arial" w:hint="cs"/>
-          <w:color w:val="1C1C1C"/>
-          <w:rtl/>
-          <w:lang w:bidi="he-IL"/>
-        </w:rPr>
-        <w:t>גובה</w:t>
-      </w:r>
-      <w:r>
-        <w:rPr>
-          <w:rFonts w:ascii="Segoe UI" w:hAnsi="Segoe UI" w:cs="Segoe UI" w:hint="cs"/>
-          <w:color w:val="1C1C1C"/>
-          <w:rtl/>
-          <w:lang w:bidi="he-IL"/>
-        </w:rPr>
-        <w:t xml:space="preserve"> 44 </w:t>
-      </w:r>
-      <w:r>
-        <w:rPr>
-          <w:rFonts w:ascii="Arial" w:hAnsi="Arial" w:cs="Arial" w:hint="cs"/>
-          <w:color w:val="1C1C1C"/>
-          <w:rtl/>
-          <w:lang w:bidi="he-IL"/>
-        </w:rPr>
-        <w:t>מ</w:t>
-      </w:r>
-      <w:r>
-        <w:rPr>
-          <w:rFonts w:ascii="Segoe UI" w:hAnsi="Segoe UI" w:cs="Segoe UI" w:hint="cs"/>
-          <w:color w:val="1C1C1C"/>
-          <w:rtl/>
-          <w:lang w:bidi="he-IL"/>
-        </w:rPr>
-        <w:t>"</w:t>
-      </w:r>
-      <w:r>
-        <w:rPr>
-          <w:rFonts w:ascii="Arial" w:hAnsi="Arial" w:cs="Arial" w:hint="cs"/>
-          <w:color w:val="1C1C1C"/>
-          <w:rtl/>
-          <w:lang w:bidi="he-IL"/>
-        </w:rPr>
-        <w:t>מ</w:t>
-      </w:r>
-      <w:r>
-        <w:rPr>
-          <w:rFonts w:ascii="Segoe UI" w:hAnsi="Segoe UI" w:cs="Segoe UI" w:hint="cs"/>
-          <w:color w:val="1C1C1C"/>
-          <w:rtl/>
-          <w:lang w:bidi="he-IL"/>
-        </w:rPr>
-        <w:t xml:space="preserve">, 220 </w:t>
-      </w:r>
-      <w:r>
-        <w:rPr>
-          <w:rFonts w:ascii="Arial" w:hAnsi="Arial" w:cs="Arial" w:hint="cs"/>
-          <w:color w:val="1C1C1C"/>
-          <w:rtl/>
-          <w:lang w:bidi="he-IL"/>
-        </w:rPr>
-        <w:t>ג</w:t>
-      </w:r>
-      <w:r>
-        <w:rPr>
-          <w:rFonts w:ascii="Segoe UI" w:hAnsi="Segoe UI" w:cs="Segoe UI" w:hint="cs"/>
-          <w:color w:val="1C1C1C"/>
-          <w:rtl/>
-          <w:lang w:bidi="he-IL"/>
-        </w:rPr>
-        <w:t xml:space="preserve">'. </w:t>
-      </w:r>
-      <w:r>
-        <w:rPr>
-          <w:rFonts w:ascii="Arial" w:hAnsi="Arial" w:cs="Arial" w:hint="cs"/>
-          <w:color w:val="1C1C1C"/>
-          <w:rtl/>
-          <w:lang w:bidi="he-IL"/>
-        </w:rPr>
-        <w:t>השלט</w:t>
-      </w:r>
-      <w:r>
-        <w:rPr>
-          <w:rFonts w:ascii="Segoe UI" w:hAnsi="Segoe UI" w:cs="Segoe UI" w:hint="cs"/>
-          <w:color w:val="1C1C1C"/>
-          <w:rtl/>
-          <w:lang w:bidi="he-IL"/>
-        </w:rPr>
-        <w:t xml:space="preserve"> 317 x 217 x 62 </w:t>
-      </w:r>
-      <w:r>
-        <w:rPr>
-          <w:rFonts w:ascii="Arial" w:hAnsi="Arial" w:cs="Arial" w:hint="cs"/>
-          <w:color w:val="1C1C1C"/>
-          <w:rtl/>
-          <w:lang w:bidi="he-IL"/>
-        </w:rPr>
-        <w:t>מ</w:t>
-      </w:r>
-      <w:r>
-        <w:rPr>
-          <w:rFonts w:ascii="Segoe UI" w:hAnsi="Segoe UI" w:cs="Segoe UI" w:hint="cs"/>
-          <w:color w:val="1C1C1C"/>
-          <w:rtl/>
-          <w:lang w:bidi="he-IL"/>
-        </w:rPr>
-        <w:t>"</w:t>
-      </w:r>
-      <w:r>
-        <w:rPr>
-          <w:rFonts w:ascii="Arial" w:hAnsi="Arial" w:cs="Arial" w:hint="cs"/>
-          <w:color w:val="1C1C1C"/>
-          <w:rtl/>
-          <w:lang w:bidi="he-IL"/>
-        </w:rPr>
-        <w:t>מ</w:t>
-      </w:r>
-      <w:r>
-        <w:rPr>
-          <w:rFonts w:ascii="Segoe UI" w:hAnsi="Segoe UI" w:cs="Segoe UI" w:hint="cs"/>
-          <w:color w:val="1C1C1C"/>
-          <w:rtl/>
-          <w:lang w:bidi="he-IL"/>
-        </w:rPr>
-        <w:t xml:space="preserve">, 680 </w:t>
-      </w:r>
-      <w:r>
-        <w:rPr>
-          <w:rFonts w:ascii="Arial" w:hAnsi="Arial" w:cs="Arial" w:hint="cs"/>
-          <w:color w:val="1C1C1C"/>
-          <w:rtl/>
-          <w:lang w:bidi="he-IL"/>
-        </w:rPr>
-        <w:t>ג</w:t>
-      </w:r>
-      <w:r>
-        <w:rPr>
-          <w:rFonts w:ascii="Segoe UI" w:hAnsi="Segoe UI" w:cs="Segoe UI" w:hint="cs"/>
-          <w:color w:val="1C1C1C"/>
-          <w:rtl/>
-          <w:lang w:bidi="he-IL"/>
-        </w:rPr>
-        <w:t xml:space="preserve">'. </w:t>
-      </w:r>
-      <w:r>
-        <w:rPr>
-          <w:rFonts w:ascii="Arial" w:hAnsi="Arial" w:cs="Arial" w:hint="cs"/>
-          <w:color w:val="1C1C1C"/>
-          <w:rtl/>
-          <w:lang w:bidi="he-IL"/>
-        </w:rPr>
-        <w:t>הכרטיסיות</w:t>
-      </w:r>
-      <w:r>
-        <w:rPr>
-          <w:rFonts w:ascii="Segoe UI" w:hAnsi="Segoe UI" w:cs="Segoe UI" w:hint="cs"/>
-          <w:color w:val="1C1C1C"/>
-          <w:rtl/>
-          <w:lang w:bidi="he-IL"/>
-        </w:rPr>
-        <w:t xml:space="preserve"> 33 x 33 </w:t>
-      </w:r>
-      <w:r>
-        <w:rPr>
-          <w:rFonts w:ascii="Arial" w:hAnsi="Arial" w:cs="Arial" w:hint="cs"/>
-          <w:color w:val="1C1C1C"/>
-          <w:rtl/>
-          <w:lang w:bidi="he-IL"/>
-        </w:rPr>
-        <w:t>מ</w:t>
-      </w:r>
-      <w:r>
-        <w:rPr>
-          <w:rFonts w:ascii="Segoe UI" w:hAnsi="Segoe UI" w:cs="Segoe UI" w:hint="cs"/>
-          <w:color w:val="1C1C1C"/>
-          <w:rtl/>
-          <w:lang w:bidi="he-IL"/>
-        </w:rPr>
-        <w:t>"</w:t>
-      </w:r>
-      <w:r>
-        <w:rPr>
-          <w:rFonts w:ascii="Arial" w:hAnsi="Arial" w:cs="Arial" w:hint="cs"/>
-          <w:color w:val="1C1C1C"/>
-          <w:rtl/>
-          <w:lang w:bidi="he-IL"/>
-        </w:rPr>
-        <w:t>מ</w:t>
-      </w:r>
-      <w:r>
-        <w:rPr>
-          <w:rFonts w:ascii="Segoe UI" w:hAnsi="Segoe UI" w:cs="Segoe UI" w:hint="cs"/>
-          <w:color w:val="1C1C1C"/>
-          <w:rtl/>
-          <w:lang w:bidi="he-IL"/>
-        </w:rPr>
-        <w:t xml:space="preserve">, NFC. 11 </w:t>
-      </w:r>
-      <w:r>
-        <w:rPr>
-          <w:rFonts w:ascii="Arial" w:hAnsi="Arial" w:cs="Arial" w:hint="cs"/>
-          <w:color w:val="1C1C1C"/>
-          <w:rtl/>
-          <w:lang w:bidi="he-IL"/>
-        </w:rPr>
-        <w:t>חריצים</w:t>
-      </w:r>
-      <w:r>
-        <w:rPr>
-          <w:rFonts w:ascii="Segoe UI" w:hAnsi="Segoe UI" w:cs="Segoe UI" w:hint="cs"/>
-          <w:color w:val="1C1C1C"/>
-          <w:rtl/>
-          <w:lang w:bidi="he-IL"/>
-        </w:rPr>
-        <w:t xml:space="preserve"> </w:t>
-      </w:r>
-      <w:r>
-        <w:rPr>
-          <w:rFonts w:ascii="Arial" w:hAnsi="Arial" w:cs="Arial" w:hint="cs"/>
-          <w:color w:val="1C1C1C"/>
-          <w:rtl/>
-          <w:lang w:bidi="he-IL"/>
-        </w:rPr>
-        <w:t>כפולים</w:t>
-      </w:r>
-      <w:r>
-        <w:rPr>
-          <w:rFonts w:ascii="Segoe UI" w:hAnsi="Segoe UI" w:cs="Segoe UI" w:hint="cs"/>
-          <w:color w:val="1C1C1C"/>
-          <w:rtl/>
-          <w:lang w:bidi="he-IL"/>
-        </w:rPr>
-        <w:t xml:space="preserve">. </w:t>
-      </w:r>
-      <w:r>
-        <w:rPr>
-          <w:rFonts w:ascii="Arial" w:hAnsi="Arial" w:cs="Arial" w:hint="cs"/>
-          <w:color w:val="1C1C1C"/>
-          <w:rtl/>
-          <w:lang w:bidi="he-IL"/>
-        </w:rPr>
-        <w:t>צעד</w:t>
-      </w:r>
-      <w:r>
-        <w:rPr>
-          <w:rFonts w:ascii="Segoe UI" w:hAnsi="Segoe UI" w:cs="Segoe UI" w:hint="cs"/>
-          <w:color w:val="1C1C1C"/>
-          <w:rtl/>
-          <w:lang w:bidi="he-IL"/>
-        </w:rPr>
-        <w:t xml:space="preserve"> </w:t>
-      </w:r>
-      <w:r>
-        <w:rPr>
-          <w:rFonts w:ascii="Arial" w:hAnsi="Arial" w:cs="Arial" w:hint="cs"/>
-          <w:color w:val="1C1C1C"/>
-          <w:rtl/>
-          <w:lang w:bidi="he-IL"/>
-        </w:rPr>
-        <w:t>ברירת</w:t>
-      </w:r>
-      <w:r>
-        <w:rPr>
-          <w:rFonts w:ascii="Segoe UI" w:hAnsi="Segoe UI" w:cs="Segoe UI" w:hint="cs"/>
-          <w:color w:val="1C1C1C"/>
-          <w:rtl/>
-          <w:lang w:bidi="he-IL"/>
-        </w:rPr>
-        <w:t xml:space="preserve"> </w:t>
-      </w:r>
-      <w:r>
-        <w:rPr>
-          <w:rFonts w:ascii="Arial" w:hAnsi="Arial" w:cs="Arial" w:hint="cs"/>
-          <w:color w:val="1C1C1C"/>
-          <w:rtl/>
-          <w:lang w:bidi="he-IL"/>
-        </w:rPr>
-        <w:t>מחדל</w:t>
-      </w:r>
-      <w:r>
-        <w:rPr>
-          <w:rFonts w:ascii="Segoe UI" w:hAnsi="Segoe UI" w:cs="Segoe UI" w:hint="cs"/>
-          <w:color w:val="1C1C1C"/>
-          <w:rtl/>
-          <w:lang w:bidi="he-IL"/>
-        </w:rPr>
-        <w:t xml:space="preserve"> 15 </w:t>
-      </w:r>
-      <w:r>
-        <w:rPr>
-          <w:rFonts w:ascii="Arial" w:hAnsi="Arial" w:cs="Arial" w:hint="cs"/>
-          <w:color w:val="1C1C1C"/>
-          <w:rtl/>
-          <w:lang w:bidi="he-IL"/>
-        </w:rPr>
-        <w:t>ס</w:t>
-      </w:r>
-      <w:r>
-        <w:rPr>
-          <w:rFonts w:ascii="Segoe UI" w:hAnsi="Segoe UI" w:cs="Segoe UI" w:hint="cs"/>
-          <w:color w:val="1C1C1C"/>
-          <w:rtl/>
-          <w:lang w:bidi="he-IL"/>
-        </w:rPr>
-        <w:t>"</w:t>
-      </w:r>
-      <w:r>
-        <w:rPr>
-          <w:rFonts w:ascii="Arial" w:hAnsi="Arial" w:cs="Arial" w:hint="cs"/>
-          <w:color w:val="1C1C1C"/>
-          <w:rtl/>
-          <w:lang w:bidi="he-IL"/>
-        </w:rPr>
-        <w:t>מ</w:t>
-      </w:r>
-      <w:r>
-        <w:rPr>
-          <w:rFonts w:ascii="Segoe UI" w:hAnsi="Segoe UI" w:cs="Segoe UI" w:hint="cs"/>
-          <w:color w:val="1C1C1C"/>
-          <w:rtl/>
-          <w:lang w:bidi="he-IL"/>
-        </w:rPr>
-        <w:t xml:space="preserve">, </w:t>
-      </w:r>
-      <w:r>
-        <w:rPr>
-          <w:rFonts w:ascii="Arial" w:hAnsi="Arial" w:cs="Arial" w:hint="cs"/>
-          <w:color w:val="1C1C1C"/>
-          <w:rtl/>
-          <w:lang w:bidi="he-IL"/>
-        </w:rPr>
-        <w:t>מתכוונן</w:t>
-      </w:r>
-      <w:r>
-        <w:rPr>
-          <w:rFonts w:ascii="Segoe UI" w:hAnsi="Segoe UI" w:cs="Segoe UI" w:hint="cs"/>
-          <w:color w:val="1C1C1C"/>
-          <w:rtl/>
-          <w:lang w:bidi="he-IL"/>
-        </w:rPr>
-        <w:t xml:space="preserve"> </w:t>
-      </w:r>
-      <w:r>
-        <w:rPr>
-          <w:rFonts w:ascii="Arial" w:hAnsi="Arial" w:cs="Arial" w:hint="cs"/>
-          <w:color w:val="1C1C1C"/>
-          <w:rtl/>
-          <w:lang w:bidi="he-IL"/>
-        </w:rPr>
-        <w:t>לכל</w:t>
-      </w:r>
-      <w:r>
-        <w:rPr>
-          <w:rFonts w:ascii="Segoe UI" w:hAnsi="Segoe UI" w:cs="Segoe UI" w:hint="cs"/>
-          <w:color w:val="1C1C1C"/>
-          <w:rtl/>
-          <w:lang w:bidi="he-IL"/>
-        </w:rPr>
-        <w:t xml:space="preserve"> </w:t>
-      </w:r>
-      <w:r>
-        <w:rPr>
-          <w:rFonts w:ascii="Arial" w:hAnsi="Arial" w:cs="Arial" w:hint="cs"/>
-          <w:color w:val="1C1C1C"/>
-          <w:rtl/>
-          <w:lang w:bidi="he-IL"/>
-        </w:rPr>
-        <w:t>גודל</w:t>
-      </w:r>
-      <w:r>
-        <w:rPr>
-          <w:rFonts w:ascii="Segoe UI" w:hAnsi="Segoe UI" w:cs="Segoe UI" w:hint="cs"/>
-          <w:color w:val="1C1C1C"/>
-          <w:rtl/>
-          <w:lang w:bidi="he-IL"/>
-        </w:rPr>
-        <w:t xml:space="preserve">. </w:t>
-      </w:r>
-      <w:r>
-        <w:rPr>
-          <w:rFonts w:ascii="Arial" w:hAnsi="Arial" w:cs="Arial" w:hint="cs"/>
-          <w:color w:val="1C1C1C"/>
-          <w:rtl/>
-          <w:lang w:bidi="he-IL"/>
-        </w:rPr>
-        <w:t>סיבובים</w:t>
-      </w:r>
-      <w:r>
-        <w:rPr>
-          <w:rFonts w:ascii="Segoe UI" w:hAnsi="Segoe UI" w:cs="Segoe UI" w:hint="cs"/>
-          <w:color w:val="1C1C1C"/>
-          <w:rtl/>
-          <w:lang w:bidi="he-IL"/>
-        </w:rPr>
-        <w:t xml:space="preserve"> </w:t>
-      </w:r>
-      <w:r>
-        <w:rPr>
-          <w:rFonts w:ascii="Arial" w:hAnsi="Arial" w:cs="Arial" w:hint="cs"/>
-          <w:color w:val="1C1C1C"/>
-          <w:rtl/>
-          <w:lang w:bidi="he-IL"/>
-        </w:rPr>
-        <w:t>מ</w:t>
-      </w:r>
-      <w:r>
-        <w:rPr>
-          <w:rFonts w:ascii="Segoe UI" w:hAnsi="Segoe UI" w:cs="Segoe UI" w:hint="cs"/>
-          <w:color w:val="1C1C1C"/>
-          <w:rtl/>
-          <w:lang w:bidi="he-IL"/>
-        </w:rPr>
-        <w:t xml:space="preserve">-1 </w:t>
-      </w:r>
-      <w:r>
-        <w:rPr>
-          <w:rFonts w:ascii="Arial" w:hAnsi="Arial" w:cs="Arial" w:hint="cs"/>
-          <w:color w:val="1C1C1C"/>
-          <w:rtl/>
-          <w:lang w:bidi="he-IL"/>
-        </w:rPr>
-        <w:t>ועד</w:t>
-      </w:r>
-      <w:r>
-        <w:rPr>
-          <w:rFonts w:ascii="Segoe UI" w:hAnsi="Segoe UI" w:cs="Segoe UI" w:hint="cs"/>
-          <w:color w:val="1C1C1C"/>
-          <w:rtl/>
-          <w:lang w:bidi="he-IL"/>
-        </w:rPr>
-        <w:t xml:space="preserve"> 360 </w:t>
-      </w:r>
-      <w:r>
-        <w:rPr>
-          <w:rFonts w:ascii="Arial" w:hAnsi="Arial" w:cs="Arial" w:hint="cs"/>
-          <w:color w:val="1C1C1C"/>
-          <w:rtl/>
-          <w:lang w:bidi="he-IL"/>
-        </w:rPr>
-        <w:t>מעלות</w:t>
-      </w:r>
-      <w:r>
-        <w:rPr>
-          <w:rFonts w:ascii="Segoe UI" w:hAnsi="Segoe UI" w:cs="Segoe UI" w:hint="cs"/>
-          <w:color w:val="1C1C1C"/>
-          <w:rtl/>
-          <w:lang w:bidi="he-IL"/>
-        </w:rPr>
-        <w:t xml:space="preserve">. Bluetooth </w:t>
-      </w:r>
-      <w:r>
-        <w:rPr>
-          <w:rFonts w:ascii="Arial" w:hAnsi="Arial" w:cs="Arial" w:hint="cs"/>
-          <w:color w:val="1C1C1C"/>
-          <w:rtl/>
-          <w:lang w:bidi="he-IL"/>
-        </w:rPr>
-        <w:t>כ</w:t>
-      </w:r>
-      <w:r>
-        <w:rPr>
-          <w:rFonts w:ascii="Segoe UI" w:hAnsi="Segoe UI" w:cs="Segoe UI" w:hint="cs"/>
-          <w:color w:val="1C1C1C"/>
-          <w:rtl/>
-          <w:lang w:bidi="he-IL"/>
-        </w:rPr>
-        <w:t xml:space="preserve">-5 </w:t>
-      </w:r>
-      <w:r>
-        <w:rPr>
-          <w:rFonts w:ascii="Arial" w:hAnsi="Arial" w:cs="Arial" w:hint="cs"/>
-          <w:color w:val="1C1C1C"/>
-          <w:rtl/>
-          <w:lang w:bidi="he-IL"/>
-        </w:rPr>
-        <w:t>מ</w:t>
-      </w:r>
-      <w:r>
-        <w:rPr>
-          <w:rFonts w:ascii="Segoe UI" w:hAnsi="Segoe UI" w:cs="Segoe UI" w:hint="cs"/>
-          <w:color w:val="1C1C1C"/>
-          <w:rtl/>
-          <w:lang w:bidi="he-IL"/>
-        </w:rPr>
-        <w:t xml:space="preserve">'. </w:t>
-      </w:r>
-      <w:r>
-        <w:rPr>
-          <w:rFonts w:ascii="Arial" w:hAnsi="Arial" w:cs="Arial" w:hint="cs"/>
-          <w:color w:val="1C1C1C"/>
-          <w:rtl/>
-          <w:lang w:bidi="he-IL"/>
-        </w:rPr>
-        <w:t>סוללה</w:t>
-      </w:r>
-      <w:r>
-        <w:rPr>
-          <w:rFonts w:ascii="Segoe UI" w:hAnsi="Segoe UI" w:cs="Segoe UI" w:hint="cs"/>
-          <w:color w:val="1C1C1C"/>
-          <w:rtl/>
-          <w:lang w:bidi="he-IL"/>
-        </w:rPr>
-        <w:t xml:space="preserve"> Li-</w:t>
-      </w:r>
-      <w:r>
-        <w:rPr>
-          <w:rFonts w:ascii="Segoe UI" w:hAnsi="Segoe UI" w:cs="Segoe UI"/>
-          <w:color w:val="1C1C1C"/>
-          <w:rtl/>
-          <w:lang w:bidi="he-IL"/>
-        </w:rPr>
-        <w:t xml:space="preserve">Ion, </w:t>
-      </w:r>
-      <w:r>
-        <w:rPr>
-          <w:rFonts w:ascii="Arial" w:hAnsi="Arial" w:cs="Arial" w:hint="cs"/>
-          <w:color w:val="1C1C1C"/>
-          <w:rtl/>
-          <w:lang w:bidi="he-IL"/>
-        </w:rPr>
-        <w:t>טעינה</w:t>
-      </w:r>
-      <w:r>
-        <w:rPr>
-          <w:rFonts w:ascii="Segoe UI" w:hAnsi="Segoe UI" w:cs="Segoe UI" w:hint="cs"/>
-          <w:color w:val="1C1C1C"/>
-          <w:rtl/>
-          <w:lang w:bidi="he-IL"/>
-        </w:rPr>
-        <w:t xml:space="preserve"> USB-C, </w:t>
-      </w:r>
-      <w:r>
-        <w:rPr>
-          <w:rFonts w:ascii="Arial" w:hAnsi="Arial" w:cs="Arial" w:hint="cs"/>
-          <w:color w:val="1C1C1C"/>
-          <w:rtl/>
-          <w:lang w:bidi="he-IL"/>
-        </w:rPr>
-        <w:t>כ</w:t>
-      </w:r>
-      <w:r>
-        <w:rPr>
-          <w:rFonts w:ascii="Segoe UI" w:hAnsi="Segoe UI" w:cs="Segoe UI" w:hint="cs"/>
-          <w:color w:val="1C1C1C"/>
-          <w:rtl/>
-          <w:lang w:bidi="he-IL"/>
-        </w:rPr>
-        <w:t xml:space="preserve">-1.5 </w:t>
-      </w:r>
-      <w:r>
-        <w:rPr>
-          <w:rFonts w:ascii="Arial" w:hAnsi="Arial" w:cs="Arial" w:hint="cs"/>
-          <w:color w:val="1C1C1C"/>
-          <w:rtl/>
-          <w:lang w:bidi="he-IL"/>
-        </w:rPr>
-        <w:t>שעות</w:t>
-      </w:r>
-      <w:r>
-        <w:rPr>
-          <w:rFonts w:ascii="Segoe UI" w:hAnsi="Segoe UI" w:cs="Segoe UI" w:hint="cs"/>
-          <w:color w:val="1C1C1C"/>
-          <w:rtl/>
-          <w:lang w:bidi="he-IL"/>
-        </w:rPr>
-        <w:t xml:space="preserve">. </w:t>
-      </w:r>
-      <w:r>
-        <w:rPr>
-          <w:rFonts w:ascii="Arial" w:hAnsi="Arial" w:cs="Arial" w:hint="cs"/>
-          <w:color w:val="1C1C1C"/>
-          <w:rtl/>
-          <w:lang w:bidi="he-IL"/>
-        </w:rPr>
-        <w:t>גיל</w:t>
-      </w:r>
-      <w:r>
-        <w:rPr>
-          <w:rFonts w:ascii="Segoe UI" w:hAnsi="Segoe UI" w:cs="Segoe UI" w:hint="cs"/>
-          <w:color w:val="1C1C1C"/>
-          <w:rtl/>
-          <w:lang w:bidi="he-IL"/>
-        </w:rPr>
-        <w:t xml:space="preserve"> 4-10 </w:t>
-      </w:r>
-      <w:r>
-        <w:rPr>
-          <w:rFonts w:ascii="Arial" w:hAnsi="Arial" w:cs="Arial" w:hint="cs"/>
-          <w:color w:val="1C1C1C"/>
-          <w:rtl/>
-          <w:lang w:bidi="he-IL"/>
-        </w:rPr>
-        <w:t>שנים</w:t>
-      </w:r>
-      <w:r>
-        <w:rPr>
-          <w:rFonts w:ascii="Segoe UI" w:hAnsi="Segoe UI" w:cs="Segoe UI" w:hint="cs"/>
-          <w:color w:val="1C1C1C"/>
-          <w:rtl/>
-          <w:lang w:bidi="he-IL"/>
-        </w:rPr>
-        <w:t xml:space="preserve">. </w:t>
-      </w:r>
-      <w:r>
-        <w:rPr>
-          <w:rFonts w:ascii="Arial" w:hAnsi="Arial" w:cs="Arial" w:hint="cs"/>
-          <w:color w:val="1C1C1C"/>
-          <w:rtl/>
-          <w:lang w:bidi="he-IL"/>
-        </w:rPr>
-        <w:t>מיוצר</w:t>
-      </w:r>
-      <w:r>
-        <w:rPr>
-          <w:rFonts w:ascii="Segoe UI" w:hAnsi="Segoe UI" w:cs="Segoe UI" w:hint="cs"/>
-          <w:color w:val="1C1C1C"/>
-          <w:rtl/>
-          <w:lang w:bidi="he-IL"/>
-        </w:rPr>
-        <w:t xml:space="preserve"> </w:t>
-      </w:r>
-      <w:r>
-        <w:rPr>
-          <w:rFonts w:ascii="Arial" w:hAnsi="Arial" w:cs="Arial" w:hint="cs"/>
-          <w:color w:val="1C1C1C"/>
-          <w:rtl/>
-          <w:lang w:bidi="he-IL"/>
-        </w:rPr>
-        <w:t>בקאן</w:t>
-      </w:r>
-      <w:r>
-        <w:rPr>
-          <w:rFonts w:ascii="Segoe UI" w:hAnsi="Segoe UI" w:cs="Segoe UI" w:hint="cs"/>
-          <w:color w:val="1C1C1C"/>
-          <w:rtl/>
-          <w:lang w:bidi="he-IL"/>
-        </w:rPr>
-        <w:t xml:space="preserve">, </w:t>
-      </w:r>
-      <w:r>
-        <w:rPr>
-          <w:rFonts w:ascii="Arial" w:hAnsi="Arial" w:cs="Arial" w:hint="cs"/>
-          <w:color w:val="1C1C1C"/>
-          <w:rtl/>
-          <w:lang w:bidi="he-IL"/>
-        </w:rPr>
-        <w:t>צרפת</w:t>
-      </w:r>
-      <w:r>
-        <w:rPr>
-          <w:rFonts w:ascii="Segoe UI" w:hAnsi="Segoe UI" w:cs="Segoe UI" w:hint="cs"/>
-          <w:color w:val="1C1C1C"/>
-          <w:rtl/>
-          <w:lang w:bidi="he-IL"/>
-        </w:rPr>
-        <w:t xml:space="preserve">. </w:t>
-      </w:r>
-      <w:r>
-        <w:rPr>
-          <w:rFonts w:ascii="Arial" w:hAnsi="Arial" w:cs="Arial" w:hint="cs"/>
-          <w:color w:val="1C1C1C"/>
-          <w:rtl/>
-          <w:lang w:bidi="he-IL"/>
-        </w:rPr>
-        <w:t>תקני</w:t>
-      </w:r>
-      <w:r>
-        <w:rPr>
-          <w:rFonts w:ascii="Segoe UI" w:hAnsi="Segoe UI" w:cs="Segoe UI" w:hint="cs"/>
-          <w:color w:val="1C1C1C"/>
-          <w:rtl/>
-          <w:lang w:bidi="he-IL"/>
-        </w:rPr>
-        <w:t xml:space="preserve"> CE </w:t>
-      </w:r>
-      <w:r>
-        <w:rPr>
-          <w:rFonts w:ascii="Arial" w:hAnsi="Arial" w:cs="Arial" w:hint="cs"/>
-          <w:color w:val="1C1C1C"/>
-          <w:rtl/>
-          <w:lang w:bidi="he-IL"/>
-        </w:rPr>
-        <w:t>ו</w:t>
-      </w:r>
-      <w:r>
-        <w:rPr>
-          <w:rFonts w:ascii="Segoe UI" w:hAnsi="Segoe UI" w:cs="Segoe UI" w:hint="cs"/>
-          <w:color w:val="1C1C1C"/>
-          <w:rtl/>
-          <w:lang w:bidi="he-IL"/>
-        </w:rPr>
-        <w:t>-UKCA.</w:t>
-      </w:r>
-    </w:p>
-    <w:p>
-      <w:pPr>
-        <w:pStyle w:val="a7"/>
-        <w:bidi/>
-        <w:divId w:val="161092761"/>
-        <w:rPr>
-          <w:rFonts w:ascii="Segoe UI" w:hAnsi="Segoe UI" w:cs="Segoe UI"/>
-          <w:color w:val="1C1C1C"/>
-          <w:rtl/>
-          <w:lang w:bidi="he-IL"/>
-        </w:rPr>
-      </w:pPr>
-      <w:r>
-        <w:rPr>
-          <w:rFonts w:ascii="Arial" w:hAnsi="Arial" w:cs="Arial" w:hint="cs"/>
-          <w:color w:val="1C1C1C"/>
-          <w:rtl/>
-          <w:lang w:bidi="he-IL"/>
-        </w:rPr>
-        <w:t>שירות</w:t>
-      </w:r>
-      <w:r>
-        <w:rPr>
-          <w:rFonts w:ascii="Segoe UI" w:hAnsi="Segoe UI" w:cs="Segoe UI" w:hint="cs"/>
-          <w:color w:val="1C1C1C"/>
-          <w:rtl/>
-          <w:lang w:bidi="he-IL"/>
-        </w:rPr>
-        <w:t xml:space="preserve">. </w:t>
-      </w:r>
-      <w:r>
-        <w:rPr>
-          <w:rFonts w:ascii="Arial" w:hAnsi="Arial" w:cs="Arial" w:hint="cs"/>
-          <w:color w:val="1C1C1C"/>
-          <w:rtl/>
-          <w:lang w:bidi="he-IL"/>
-        </w:rPr>
-        <w:t>מתאימים</w:t>
-      </w:r>
-      <w:r>
-        <w:rPr>
-          <w:rFonts w:ascii="Segoe UI" w:hAnsi="Segoe UI" w:cs="Segoe UI" w:hint="cs"/>
-          <w:color w:val="1C1C1C"/>
-          <w:rtl/>
-          <w:lang w:bidi="he-IL"/>
-        </w:rPr>
-        <w:t xml:space="preserve"> </w:t>
-      </w:r>
-      <w:r>
-        <w:rPr>
-          <w:rFonts w:ascii="Arial" w:hAnsi="Arial" w:cs="Arial" w:hint="cs"/>
-          <w:color w:val="1C1C1C"/>
-          <w:rtl/>
-          <w:lang w:bidi="he-IL"/>
-        </w:rPr>
-        <w:t>טושים</w:t>
-      </w:r>
-      <w:r>
-        <w:rPr>
-          <w:rFonts w:ascii="Segoe UI" w:hAnsi="Segoe UI" w:cs="Segoe UI" w:hint="cs"/>
-          <w:color w:val="1C1C1C"/>
-          <w:rtl/>
-          <w:lang w:bidi="he-IL"/>
-        </w:rPr>
-        <w:t xml:space="preserve"> </w:t>
-      </w:r>
-      <w:r>
-        <w:rPr>
-          <w:rFonts w:ascii="Arial" w:hAnsi="Arial" w:cs="Arial" w:hint="cs"/>
-          <w:color w:val="1C1C1C"/>
-          <w:rtl/>
-          <w:lang w:bidi="he-IL"/>
-        </w:rPr>
-        <w:t>רגילים</w:t>
-      </w:r>
-      <w:r>
-        <w:rPr>
-          <w:rFonts w:ascii="Segoe UI" w:hAnsi="Segoe UI" w:cs="Segoe UI" w:hint="cs"/>
-          <w:color w:val="1C1C1C"/>
-          <w:rtl/>
-          <w:lang w:bidi="he-IL"/>
-        </w:rPr>
-        <w:t xml:space="preserve">, </w:t>
-      </w:r>
-      <w:r>
-        <w:rPr>
-          <w:rFonts w:ascii="Arial" w:hAnsi="Arial" w:cs="Arial" w:hint="cs"/>
-          <w:color w:val="1C1C1C"/>
-          <w:rtl/>
-          <w:lang w:bidi="he-IL"/>
-        </w:rPr>
-        <w:t>הסוללה</w:t>
-      </w:r>
-      <w:r>
-        <w:rPr>
-          <w:rFonts w:ascii="Segoe UI" w:hAnsi="Segoe UI" w:cs="Segoe UI" w:hint="cs"/>
-          <w:color w:val="1C1C1C"/>
-          <w:rtl/>
-          <w:lang w:bidi="he-IL"/>
-        </w:rPr>
-        <w:t xml:space="preserve"> </w:t>
-      </w:r>
-      <w:r>
-        <w:rPr>
-          <w:rFonts w:ascii="Arial" w:hAnsi="Arial" w:cs="Arial" w:hint="cs"/>
-          <w:color w:val="1C1C1C"/>
-          <w:rtl/>
-          <w:lang w:bidi="he-IL"/>
-        </w:rPr>
-        <w:t>ניתנת</w:t>
-      </w:r>
-      <w:r>
-        <w:rPr>
-          <w:rFonts w:ascii="Segoe UI" w:hAnsi="Segoe UI" w:cs="Segoe UI" w:hint="cs"/>
-          <w:color w:val="1C1C1C"/>
-          <w:rtl/>
-          <w:lang w:bidi="he-IL"/>
-        </w:rPr>
-        <w:t xml:space="preserve"> </w:t>
-      </w:r>
-      <w:r>
-        <w:rPr>
-          <w:rFonts w:ascii="Arial" w:hAnsi="Arial" w:cs="Arial" w:hint="cs"/>
-          <w:color w:val="1C1C1C"/>
-          <w:rtl/>
-          <w:lang w:bidi="he-IL"/>
-        </w:rPr>
-        <w:t>להחלפה</w:t>
-      </w:r>
-      <w:r>
-        <w:rPr>
-          <w:rFonts w:ascii="Segoe UI" w:hAnsi="Segoe UI" w:cs="Segoe UI" w:hint="cs"/>
-          <w:color w:val="1C1C1C"/>
-          <w:rtl/>
-          <w:lang w:bidi="he-IL"/>
-        </w:rPr>
-        <w:t xml:space="preserve">. </w:t>
-      </w:r>
-      <w:r>
-        <w:rPr>
-          <w:rFonts w:ascii="Arial" w:hAnsi="Arial" w:cs="Arial" w:hint="cs"/>
-          <w:color w:val="1C1C1C"/>
-          <w:rtl/>
-          <w:lang w:bidi="he-IL"/>
-        </w:rPr>
-        <w:t>אחריות</w:t>
-      </w:r>
-      <w:r>
-        <w:rPr>
-          <w:rFonts w:ascii="Segoe UI" w:hAnsi="Segoe UI" w:cs="Segoe UI" w:hint="cs"/>
-          <w:color w:val="1C1C1C"/>
-          <w:rtl/>
-          <w:lang w:bidi="he-IL"/>
-        </w:rPr>
-        <w:t xml:space="preserve"> </w:t>
-      </w:r>
-      <w:r>
-        <w:rPr>
-          <w:rFonts w:ascii="Arial" w:hAnsi="Arial" w:cs="Arial" w:hint="cs"/>
-          <w:color w:val="1C1C1C"/>
-          <w:rtl/>
-          <w:lang w:bidi="he-IL"/>
-        </w:rPr>
-        <w:t>ושירות</w:t>
-      </w:r>
-      <w:r>
-        <w:rPr>
-          <w:rFonts w:ascii="Segoe UI" w:hAnsi="Segoe UI" w:cs="Segoe UI" w:hint="cs"/>
-          <w:color w:val="1C1C1C"/>
-          <w:rtl/>
-          <w:lang w:bidi="he-IL"/>
-        </w:rPr>
-        <w:t xml:space="preserve"> </w:t>
-      </w:r>
-      <w:r>
-        <w:rPr>
-          <w:rFonts w:ascii="Arial" w:hAnsi="Arial" w:cs="Arial" w:hint="cs"/>
-          <w:color w:val="1C1C1C"/>
-          <w:rtl/>
-          <w:lang w:bidi="he-IL"/>
-        </w:rPr>
-        <w:t>מספק</w:t>
-      </w:r>
-      <w:r>
-        <w:rPr>
-          <w:rFonts w:ascii="Segoe UI" w:hAnsi="Segoe UI" w:cs="Segoe UI" w:hint="cs"/>
-          <w:color w:val="1C1C1C"/>
-          <w:rtl/>
-          <w:lang w:bidi="he-IL"/>
-        </w:rPr>
-        <w:t xml:space="preserve"> </w:t>
-      </w:r>
-      <w:r>
-        <w:rPr>
-          <w:rFonts w:ascii="Arial" w:hAnsi="Arial" w:cs="Arial" w:hint="cs"/>
-          <w:color w:val="1C1C1C"/>
-          <w:rtl/>
-          <w:lang w:bidi="he-IL"/>
-        </w:rPr>
-        <w:t>המפיץ</w:t>
-      </w:r>
-      <w:r>
-        <w:rPr>
-          <w:rFonts w:ascii="Segoe UI" w:hAnsi="Segoe UI" w:cs="Segoe UI" w:hint="cs"/>
-          <w:color w:val="1C1C1C"/>
-          <w:rtl/>
-          <w:lang w:bidi="he-IL"/>
-        </w:rPr>
-        <w:t>.</w:t>
-      </w:r>
-    </w:p>
-    <w:p>
-      <w:pPr>
-        <w:pStyle w:val="note"/>
-        <w:bidi/>
-        <w:divId w:val="161092761"/>
-        <w:rPr>
-          <w:rFonts w:ascii="Segoe UI" w:hAnsi="Segoe UI" w:cs="Segoe UI"/>
-          <w:rtl/>
-          <w:lang w:bidi="he-IL"/>
-        </w:rPr>
-      </w:pPr>
-      <w:r>
-        <w:rPr>
-          <w:rStyle w:val="a5"/>
-          <w:rFonts w:ascii="Arial" w:hAnsi="Arial" w:cs="Arial" w:hint="cs"/>
-          <w:i/>
-          <w:iCs/>
-          <w:rtl/>
-          <w:lang w:bidi="he-IL"/>
-        </w:rPr>
-        <w:t>את</w:t>
-      </w:r>
-      <w:r>
-        <w:rPr>
-          <w:rStyle w:val="a5"/>
-          <w:rFonts w:ascii="Segoe UI" w:hAnsi="Segoe UI" w:cs="Segoe UI" w:hint="cs"/>
-          <w:i/>
-          <w:iCs/>
-          <w:rtl/>
-          <w:lang w:bidi="he-IL"/>
-        </w:rPr>
-        <w:t xml:space="preserve"> </w:t>
-      </w:r>
-      <w:r>
-        <w:rPr>
-          <w:rStyle w:val="a5"/>
-          <w:rFonts w:ascii="Arial" w:hAnsi="Arial" w:cs="Arial" w:hint="cs"/>
-          <w:i/>
-          <w:iCs/>
-          <w:rtl/>
-          <w:lang w:bidi="he-IL"/>
-        </w:rPr>
-        <w:t>המק</w:t>
-      </w:r>
-      <w:r>
-        <w:rPr>
-          <w:rStyle w:val="a5"/>
-          <w:rFonts w:ascii="Segoe UI" w:hAnsi="Segoe UI" w:cs="Segoe UI" w:hint="cs"/>
-          <w:i/>
-          <w:iCs/>
-          <w:rtl/>
-          <w:lang w:bidi="he-IL"/>
-        </w:rPr>
-        <w:t>"</w:t>
-      </w:r>
-      <w:r>
-        <w:rPr>
-          <w:rStyle w:val="a5"/>
-          <w:rFonts w:ascii="Arial" w:hAnsi="Arial" w:cs="Arial" w:hint="cs"/>
-          <w:i/>
-          <w:iCs/>
-          <w:rtl/>
-          <w:lang w:bidi="he-IL"/>
-        </w:rPr>
-        <w:t>ט</w:t>
-      </w:r>
-      <w:r>
-        <w:rPr>
-          <w:rStyle w:val="a5"/>
-          <w:rFonts w:ascii="Segoe UI" w:hAnsi="Segoe UI" w:cs="Segoe UI" w:hint="cs"/>
-          <w:i/>
-          <w:iCs/>
-          <w:rtl/>
-          <w:lang w:bidi="he-IL"/>
-        </w:rPr>
-        <w:t xml:space="preserve"> </w:t>
-      </w:r>
-      <w:r>
-        <w:rPr>
-          <w:rStyle w:val="a5"/>
-          <w:rFonts w:ascii="Arial" w:hAnsi="Arial" w:cs="Arial" w:hint="cs"/>
-          <w:i/>
-          <w:iCs/>
-          <w:rtl/>
-          <w:lang w:bidi="he-IL"/>
-        </w:rPr>
-        <w:t>והמחיר</w:t>
-      </w:r>
-      <w:r>
-        <w:rPr>
-          <w:rStyle w:val="a5"/>
-          <w:rFonts w:ascii="Segoe UI" w:hAnsi="Segoe UI" w:cs="Segoe UI" w:hint="cs"/>
-          <w:i/>
-          <w:iCs/>
-          <w:rtl/>
-          <w:lang w:bidi="he-IL"/>
-        </w:rPr>
-        <w:t xml:space="preserve"> </w:t>
-      </w:r>
-      <w:r>
-        <w:rPr>
-          <w:rStyle w:val="a5"/>
-          <w:rFonts w:ascii="Arial" w:hAnsi="Arial" w:cs="Arial" w:hint="cs"/>
-          <w:i/>
-          <w:iCs/>
-          <w:rtl/>
-          <w:lang w:bidi="he-IL"/>
-        </w:rPr>
-        <w:t>קובע</w:t>
-      </w:r>
-      <w:r>
-        <w:rPr>
-          <w:rStyle w:val="a5"/>
-          <w:rFonts w:ascii="Segoe UI" w:hAnsi="Segoe UI" w:cs="Segoe UI" w:hint="cs"/>
-          <w:i/>
-          <w:iCs/>
-          <w:rtl/>
-          <w:lang w:bidi="he-IL"/>
-        </w:rPr>
-        <w:t xml:space="preserve"> </w:t>
-      </w:r>
-      <w:r>
-        <w:rPr>
-          <w:rStyle w:val="a5"/>
-          <w:rFonts w:ascii="Arial" w:hAnsi="Arial" w:cs="Arial" w:hint="cs"/>
-          <w:i/>
-          <w:iCs/>
-          <w:rtl/>
-          <w:lang w:bidi="he-IL"/>
-        </w:rPr>
-        <w:t>המפיץ</w:t>
-      </w:r>
-      <w:r>
-        <w:rPr>
-          <w:rStyle w:val="a5"/>
-          <w:rFonts w:ascii="Segoe UI" w:hAnsi="Segoe UI" w:cs="Segoe UI" w:hint="cs"/>
-          <w:i/>
-          <w:iCs/>
-          <w:rtl/>
-          <w:lang w:bidi="he-IL"/>
-        </w:rPr>
-        <w:t>.</w:t>
-      </w:r>
-    </w:p>
-    <w:p>
-      <w:pPr>
-        <w:pStyle w:val="note"/>
-        <w:bidi/>
-        <w:divId w:val="161092761"/>
-        <w:rPr>
-          <w:rFonts w:ascii="Segoe UI" w:hAnsi="Segoe UI" w:cs="Segoe UI"/>
-          <w:rtl/>
-          <w:lang w:bidi="he-IL"/>
-        </w:rPr>
-      </w:pPr>
-      <w:r>
-        <w:rPr>
-          <w:rStyle w:val="a5"/>
-          <w:rFonts w:ascii="Segoe UI" w:hAnsi="Segoe UI" w:cs="Segoe UI"/>
           <w:i/>
           <w:iCs/>
           <w:rtl/>
@@ -10276,18 +9984,7 @@
           <w:rtl/>
           <w:lang w:bidi="he-IL"/>
         </w:rPr>
-        <w:t>-assets/photos: 03-kit-complet, 04-console-de-commande, 0</w:t>
-      </w:r>
-      <w:r>
-        <w:rPr>
-          <w:rStyle w:val="a5"/>
-          <w:rFonts w:ascii="Segoe UI" w:hAnsi="Segoe UI" w:cs="Segoe UI"/>
-          <w:i/>
-          <w:iCs/>
-          <w:rtl/>
-          <w:lang w:bidi="he-IL"/>
-        </w:rPr>
-        <w:t>5-robot-et-console, 06-robot-vue-dessus]</w:t>
+        <w:t>-assets/photos: 03-kit-complet, 04-console-de-commande, 05-robot-et-console, 06-robot-vue-dessus]</w:t>
       </w:r>
     </w:p>
     <w:sectPr>

--- a/he/catalogue.docx
+++ b/he/catalogue.docx
@@ -6,7 +6,7 @@
       <w:pPr>
         <w:pStyle w:val="note"/>
         <w:bidi/>
-        <w:divId w:val="1410343293"/>
+        <w:divId w:val="1003166986"/>
         <w:rPr>
           <w:rFonts w:ascii="Segoe UI" w:hAnsi="Segoe UI" w:cs="Segoe UI"/>
           <w:lang w:bidi="he-IL"/>
@@ -435,7 +435,7 @@
       <w:pPr>
         <w:pStyle w:val="note"/>
         <w:bidi/>
-        <w:divId w:val="1410343293"/>
+        <w:divId w:val="1003166986"/>
         <w:rPr>
           <w:rFonts w:ascii="Segoe UI" w:hAnsi="Segoe UI" w:cs="Segoe UI"/>
           <w:rtl/>
@@ -700,7 +700,7 @@
       <w:pPr>
         <w:pStyle w:val="1"/>
         <w:bidi/>
-        <w:divId w:val="1410343293"/>
+        <w:divId w:val="1003166986"/>
         <w:rPr>
           <w:rFonts w:ascii="Segoe UI" w:eastAsia="Times New Roman" w:hAnsi="Segoe UI" w:cs="Segoe UI"/>
           <w:rtl/>
@@ -792,7 +792,7 @@
       <w:pPr>
         <w:pStyle w:val="2"/>
         <w:bidi/>
-        <w:divId w:val="1410343293"/>
+        <w:divId w:val="1003166986"/>
         <w:rPr>
           <w:rFonts w:ascii="Segoe UI" w:eastAsia="Times New Roman" w:hAnsi="Segoe UI" w:cs="Segoe UI"/>
           <w:rtl/>
@@ -876,7 +876,7 @@
       <w:pPr>
         <w:pStyle w:val="note"/>
         <w:bidi/>
-        <w:divId w:val="1410343293"/>
+        <w:divId w:val="1003166986"/>
         <w:rPr>
           <w:rFonts w:ascii="Segoe UI" w:hAnsi="Segoe UI" w:cs="Segoe UI"/>
           <w:rtl/>
@@ -943,7 +943,7 @@
       <w:pPr>
         <w:pStyle w:val="a7"/>
         <w:bidi/>
-        <w:divId w:val="1410343293"/>
+        <w:divId w:val="1003166986"/>
         <w:rPr>
           <w:rFonts w:ascii="Segoe UI" w:hAnsi="Segoe UI" w:cs="Segoe UI"/>
           <w:color w:val="1C1C1C"/>
@@ -1118,7 +1118,7 @@
       <w:pPr>
         <w:pStyle w:val="a7"/>
         <w:bidi/>
-        <w:divId w:val="1410343293"/>
+        <w:divId w:val="1003166986"/>
         <w:rPr>
           <w:rFonts w:ascii="Segoe UI" w:hAnsi="Segoe UI" w:cs="Segoe UI"/>
           <w:color w:val="1C1C1C"/>
@@ -1473,7 +1473,7 @@
       <w:pPr>
         <w:pStyle w:val="3"/>
         <w:bidi/>
-        <w:divId w:val="1410343293"/>
+        <w:divId w:val="1003166986"/>
         <w:rPr>
           <w:rFonts w:ascii="Segoe UI" w:eastAsia="Times New Roman" w:hAnsi="Segoe UI" w:cs="Segoe UI"/>
           <w:rtl/>
@@ -1557,7 +1557,7 @@
       <w:pPr>
         <w:pStyle w:val="a7"/>
         <w:bidi/>
-        <w:divId w:val="1410343293"/>
+        <w:divId w:val="1003166986"/>
         <w:rPr>
           <w:rFonts w:ascii="Segoe UI" w:hAnsi="Segoe UI" w:cs="Segoe UI"/>
           <w:color w:val="1C1C1C"/>
@@ -2236,7 +2236,7 @@
       <w:pPr>
         <w:pStyle w:val="3"/>
         <w:bidi/>
-        <w:divId w:val="1410343293"/>
+        <w:divId w:val="1003166986"/>
         <w:rPr>
           <w:rFonts w:ascii="Segoe UI" w:eastAsia="Times New Roman" w:hAnsi="Segoe UI" w:cs="Segoe UI"/>
           <w:rtl/>
@@ -2320,7 +2320,7 @@
       <w:pPr>
         <w:pStyle w:val="a7"/>
         <w:bidi/>
-        <w:divId w:val="1410343293"/>
+        <w:divId w:val="1003166986"/>
         <w:rPr>
           <w:rFonts w:ascii="Segoe UI" w:hAnsi="Segoe UI" w:cs="Segoe UI"/>
           <w:color w:val="1C1C1C"/>
@@ -2981,7 +2981,7 @@
       <w:pPr>
         <w:pStyle w:val="3"/>
         <w:bidi/>
-        <w:divId w:val="1410343293"/>
+        <w:divId w:val="1003166986"/>
         <w:rPr>
           <w:rFonts w:ascii="Segoe UI" w:eastAsia="Times New Roman" w:hAnsi="Segoe UI" w:cs="Segoe UI"/>
           <w:rtl/>
@@ -3065,7 +3065,7 @@
       <w:pPr>
         <w:pStyle w:val="a7"/>
         <w:bidi/>
-        <w:divId w:val="1410343293"/>
+        <w:divId w:val="1003166986"/>
         <w:rPr>
           <w:rFonts w:ascii="Segoe UI" w:hAnsi="Segoe UI" w:cs="Segoe UI"/>
           <w:color w:val="1C1C1C"/>
@@ -3627,7 +3627,7 @@
       <w:pPr>
         <w:pStyle w:val="note"/>
         <w:bidi/>
-        <w:divId w:val="1410343293"/>
+        <w:divId w:val="1003166986"/>
         <w:rPr>
           <w:rFonts w:ascii="Segoe UI" w:hAnsi="Segoe UI" w:cs="Segoe UI"/>
           <w:rtl/>
@@ -3738,7 +3738,7 @@
       <w:pPr>
         <w:pStyle w:val="3"/>
         <w:bidi/>
-        <w:divId w:val="1410343293"/>
+        <w:divId w:val="1003166986"/>
         <w:rPr>
           <w:rFonts w:ascii="Segoe UI" w:eastAsia="Times New Roman" w:hAnsi="Segoe UI" w:cs="Segoe UI"/>
           <w:rtl/>
@@ -3822,7 +3822,7 @@
       <w:pPr>
         <w:pStyle w:val="a7"/>
         <w:bidi/>
-        <w:divId w:val="1410343293"/>
+        <w:divId w:val="1003166986"/>
         <w:rPr>
           <w:rFonts w:ascii="Segoe UI" w:hAnsi="Segoe UI" w:cs="Segoe UI"/>
           <w:color w:val="1C1C1C"/>
@@ -4681,7 +4681,7 @@
       <w:pPr>
         <w:pStyle w:val="3"/>
         <w:bidi/>
-        <w:divId w:val="1410343293"/>
+        <w:divId w:val="1003166986"/>
         <w:rPr>
           <w:rFonts w:ascii="Segoe UI" w:eastAsia="Times New Roman" w:hAnsi="Segoe UI" w:cs="Segoe UI"/>
           <w:rtl/>
@@ -4765,7 +4765,7 @@
       <w:pPr>
         <w:pStyle w:val="a7"/>
         <w:bidi/>
-        <w:divId w:val="1410343293"/>
+        <w:divId w:val="1003166986"/>
         <w:rPr>
           <w:rFonts w:ascii="Segoe UI" w:hAnsi="Segoe UI" w:cs="Segoe UI"/>
           <w:color w:val="1C1C1C"/>
@@ -5498,7 +5498,7 @@
       <w:pPr>
         <w:pStyle w:val="3"/>
         <w:bidi/>
-        <w:divId w:val="1410343293"/>
+        <w:divId w:val="1003166986"/>
         <w:rPr>
           <w:rFonts w:ascii="Segoe UI" w:eastAsia="Times New Roman" w:hAnsi="Segoe UI" w:cs="Segoe UI"/>
           <w:rtl/>
@@ -5550,7 +5550,7 @@
       <w:pPr>
         <w:pStyle w:val="a7"/>
         <w:bidi/>
-        <w:divId w:val="1410343293"/>
+        <w:divId w:val="1003166986"/>
         <w:rPr>
           <w:rFonts w:ascii="Segoe UI" w:hAnsi="Segoe UI" w:cs="Segoe UI"/>
           <w:color w:val="1C1C1C"/>
@@ -6454,7 +6454,7 @@
       <w:pPr>
         <w:pStyle w:val="3"/>
         <w:bidi/>
-        <w:divId w:val="1410343293"/>
+        <w:divId w:val="1003166986"/>
         <w:rPr>
           <w:rFonts w:ascii="Segoe UI" w:eastAsia="Times New Roman" w:hAnsi="Segoe UI" w:cs="Segoe UI"/>
           <w:rtl/>
@@ -6538,7 +6538,7 @@
       <w:pPr>
         <w:pStyle w:val="a7"/>
         <w:bidi/>
-        <w:divId w:val="1410343293"/>
+        <w:divId w:val="1003166986"/>
         <w:rPr>
           <w:rFonts w:ascii="Segoe UI" w:hAnsi="Segoe UI" w:cs="Segoe UI"/>
           <w:color w:val="1C1C1C"/>
@@ -6758,7 +6758,7 @@
       <w:pPr>
         <w:pStyle w:val="a7"/>
         <w:bidi/>
-        <w:divId w:val="1410343293"/>
+        <w:divId w:val="1003166986"/>
         <w:rPr>
           <w:rFonts w:ascii="Segoe UI" w:hAnsi="Segoe UI" w:cs="Segoe UI"/>
           <w:color w:val="1C1C1C"/>
@@ -7068,7 +7068,7 @@
       <w:pPr>
         <w:pStyle w:val="a7"/>
         <w:bidi/>
-        <w:divId w:val="1410343293"/>
+        <w:divId w:val="1003166986"/>
         <w:rPr>
           <w:rFonts w:ascii="Segoe UI" w:hAnsi="Segoe UI" w:cs="Segoe UI"/>
           <w:color w:val="1C1C1C"/>
@@ -7198,7 +7198,7 @@
       <w:pPr>
         <w:pStyle w:val="3"/>
         <w:bidi/>
-        <w:divId w:val="1410343293"/>
+        <w:divId w:val="1003166986"/>
         <w:rPr>
           <w:rFonts w:ascii="Segoe UI" w:eastAsia="Times New Roman" w:hAnsi="Segoe UI" w:cs="Segoe UI"/>
           <w:rtl/>
@@ -7234,7 +7234,7 @@
       <w:pPr>
         <w:pStyle w:val="a7"/>
         <w:bidi/>
-        <w:divId w:val="1410343293"/>
+        <w:divId w:val="1003166986"/>
         <w:rPr>
           <w:rFonts w:ascii="Segoe UI" w:hAnsi="Segoe UI" w:cs="Segoe UI"/>
           <w:color w:val="1C1C1C"/>
@@ -7472,7 +7472,7 @@
       <w:pPr>
         <w:pStyle w:val="a7"/>
         <w:bidi/>
-        <w:divId w:val="1410343293"/>
+        <w:divId w:val="1003166986"/>
         <w:rPr>
           <w:rFonts w:ascii="Segoe UI" w:hAnsi="Segoe UI" w:cs="Segoe UI"/>
           <w:color w:val="1C1C1C"/>
@@ -7577,41 +7577,23 @@
           <w:rtl/>
           <w:lang w:bidi="he-IL"/>
         </w:rPr>
-        <w:t>תקני</w:t>
-      </w:r>
-      <w:r>
-        <w:rPr>
-          <w:rFonts w:ascii="Segoe UI" w:hAnsi="Segoe UI" w:cs="Segoe UI" w:hint="cs"/>
-          <w:color w:val="1C1C1C"/>
-          <w:rtl/>
-          <w:lang w:bidi="he-IL"/>
-        </w:rPr>
-        <w:t xml:space="preserve"> CE </w:t>
-      </w:r>
-      <w:r>
-        <w:rPr>
-          <w:rFonts w:ascii="Arial" w:hAnsi="Arial" w:cs="Arial" w:hint="cs"/>
-          <w:color w:val="1C1C1C"/>
-          <w:rtl/>
-          <w:lang w:bidi="he-IL"/>
-        </w:rPr>
-        <w:t>ו</w:t>
-      </w:r>
-      <w:r>
-        <w:rPr>
-          <w:rFonts w:ascii="Segoe UI" w:hAnsi="Segoe UI" w:cs="Segoe UI" w:hint="cs"/>
-          <w:color w:val="1C1C1C"/>
-          <w:rtl/>
-          <w:lang w:bidi="he-IL"/>
-        </w:rPr>
-        <w:t>-UKCA.</w:t>
+        <w:t>תקן</w:t>
+      </w:r>
+      <w:r>
+        <w:rPr>
+          <w:rFonts w:ascii="Segoe UI" w:hAnsi="Segoe UI" w:cs="Segoe UI" w:hint="cs"/>
+          <w:color w:val="1C1C1C"/>
+          <w:rtl/>
+          <w:lang w:bidi="he-IL"/>
+        </w:rPr>
+        <w:t xml:space="preserve"> CE.</w:t>
       </w:r>
     </w:p>
     <w:p>
       <w:pPr>
         <w:pStyle w:val="note"/>
         <w:bidi/>
-        <w:divId w:val="1410343293"/>
+        <w:divId w:val="1003166986"/>
         <w:rPr>
           <w:rFonts w:ascii="Segoe UI" w:hAnsi="Segoe UI" w:cs="Segoe UI"/>
           <w:rtl/>
@@ -7711,7 +7693,7 @@
       <w:pPr>
         <w:pStyle w:val="a7"/>
         <w:bidi/>
-        <w:divId w:val="1410343293"/>
+        <w:divId w:val="1003166986"/>
         <w:rPr>
           <w:rFonts w:ascii="Segoe UI" w:hAnsi="Segoe UI" w:cs="Segoe UI"/>
           <w:color w:val="1C1C1C"/>
@@ -8084,7 +8066,7 @@
       <w:pPr>
         <w:pStyle w:val="a7"/>
         <w:bidi/>
-        <w:divId w:val="1410343293"/>
+        <w:divId w:val="1003166986"/>
         <w:rPr>
           <w:rFonts w:ascii="Segoe UI" w:hAnsi="Segoe UI" w:cs="Segoe UI"/>
           <w:color w:val="1C1C1C"/>
@@ -8106,7 +8088,7 @@
       <w:pPr>
         <w:pStyle w:val="note"/>
         <w:bidi/>
-        <w:divId w:val="1410343293"/>
+        <w:divId w:val="1003166986"/>
         <w:rPr>
           <w:rFonts w:ascii="Segoe UI" w:hAnsi="Segoe UI" w:cs="Segoe UI"/>
           <w:rtl/>
@@ -8129,7 +8111,7 @@
       <w:pPr>
         <w:pStyle w:val="note"/>
         <w:bidi/>
-        <w:divId w:val="1410343293"/>
+        <w:divId w:val="1003166986"/>
         <w:rPr>
           <w:rFonts w:ascii="Segoe UI" w:hAnsi="Segoe UI" w:cs="Segoe UI"/>
           <w:rtl/>
@@ -8207,7 +8189,7 @@
       <w:pPr>
         <w:pStyle w:val="a7"/>
         <w:bidi/>
-        <w:divId w:val="1410343293"/>
+        <w:divId w:val="1003166986"/>
         <w:rPr>
           <w:rFonts w:ascii="Segoe UI" w:hAnsi="Segoe UI" w:cs="Segoe UI"/>
           <w:color w:val="1C1C1C"/>
@@ -8643,7 +8625,7 @@
       <w:pPr>
         <w:pStyle w:val="a7"/>
         <w:bidi/>
-        <w:divId w:val="1410343293"/>
+        <w:divId w:val="1003166986"/>
         <w:rPr>
           <w:rFonts w:ascii="Segoe UI" w:hAnsi="Segoe UI" w:cs="Segoe UI"/>
           <w:color w:val="1C1C1C"/>
@@ -9513,41 +9495,23 @@
           <w:rtl/>
           <w:lang w:bidi="he-IL"/>
         </w:rPr>
-        <w:t>תקני</w:t>
-      </w:r>
-      <w:r>
-        <w:rPr>
-          <w:rFonts w:ascii="Segoe UI" w:hAnsi="Segoe UI" w:cs="Segoe UI" w:hint="cs"/>
-          <w:color w:val="1C1C1C"/>
-          <w:rtl/>
-          <w:lang w:bidi="he-IL"/>
-        </w:rPr>
-        <w:t xml:space="preserve"> CE </w:t>
-      </w:r>
-      <w:r>
-        <w:rPr>
-          <w:rFonts w:ascii="Arial" w:hAnsi="Arial" w:cs="Arial" w:hint="cs"/>
-          <w:color w:val="1C1C1C"/>
-          <w:rtl/>
-          <w:lang w:bidi="he-IL"/>
-        </w:rPr>
-        <w:t>ו</w:t>
-      </w:r>
-      <w:r>
-        <w:rPr>
-          <w:rFonts w:ascii="Segoe UI" w:hAnsi="Segoe UI" w:cs="Segoe UI" w:hint="cs"/>
-          <w:color w:val="1C1C1C"/>
-          <w:rtl/>
-          <w:lang w:bidi="he-IL"/>
-        </w:rPr>
-        <w:t>-UKCA.</w:t>
+        <w:t>תקן</w:t>
+      </w:r>
+      <w:r>
+        <w:rPr>
+          <w:rFonts w:ascii="Segoe UI" w:hAnsi="Segoe UI" w:cs="Segoe UI" w:hint="cs"/>
+          <w:color w:val="1C1C1C"/>
+          <w:rtl/>
+          <w:lang w:bidi="he-IL"/>
+        </w:rPr>
+        <w:t xml:space="preserve"> CE.</w:t>
       </w:r>
     </w:p>
     <w:p>
       <w:pPr>
         <w:pStyle w:val="a7"/>
         <w:bidi/>
-        <w:divId w:val="1410343293"/>
+        <w:divId w:val="1003166986"/>
         <w:rPr>
           <w:rFonts w:ascii="Segoe UI" w:hAnsi="Segoe UI" w:cs="Segoe UI"/>
           <w:color w:val="1C1C1C"/>
@@ -9758,7 +9722,7 @@
       <w:pPr>
         <w:pStyle w:val="note"/>
         <w:bidi/>
-        <w:divId w:val="1410343293"/>
+        <w:divId w:val="1003166986"/>
         <w:rPr>
           <w:rFonts w:ascii="Segoe UI" w:hAnsi="Segoe UI" w:cs="Segoe UI"/>
           <w:rtl/>
@@ -9823,7 +9787,7 @@
       <w:r>
         <w:rPr>
           <w:rStyle w:val="a5"/>
-          <w:rFonts w:ascii="Segoe UI" w:hAnsi="Segoe UI" w:cs="Segoe UI" w:hint="cs"/>
+          <w:rFonts w:ascii="Segoe UI" w:hAnsi="Segoe UI" w:cs="Segoe UI"/>
           <w:i/>
           <w:iCs/>
           <w:rtl/>
@@ -9902,7 +9866,7 @@
       <w:pPr>
         <w:pStyle w:val="note"/>
         <w:bidi/>
-        <w:divId w:val="1410343293"/>
+        <w:divId w:val="1003166986"/>
         <w:rPr>
           <w:rFonts w:ascii="Segoe UI" w:hAnsi="Segoe UI" w:cs="Segoe UI"/>
           <w:rtl/>

--- a/he/catalogue.docx
+++ b/he/catalogue.docx
@@ -6,7 +6,7 @@
       <w:pPr>
         <w:pStyle w:val="note"/>
         <w:bidi/>
-        <w:divId w:val="1003166986"/>
+        <w:divId w:val="1535922842"/>
         <w:rPr>
           <w:rFonts w:ascii="Segoe UI" w:hAnsi="Segoe UI" w:cs="Segoe UI"/>
           <w:lang w:bidi="he-IL"/>
@@ -435,7 +435,7 @@
       <w:pPr>
         <w:pStyle w:val="note"/>
         <w:bidi/>
-        <w:divId w:val="1003166986"/>
+        <w:divId w:val="1535922842"/>
         <w:rPr>
           <w:rFonts w:ascii="Segoe UI" w:hAnsi="Segoe UI" w:cs="Segoe UI"/>
           <w:rtl/>
@@ -700,7 +700,7 @@
       <w:pPr>
         <w:pStyle w:val="1"/>
         <w:bidi/>
-        <w:divId w:val="1003166986"/>
+        <w:divId w:val="1535922842"/>
         <w:rPr>
           <w:rFonts w:ascii="Segoe UI" w:eastAsia="Times New Roman" w:hAnsi="Segoe UI" w:cs="Segoe UI"/>
           <w:rtl/>
@@ -792,7 +792,7 @@
       <w:pPr>
         <w:pStyle w:val="2"/>
         <w:bidi/>
-        <w:divId w:val="1003166986"/>
+        <w:divId w:val="1535922842"/>
         <w:rPr>
           <w:rFonts w:ascii="Segoe UI" w:eastAsia="Times New Roman" w:hAnsi="Segoe UI" w:cs="Segoe UI"/>
           <w:rtl/>
@@ -876,7 +876,7 @@
       <w:pPr>
         <w:pStyle w:val="note"/>
         <w:bidi/>
-        <w:divId w:val="1003166986"/>
+        <w:divId w:val="1535922842"/>
         <w:rPr>
           <w:rFonts w:ascii="Segoe UI" w:hAnsi="Segoe UI" w:cs="Segoe UI"/>
           <w:rtl/>
@@ -943,7 +943,7 @@
       <w:pPr>
         <w:pStyle w:val="a7"/>
         <w:bidi/>
-        <w:divId w:val="1003166986"/>
+        <w:divId w:val="1535922842"/>
         <w:rPr>
           <w:rFonts w:ascii="Segoe UI" w:hAnsi="Segoe UI" w:cs="Segoe UI"/>
           <w:color w:val="1C1C1C"/>
@@ -1118,7 +1118,7 @@
       <w:pPr>
         <w:pStyle w:val="a7"/>
         <w:bidi/>
-        <w:divId w:val="1003166986"/>
+        <w:divId w:val="1535922842"/>
         <w:rPr>
           <w:rFonts w:ascii="Segoe UI" w:hAnsi="Segoe UI" w:cs="Segoe UI"/>
           <w:color w:val="1C1C1C"/>
@@ -1473,7 +1473,7 @@
       <w:pPr>
         <w:pStyle w:val="3"/>
         <w:bidi/>
-        <w:divId w:val="1003166986"/>
+        <w:divId w:val="1535922842"/>
         <w:rPr>
           <w:rFonts w:ascii="Segoe UI" w:eastAsia="Times New Roman" w:hAnsi="Segoe UI" w:cs="Segoe UI"/>
           <w:rtl/>
@@ -1557,7 +1557,7 @@
       <w:pPr>
         <w:pStyle w:val="a7"/>
         <w:bidi/>
-        <w:divId w:val="1003166986"/>
+        <w:divId w:val="1535922842"/>
         <w:rPr>
           <w:rFonts w:ascii="Segoe UI" w:hAnsi="Segoe UI" w:cs="Segoe UI"/>
           <w:color w:val="1C1C1C"/>
@@ -2236,7 +2236,7 @@
       <w:pPr>
         <w:pStyle w:val="3"/>
         <w:bidi/>
-        <w:divId w:val="1003166986"/>
+        <w:divId w:val="1535922842"/>
         <w:rPr>
           <w:rFonts w:ascii="Segoe UI" w:eastAsia="Times New Roman" w:hAnsi="Segoe UI" w:cs="Segoe UI"/>
           <w:rtl/>
@@ -2320,7 +2320,7 @@
       <w:pPr>
         <w:pStyle w:val="a7"/>
         <w:bidi/>
-        <w:divId w:val="1003166986"/>
+        <w:divId w:val="1535922842"/>
         <w:rPr>
           <w:rFonts w:ascii="Segoe UI" w:hAnsi="Segoe UI" w:cs="Segoe UI"/>
           <w:color w:val="1C1C1C"/>
@@ -2981,7 +2981,7 @@
       <w:pPr>
         <w:pStyle w:val="3"/>
         <w:bidi/>
-        <w:divId w:val="1003166986"/>
+        <w:divId w:val="1535922842"/>
         <w:rPr>
           <w:rFonts w:ascii="Segoe UI" w:eastAsia="Times New Roman" w:hAnsi="Segoe UI" w:cs="Segoe UI"/>
           <w:rtl/>
@@ -3065,7 +3065,7 @@
       <w:pPr>
         <w:pStyle w:val="a7"/>
         <w:bidi/>
-        <w:divId w:val="1003166986"/>
+        <w:divId w:val="1535922842"/>
         <w:rPr>
           <w:rFonts w:ascii="Segoe UI" w:hAnsi="Segoe UI" w:cs="Segoe UI"/>
           <w:color w:val="1C1C1C"/>
@@ -3627,7 +3627,7 @@
       <w:pPr>
         <w:pStyle w:val="note"/>
         <w:bidi/>
-        <w:divId w:val="1003166986"/>
+        <w:divId w:val="1535922842"/>
         <w:rPr>
           <w:rFonts w:ascii="Segoe UI" w:hAnsi="Segoe UI" w:cs="Segoe UI"/>
           <w:rtl/>
@@ -3738,7 +3738,7 @@
       <w:pPr>
         <w:pStyle w:val="3"/>
         <w:bidi/>
-        <w:divId w:val="1003166986"/>
+        <w:divId w:val="1535922842"/>
         <w:rPr>
           <w:rFonts w:ascii="Segoe UI" w:eastAsia="Times New Roman" w:hAnsi="Segoe UI" w:cs="Segoe UI"/>
           <w:rtl/>
@@ -3822,7 +3822,7 @@
       <w:pPr>
         <w:pStyle w:val="a7"/>
         <w:bidi/>
-        <w:divId w:val="1003166986"/>
+        <w:divId w:val="1535922842"/>
         <w:rPr>
           <w:rFonts w:ascii="Segoe UI" w:hAnsi="Segoe UI" w:cs="Segoe UI"/>
           <w:color w:val="1C1C1C"/>
@@ -4681,7 +4681,7 @@
       <w:pPr>
         <w:pStyle w:val="3"/>
         <w:bidi/>
-        <w:divId w:val="1003166986"/>
+        <w:divId w:val="1535922842"/>
         <w:rPr>
           <w:rFonts w:ascii="Segoe UI" w:eastAsia="Times New Roman" w:hAnsi="Segoe UI" w:cs="Segoe UI"/>
           <w:rtl/>
@@ -4765,7 +4765,7 @@
       <w:pPr>
         <w:pStyle w:val="a7"/>
         <w:bidi/>
-        <w:divId w:val="1003166986"/>
+        <w:divId w:val="1535922842"/>
         <w:rPr>
           <w:rFonts w:ascii="Segoe UI" w:hAnsi="Segoe UI" w:cs="Segoe UI"/>
           <w:color w:val="1C1C1C"/>
@@ -5498,7 +5498,7 @@
       <w:pPr>
         <w:pStyle w:val="3"/>
         <w:bidi/>
-        <w:divId w:val="1003166986"/>
+        <w:divId w:val="1535922842"/>
         <w:rPr>
           <w:rFonts w:ascii="Segoe UI" w:eastAsia="Times New Roman" w:hAnsi="Segoe UI" w:cs="Segoe UI"/>
           <w:rtl/>
@@ -5550,7 +5550,7 @@
       <w:pPr>
         <w:pStyle w:val="a7"/>
         <w:bidi/>
-        <w:divId w:val="1003166986"/>
+        <w:divId w:val="1535922842"/>
         <w:rPr>
           <w:rFonts w:ascii="Segoe UI" w:hAnsi="Segoe UI" w:cs="Segoe UI"/>
           <w:color w:val="1C1C1C"/>
@@ -6454,7 +6454,7 @@
       <w:pPr>
         <w:pStyle w:val="3"/>
         <w:bidi/>
-        <w:divId w:val="1003166986"/>
+        <w:divId w:val="1535922842"/>
         <w:rPr>
           <w:rFonts w:ascii="Segoe UI" w:eastAsia="Times New Roman" w:hAnsi="Segoe UI" w:cs="Segoe UI"/>
           <w:rtl/>
@@ -6538,7 +6538,7 @@
       <w:pPr>
         <w:pStyle w:val="a7"/>
         <w:bidi/>
-        <w:divId w:val="1003166986"/>
+        <w:divId w:val="1535922842"/>
         <w:rPr>
           <w:rFonts w:ascii="Segoe UI" w:hAnsi="Segoe UI" w:cs="Segoe UI"/>
           <w:color w:val="1C1C1C"/>
@@ -6758,7 +6758,7 @@
       <w:pPr>
         <w:pStyle w:val="a7"/>
         <w:bidi/>
-        <w:divId w:val="1003166986"/>
+        <w:divId w:val="1535922842"/>
         <w:rPr>
           <w:rFonts w:ascii="Segoe UI" w:hAnsi="Segoe UI" w:cs="Segoe UI"/>
           <w:color w:val="1C1C1C"/>
@@ -7068,7 +7068,7 @@
       <w:pPr>
         <w:pStyle w:val="a7"/>
         <w:bidi/>
-        <w:divId w:val="1003166986"/>
+        <w:divId w:val="1535922842"/>
         <w:rPr>
           <w:rFonts w:ascii="Segoe UI" w:hAnsi="Segoe UI" w:cs="Segoe UI"/>
           <w:color w:val="1C1C1C"/>
@@ -7198,7 +7198,7 @@
       <w:pPr>
         <w:pStyle w:val="3"/>
         <w:bidi/>
-        <w:divId w:val="1003166986"/>
+        <w:divId w:val="1535922842"/>
         <w:rPr>
           <w:rFonts w:ascii="Segoe UI" w:eastAsia="Times New Roman" w:hAnsi="Segoe UI" w:cs="Segoe UI"/>
           <w:rtl/>
@@ -7234,7 +7234,7 @@
       <w:pPr>
         <w:pStyle w:val="a7"/>
         <w:bidi/>
-        <w:divId w:val="1003166986"/>
+        <w:divId w:val="1535922842"/>
         <w:rPr>
           <w:rFonts w:ascii="Segoe UI" w:hAnsi="Segoe UI" w:cs="Segoe UI"/>
           <w:color w:val="1C1C1C"/>
@@ -7472,7 +7472,7 @@
       <w:pPr>
         <w:pStyle w:val="a7"/>
         <w:bidi/>
-        <w:divId w:val="1003166986"/>
+        <w:divId w:val="1535922842"/>
         <w:rPr>
           <w:rFonts w:ascii="Segoe UI" w:hAnsi="Segoe UI" w:cs="Segoe UI"/>
           <w:color w:val="1C1C1C"/>
@@ -7523,7 +7523,7 @@
           <w:rtl/>
           <w:lang w:bidi="he-IL"/>
         </w:rPr>
-        <w:t>מיוצר</w:t>
+        <w:t>פותח</w:t>
       </w:r>
       <w:r>
         <w:rPr>
@@ -7550,25 +7550,7 @@
           <w:rtl/>
           <w:lang w:bidi="he-IL"/>
         </w:rPr>
-        <w:t xml:space="preserve"> (</w:t>
-      </w:r>
-      <w:r>
-        <w:rPr>
-          <w:rFonts w:ascii="Arial" w:hAnsi="Arial" w:cs="Arial" w:hint="cs"/>
-          <w:color w:val="1C1C1C"/>
-          <w:rtl/>
-          <w:lang w:bidi="he-IL"/>
-        </w:rPr>
-        <w:t>קאן</w:t>
-      </w:r>
-      <w:r>
-        <w:rPr>
-          <w:rFonts w:ascii="Segoe UI" w:hAnsi="Segoe UI" w:cs="Segoe UI" w:hint="cs"/>
-          <w:color w:val="1C1C1C"/>
-          <w:rtl/>
-          <w:lang w:bidi="he-IL"/>
-        </w:rPr>
-        <w:t xml:space="preserve">), </w:t>
+        <w:t xml:space="preserve">, </w:t>
       </w:r>
       <w:r>
         <w:rPr>
@@ -7593,7 +7575,7 @@
       <w:pPr>
         <w:pStyle w:val="note"/>
         <w:bidi/>
-        <w:divId w:val="1003166986"/>
+        <w:divId w:val="1535922842"/>
         <w:rPr>
           <w:rFonts w:ascii="Segoe UI" w:hAnsi="Segoe UI" w:cs="Segoe UI"/>
           <w:rtl/>
@@ -7693,7 +7675,7 @@
       <w:pPr>
         <w:pStyle w:val="a7"/>
         <w:bidi/>
-        <w:divId w:val="1003166986"/>
+        <w:divId w:val="1535922842"/>
         <w:rPr>
           <w:rFonts w:ascii="Segoe UI" w:hAnsi="Segoe UI" w:cs="Segoe UI"/>
           <w:color w:val="1C1C1C"/>
@@ -8066,7 +8048,7 @@
       <w:pPr>
         <w:pStyle w:val="a7"/>
         <w:bidi/>
-        <w:divId w:val="1003166986"/>
+        <w:divId w:val="1535922842"/>
         <w:rPr>
           <w:rFonts w:ascii="Segoe UI" w:hAnsi="Segoe UI" w:cs="Segoe UI"/>
           <w:color w:val="1C1C1C"/>
@@ -8088,7 +8070,7 @@
       <w:pPr>
         <w:pStyle w:val="note"/>
         <w:bidi/>
-        <w:divId w:val="1003166986"/>
+        <w:divId w:val="1535922842"/>
         <w:rPr>
           <w:rFonts w:ascii="Segoe UI" w:hAnsi="Segoe UI" w:cs="Segoe UI"/>
           <w:rtl/>
@@ -8111,7 +8093,7 @@
       <w:pPr>
         <w:pStyle w:val="note"/>
         <w:bidi/>
-        <w:divId w:val="1003166986"/>
+        <w:divId w:val="1535922842"/>
         <w:rPr>
           <w:rFonts w:ascii="Segoe UI" w:hAnsi="Segoe UI" w:cs="Segoe UI"/>
           <w:rtl/>
@@ -8189,7 +8171,7 @@
       <w:pPr>
         <w:pStyle w:val="a7"/>
         <w:bidi/>
-        <w:divId w:val="1003166986"/>
+        <w:divId w:val="1535922842"/>
         <w:rPr>
           <w:rFonts w:ascii="Segoe UI" w:hAnsi="Segoe UI" w:cs="Segoe UI"/>
           <w:color w:val="1C1C1C"/>
@@ -8348,16 +8330,7 @@
           <w:rtl/>
           <w:lang w:bidi="he-IL"/>
         </w:rPr>
-        <w:t>ער</w:t>
-      </w:r>
-      <w:r>
-        <w:rPr>
-          <w:rFonts w:ascii="Arial" w:hAnsi="Arial" w:cs="Arial" w:hint="cs"/>
-          <w:color w:val="1C1C1C"/>
-          <w:rtl/>
-          <w:lang w:bidi="he-IL"/>
-        </w:rPr>
-        <w:t>כה</w:t>
+        <w:t>ערכה</w:t>
       </w:r>
       <w:r>
         <w:rPr>
@@ -8625,7 +8598,7 @@
       <w:pPr>
         <w:pStyle w:val="a7"/>
         <w:bidi/>
-        <w:divId w:val="1003166986"/>
+        <w:divId w:val="1535922842"/>
         <w:rPr>
           <w:rFonts w:ascii="Segoe UI" w:hAnsi="Segoe UI" w:cs="Segoe UI"/>
           <w:color w:val="1C1C1C"/>
@@ -9054,16 +9027,7 @@
           <w:rtl/>
           <w:lang w:bidi="he-IL"/>
         </w:rPr>
-        <w:t>כפ</w:t>
-      </w:r>
-      <w:r>
-        <w:rPr>
-          <w:rFonts w:ascii="Arial" w:hAnsi="Arial" w:cs="Arial" w:hint="cs"/>
-          <w:color w:val="1C1C1C"/>
-          <w:rtl/>
-          <w:lang w:bidi="he-IL"/>
-        </w:rPr>
-        <w:t>ולים</w:t>
+        <w:t>כפולים</w:t>
       </w:r>
       <w:r>
         <w:rPr>
@@ -9126,7 +9090,16 @@
           <w:rtl/>
           <w:lang w:bidi="he-IL"/>
         </w:rPr>
-        <w:t xml:space="preserve"> 15 </w:t>
+        <w:t xml:space="preserve"> </w:t>
+      </w:r>
+      <w:r>
+        <w:rPr>
+          <w:rFonts w:ascii="Segoe UI" w:hAnsi="Segoe UI" w:cs="Segoe UI"/>
+          <w:color w:val="1C1C1C"/>
+          <w:rtl/>
+          <w:lang w:bidi="he-IL"/>
+        </w:rPr>
+        <w:t xml:space="preserve">15 </w:t>
       </w:r>
       <w:r>
         <w:rPr>
@@ -9441,43 +9414,25 @@
           <w:rtl/>
           <w:lang w:bidi="he-IL"/>
         </w:rPr>
-        <w:t>מיוצר</w:t>
-      </w:r>
-      <w:r>
-        <w:rPr>
-          <w:rFonts w:ascii="Segoe UI" w:hAnsi="Segoe UI" w:cs="Segoe UI" w:hint="cs"/>
-          <w:color w:val="1C1C1C"/>
-          <w:rtl/>
-          <w:lang w:bidi="he-IL"/>
-        </w:rPr>
-        <w:t xml:space="preserve"> </w:t>
-      </w:r>
-      <w:r>
-        <w:rPr>
-          <w:rFonts w:ascii="Arial" w:hAnsi="Arial" w:cs="Arial" w:hint="cs"/>
-          <w:color w:val="1C1C1C"/>
-          <w:rtl/>
-          <w:lang w:bidi="he-IL"/>
-        </w:rPr>
-        <w:t>בקאן</w:t>
-      </w:r>
-      <w:r>
-        <w:rPr>
-          <w:rFonts w:ascii="Segoe UI" w:hAnsi="Segoe UI" w:cs="Segoe UI" w:hint="cs"/>
-          <w:color w:val="1C1C1C"/>
-          <w:rtl/>
-          <w:lang w:bidi="he-IL"/>
-        </w:rPr>
-        <w:t xml:space="preserve">, </w:t>
-      </w:r>
-      <w:r>
-        <w:rPr>
-          <w:rFonts w:ascii="Arial" w:hAnsi="Arial" w:cs="Arial" w:hint="cs"/>
-          <w:color w:val="1C1C1C"/>
-          <w:rtl/>
-          <w:lang w:bidi="he-IL"/>
-        </w:rPr>
-        <w:t>צרפת</w:t>
+        <w:t>פותח</w:t>
+      </w:r>
+      <w:r>
+        <w:rPr>
+          <w:rFonts w:ascii="Segoe UI" w:hAnsi="Segoe UI" w:cs="Segoe UI" w:hint="cs"/>
+          <w:color w:val="1C1C1C"/>
+          <w:rtl/>
+          <w:lang w:bidi="he-IL"/>
+        </w:rPr>
+        <w:t xml:space="preserve"> </w:t>
+      </w:r>
+      <w:r>
+        <w:rPr>
+          <w:rFonts w:ascii="Arial" w:hAnsi="Arial" w:cs="Arial" w:hint="cs"/>
+          <w:color w:val="1C1C1C"/>
+          <w:rtl/>
+          <w:lang w:bidi="he-IL"/>
+        </w:rPr>
+        <w:t>בצרפת</w:t>
       </w:r>
       <w:r>
         <w:rPr>
@@ -9511,7 +9466,7 @@
       <w:pPr>
         <w:pStyle w:val="a7"/>
         <w:bidi/>
-        <w:divId w:val="1003166986"/>
+        <w:divId w:val="1535922842"/>
         <w:rPr>
           <w:rFonts w:ascii="Segoe UI" w:hAnsi="Segoe UI" w:cs="Segoe UI"/>
           <w:color w:val="1C1C1C"/>
@@ -9722,7 +9677,7 @@
       <w:pPr>
         <w:pStyle w:val="note"/>
         <w:bidi/>
-        <w:divId w:val="1003166986"/>
+        <w:divId w:val="1535922842"/>
         <w:rPr>
           <w:rFonts w:ascii="Segoe UI" w:hAnsi="Segoe UI" w:cs="Segoe UI"/>
           <w:rtl/>
@@ -9787,7 +9742,7 @@
       <w:r>
         <w:rPr>
           <w:rStyle w:val="a5"/>
-          <w:rFonts w:ascii="Segoe UI" w:hAnsi="Segoe UI" w:cs="Segoe UI"/>
+          <w:rFonts w:ascii="Segoe UI" w:hAnsi="Segoe UI" w:cs="Segoe UI" w:hint="cs"/>
           <w:i/>
           <w:iCs/>
           <w:rtl/>
@@ -9866,7 +9821,7 @@
       <w:pPr>
         <w:pStyle w:val="note"/>
         <w:bidi/>
-        <w:divId w:val="1003166986"/>
+        <w:divId w:val="1535922842"/>
         <w:rPr>
           <w:rFonts w:ascii="Segoe UI" w:hAnsi="Segoe UI" w:cs="Segoe UI"/>
           <w:rtl/>
@@ -9898,7 +9853,7 @@
       <w:r>
         <w:rPr>
           <w:rStyle w:val="a5"/>
-          <w:rFonts w:ascii="Segoe UI" w:hAnsi="Segoe UI" w:cs="Segoe UI" w:hint="cs"/>
+          <w:rFonts w:ascii="Segoe UI" w:hAnsi="Segoe UI" w:cs="Segoe UI"/>
           <w:i/>
           <w:iCs/>
           <w:rtl/>

--- a/he/catalogue.docx
+++ b/he/catalogue.docx
@@ -6,7 +6,7 @@
       <w:pPr>
         <w:pStyle w:val="note"/>
         <w:bidi/>
-        <w:divId w:val="1535922842"/>
+        <w:divId w:val="1766266663"/>
         <w:rPr>
           <w:rFonts w:ascii="Segoe UI" w:hAnsi="Segoe UI" w:cs="Segoe UI"/>
           <w:lang w:bidi="he-IL"/>
@@ -435,7 +435,7 @@
       <w:pPr>
         <w:pStyle w:val="note"/>
         <w:bidi/>
-        <w:divId w:val="1535922842"/>
+        <w:divId w:val="1766266663"/>
         <w:rPr>
           <w:rFonts w:ascii="Segoe UI" w:hAnsi="Segoe UI" w:cs="Segoe UI"/>
           <w:rtl/>
@@ -700,7 +700,7 @@
       <w:pPr>
         <w:pStyle w:val="1"/>
         <w:bidi/>
-        <w:divId w:val="1535922842"/>
+        <w:divId w:val="1766266663"/>
         <w:rPr>
           <w:rFonts w:ascii="Segoe UI" w:eastAsia="Times New Roman" w:hAnsi="Segoe UI" w:cs="Segoe UI"/>
           <w:rtl/>
@@ -792,7 +792,7 @@
       <w:pPr>
         <w:pStyle w:val="2"/>
         <w:bidi/>
-        <w:divId w:val="1535922842"/>
+        <w:divId w:val="1766266663"/>
         <w:rPr>
           <w:rFonts w:ascii="Segoe UI" w:eastAsia="Times New Roman" w:hAnsi="Segoe UI" w:cs="Segoe UI"/>
           <w:rtl/>
@@ -876,7 +876,7 @@
       <w:pPr>
         <w:pStyle w:val="note"/>
         <w:bidi/>
-        <w:divId w:val="1535922842"/>
+        <w:divId w:val="1766266663"/>
         <w:rPr>
           <w:rFonts w:ascii="Segoe UI" w:hAnsi="Segoe UI" w:cs="Segoe UI"/>
           <w:rtl/>
@@ -943,7 +943,7 @@
       <w:pPr>
         <w:pStyle w:val="a7"/>
         <w:bidi/>
-        <w:divId w:val="1535922842"/>
+        <w:divId w:val="1766266663"/>
         <w:rPr>
           <w:rFonts w:ascii="Segoe UI" w:hAnsi="Segoe UI" w:cs="Segoe UI"/>
           <w:color w:val="1C1C1C"/>
@@ -1118,7 +1118,7 @@
       <w:pPr>
         <w:pStyle w:val="a7"/>
         <w:bidi/>
-        <w:divId w:val="1535922842"/>
+        <w:divId w:val="1766266663"/>
         <w:rPr>
           <w:rFonts w:ascii="Segoe UI" w:hAnsi="Segoe UI" w:cs="Segoe UI"/>
           <w:color w:val="1C1C1C"/>
@@ -1473,7 +1473,7 @@
       <w:pPr>
         <w:pStyle w:val="3"/>
         <w:bidi/>
-        <w:divId w:val="1535922842"/>
+        <w:divId w:val="1766266663"/>
         <w:rPr>
           <w:rFonts w:ascii="Segoe UI" w:eastAsia="Times New Roman" w:hAnsi="Segoe UI" w:cs="Segoe UI"/>
           <w:rtl/>
@@ -1557,7 +1557,7 @@
       <w:pPr>
         <w:pStyle w:val="a7"/>
         <w:bidi/>
-        <w:divId w:val="1535922842"/>
+        <w:divId w:val="1766266663"/>
         <w:rPr>
           <w:rFonts w:ascii="Segoe UI" w:hAnsi="Segoe UI" w:cs="Segoe UI"/>
           <w:color w:val="1C1C1C"/>
@@ -2236,7 +2236,7 @@
       <w:pPr>
         <w:pStyle w:val="3"/>
         <w:bidi/>
-        <w:divId w:val="1535922842"/>
+        <w:divId w:val="1766266663"/>
         <w:rPr>
           <w:rFonts w:ascii="Segoe UI" w:eastAsia="Times New Roman" w:hAnsi="Segoe UI" w:cs="Segoe UI"/>
           <w:rtl/>
@@ -2320,7 +2320,7 @@
       <w:pPr>
         <w:pStyle w:val="a7"/>
         <w:bidi/>
-        <w:divId w:val="1535922842"/>
+        <w:divId w:val="1766266663"/>
         <w:rPr>
           <w:rFonts w:ascii="Segoe UI" w:hAnsi="Segoe UI" w:cs="Segoe UI"/>
           <w:color w:val="1C1C1C"/>
@@ -2981,7 +2981,7 @@
       <w:pPr>
         <w:pStyle w:val="3"/>
         <w:bidi/>
-        <w:divId w:val="1535922842"/>
+        <w:divId w:val="1766266663"/>
         <w:rPr>
           <w:rFonts w:ascii="Segoe UI" w:eastAsia="Times New Roman" w:hAnsi="Segoe UI" w:cs="Segoe UI"/>
           <w:rtl/>
@@ -3065,7 +3065,7 @@
       <w:pPr>
         <w:pStyle w:val="a7"/>
         <w:bidi/>
-        <w:divId w:val="1535922842"/>
+        <w:divId w:val="1766266663"/>
         <w:rPr>
           <w:rFonts w:ascii="Segoe UI" w:hAnsi="Segoe UI" w:cs="Segoe UI"/>
           <w:color w:val="1C1C1C"/>
@@ -3627,7 +3627,7 @@
       <w:pPr>
         <w:pStyle w:val="note"/>
         <w:bidi/>
-        <w:divId w:val="1535922842"/>
+        <w:divId w:val="1766266663"/>
         <w:rPr>
           <w:rFonts w:ascii="Segoe UI" w:hAnsi="Segoe UI" w:cs="Segoe UI"/>
           <w:rtl/>
@@ -3738,7 +3738,7 @@
       <w:pPr>
         <w:pStyle w:val="3"/>
         <w:bidi/>
-        <w:divId w:val="1535922842"/>
+        <w:divId w:val="1766266663"/>
         <w:rPr>
           <w:rFonts w:ascii="Segoe UI" w:eastAsia="Times New Roman" w:hAnsi="Segoe UI" w:cs="Segoe UI"/>
           <w:rtl/>
@@ -3822,7 +3822,7 @@
       <w:pPr>
         <w:pStyle w:val="a7"/>
         <w:bidi/>
-        <w:divId w:val="1535922842"/>
+        <w:divId w:val="1766266663"/>
         <w:rPr>
           <w:rFonts w:ascii="Segoe UI" w:hAnsi="Segoe UI" w:cs="Segoe UI"/>
           <w:color w:val="1C1C1C"/>
@@ -4681,7 +4681,7 @@
       <w:pPr>
         <w:pStyle w:val="3"/>
         <w:bidi/>
-        <w:divId w:val="1535922842"/>
+        <w:divId w:val="1766266663"/>
         <w:rPr>
           <w:rFonts w:ascii="Segoe UI" w:eastAsia="Times New Roman" w:hAnsi="Segoe UI" w:cs="Segoe UI"/>
           <w:rtl/>
@@ -4765,7 +4765,7 @@
       <w:pPr>
         <w:pStyle w:val="a7"/>
         <w:bidi/>
-        <w:divId w:val="1535922842"/>
+        <w:divId w:val="1766266663"/>
         <w:rPr>
           <w:rFonts w:ascii="Segoe UI" w:hAnsi="Segoe UI" w:cs="Segoe UI"/>
           <w:color w:val="1C1C1C"/>
@@ -5498,7 +5498,7 @@
       <w:pPr>
         <w:pStyle w:val="3"/>
         <w:bidi/>
-        <w:divId w:val="1535922842"/>
+        <w:divId w:val="1766266663"/>
         <w:rPr>
           <w:rFonts w:ascii="Segoe UI" w:eastAsia="Times New Roman" w:hAnsi="Segoe UI" w:cs="Segoe UI"/>
           <w:rtl/>
@@ -5550,7 +5550,7 @@
       <w:pPr>
         <w:pStyle w:val="a7"/>
         <w:bidi/>
-        <w:divId w:val="1535922842"/>
+        <w:divId w:val="1766266663"/>
         <w:rPr>
           <w:rFonts w:ascii="Segoe UI" w:hAnsi="Segoe UI" w:cs="Segoe UI"/>
           <w:color w:val="1C1C1C"/>
@@ -6454,7 +6454,7 @@
       <w:pPr>
         <w:pStyle w:val="3"/>
         <w:bidi/>
-        <w:divId w:val="1535922842"/>
+        <w:divId w:val="1766266663"/>
         <w:rPr>
           <w:rFonts w:ascii="Segoe UI" w:eastAsia="Times New Roman" w:hAnsi="Segoe UI" w:cs="Segoe UI"/>
           <w:rtl/>
@@ -6538,7 +6538,7 @@
       <w:pPr>
         <w:pStyle w:val="a7"/>
         <w:bidi/>
-        <w:divId w:val="1535922842"/>
+        <w:divId w:val="1766266663"/>
         <w:rPr>
           <w:rFonts w:ascii="Segoe UI" w:hAnsi="Segoe UI" w:cs="Segoe UI"/>
           <w:color w:val="1C1C1C"/>
@@ -6758,7 +6758,7 @@
       <w:pPr>
         <w:pStyle w:val="a7"/>
         <w:bidi/>
-        <w:divId w:val="1535922842"/>
+        <w:divId w:val="1766266663"/>
         <w:rPr>
           <w:rFonts w:ascii="Segoe UI" w:hAnsi="Segoe UI" w:cs="Segoe UI"/>
           <w:color w:val="1C1C1C"/>
@@ -7068,7 +7068,7 @@
       <w:pPr>
         <w:pStyle w:val="a7"/>
         <w:bidi/>
-        <w:divId w:val="1535922842"/>
+        <w:divId w:val="1766266663"/>
         <w:rPr>
           <w:rFonts w:ascii="Segoe UI" w:hAnsi="Segoe UI" w:cs="Segoe UI"/>
           <w:color w:val="1C1C1C"/>
@@ -7198,7 +7198,7 @@
       <w:pPr>
         <w:pStyle w:val="3"/>
         <w:bidi/>
-        <w:divId w:val="1535922842"/>
+        <w:divId w:val="1766266663"/>
         <w:rPr>
           <w:rFonts w:ascii="Segoe UI" w:eastAsia="Times New Roman" w:hAnsi="Segoe UI" w:cs="Segoe UI"/>
           <w:rtl/>
@@ -7234,7 +7234,7 @@
       <w:pPr>
         <w:pStyle w:val="a7"/>
         <w:bidi/>
-        <w:divId w:val="1535922842"/>
+        <w:divId w:val="1766266663"/>
         <w:rPr>
           <w:rFonts w:ascii="Segoe UI" w:hAnsi="Segoe UI" w:cs="Segoe UI"/>
           <w:color w:val="1C1C1C"/>
@@ -7472,7 +7472,7 @@
       <w:pPr>
         <w:pStyle w:val="a7"/>
         <w:bidi/>
-        <w:divId w:val="1535922842"/>
+        <w:divId w:val="1766266663"/>
         <w:rPr>
           <w:rFonts w:ascii="Segoe UI" w:hAnsi="Segoe UI" w:cs="Segoe UI"/>
           <w:color w:val="1C1C1C"/>
@@ -7575,7 +7575,7 @@
       <w:pPr>
         <w:pStyle w:val="note"/>
         <w:bidi/>
-        <w:divId w:val="1535922842"/>
+        <w:divId w:val="1766266663"/>
         <w:rPr>
           <w:rFonts w:ascii="Segoe UI" w:hAnsi="Segoe UI" w:cs="Segoe UI"/>
           <w:rtl/>
@@ -7675,7 +7675,7 @@
       <w:pPr>
         <w:pStyle w:val="a7"/>
         <w:bidi/>
-        <w:divId w:val="1535922842"/>
+        <w:divId w:val="1766266663"/>
         <w:rPr>
           <w:rFonts w:ascii="Segoe UI" w:hAnsi="Segoe UI" w:cs="Segoe UI"/>
           <w:color w:val="1C1C1C"/>
@@ -8048,7 +8048,7 @@
       <w:pPr>
         <w:pStyle w:val="a7"/>
         <w:bidi/>
-        <w:divId w:val="1535922842"/>
+        <w:divId w:val="1766266663"/>
         <w:rPr>
           <w:rFonts w:ascii="Segoe UI" w:hAnsi="Segoe UI" w:cs="Segoe UI"/>
           <w:color w:val="1C1C1C"/>
@@ -8070,7 +8070,7 @@
       <w:pPr>
         <w:pStyle w:val="note"/>
         <w:bidi/>
-        <w:divId w:val="1535922842"/>
+        <w:divId w:val="1766266663"/>
         <w:rPr>
           <w:rFonts w:ascii="Segoe UI" w:hAnsi="Segoe UI" w:cs="Segoe UI"/>
           <w:rtl/>
@@ -8093,7 +8093,7 @@
       <w:pPr>
         <w:pStyle w:val="note"/>
         <w:bidi/>
-        <w:divId w:val="1535922842"/>
+        <w:divId w:val="1766266663"/>
         <w:rPr>
           <w:rFonts w:ascii="Segoe UI" w:hAnsi="Segoe UI" w:cs="Segoe UI"/>
           <w:rtl/>
@@ -8171,7 +8171,7 @@
       <w:pPr>
         <w:pStyle w:val="a7"/>
         <w:bidi/>
-        <w:divId w:val="1535922842"/>
+        <w:divId w:val="1766266663"/>
         <w:rPr>
           <w:rFonts w:ascii="Segoe UI" w:hAnsi="Segoe UI" w:cs="Segoe UI"/>
           <w:color w:val="1C1C1C"/>
@@ -8598,7 +8598,7 @@
       <w:pPr>
         <w:pStyle w:val="a7"/>
         <w:bidi/>
-        <w:divId w:val="1535922842"/>
+        <w:divId w:val="1766266663"/>
         <w:rPr>
           <w:rFonts w:ascii="Segoe UI" w:hAnsi="Segoe UI" w:cs="Segoe UI"/>
           <w:color w:val="1C1C1C"/>
@@ -8856,7 +8856,7 @@
           <w:rtl/>
           <w:lang w:bidi="he-IL"/>
         </w:rPr>
-        <w:t xml:space="preserve">, 220 </w:t>
+        <w:t xml:space="preserve">, 225 </w:t>
       </w:r>
       <w:r>
         <w:rPr>
@@ -8928,7 +8928,7 @@
           <w:rtl/>
           <w:lang w:bidi="he-IL"/>
         </w:rPr>
-        <w:t xml:space="preserve">, 680 </w:t>
+        <w:t xml:space="preserve">, 760 </w:t>
       </w:r>
       <w:r>
         <w:rPr>
@@ -9000,7 +9000,160 @@
           <w:rtl/>
           <w:lang w:bidi="he-IL"/>
         </w:rPr>
-        <w:t xml:space="preserve">, NFC. 11 </w:t>
+        <w:t xml:space="preserve">, NFC, </w:t>
+      </w:r>
+      <w:r>
+        <w:rPr>
+          <w:rFonts w:ascii="Arial" w:hAnsi="Arial" w:cs="Arial" w:hint="cs"/>
+          <w:color w:val="1C1C1C"/>
+          <w:rtl/>
+          <w:lang w:bidi="he-IL"/>
+        </w:rPr>
+        <w:t>הסט</w:t>
+      </w:r>
+      <w:r>
+        <w:rPr>
+          <w:rFonts w:ascii="Segoe UI" w:hAnsi="Segoe UI" w:cs="Segoe UI" w:hint="cs"/>
+          <w:color w:val="1C1C1C"/>
+          <w:rtl/>
+          <w:lang w:bidi="he-IL"/>
+        </w:rPr>
+        <w:t xml:space="preserve"> </w:t>
+      </w:r>
+      <w:r>
+        <w:rPr>
+          <w:rFonts w:ascii="Arial" w:hAnsi="Arial" w:cs="Arial" w:hint="cs"/>
+          <w:color w:val="1C1C1C"/>
+          <w:rtl/>
+          <w:lang w:bidi="he-IL"/>
+        </w:rPr>
+        <w:t>כולו</w:t>
+      </w:r>
+      <w:r>
+        <w:rPr>
+          <w:rFonts w:ascii="Segoe UI" w:hAnsi="Segoe UI" w:cs="Segoe UI" w:hint="cs"/>
+          <w:color w:val="1C1C1C"/>
+          <w:rtl/>
+          <w:lang w:bidi="he-IL"/>
+        </w:rPr>
+        <w:t xml:space="preserve"> 150 </w:t>
+      </w:r>
+      <w:r>
+        <w:rPr>
+          <w:rFonts w:ascii="Arial" w:hAnsi="Arial" w:cs="Arial" w:hint="cs"/>
+          <w:color w:val="1C1C1C"/>
+          <w:rtl/>
+          <w:lang w:bidi="he-IL"/>
+        </w:rPr>
+        <w:t>ג</w:t>
+      </w:r>
+      <w:r>
+        <w:rPr>
+          <w:rFonts w:ascii="Segoe UI" w:hAnsi="Segoe UI" w:cs="Segoe UI" w:hint="cs"/>
+          <w:color w:val="1C1C1C"/>
+          <w:rtl/>
+          <w:lang w:bidi="he-IL"/>
+        </w:rPr>
+        <w:t xml:space="preserve">'. </w:t>
+      </w:r>
+      <w:r>
+        <w:rPr>
+          <w:rFonts w:ascii="Arial" w:hAnsi="Arial" w:cs="Arial" w:hint="cs"/>
+          <w:color w:val="1C1C1C"/>
+          <w:rtl/>
+          <w:lang w:bidi="he-IL"/>
+        </w:rPr>
+        <w:t>הערכה</w:t>
+      </w:r>
+      <w:r>
+        <w:rPr>
+          <w:rFonts w:ascii="Segoe UI" w:hAnsi="Segoe UI" w:cs="Segoe UI" w:hint="cs"/>
+          <w:color w:val="1C1C1C"/>
+          <w:rtl/>
+          <w:lang w:bidi="he-IL"/>
+        </w:rPr>
+        <w:t xml:space="preserve"> </w:t>
+      </w:r>
+      <w:r>
+        <w:rPr>
+          <w:rFonts w:ascii="Arial" w:hAnsi="Arial" w:cs="Arial" w:hint="cs"/>
+          <w:color w:val="1C1C1C"/>
+          <w:rtl/>
+          <w:lang w:bidi="he-IL"/>
+        </w:rPr>
+        <w:t>באריזה</w:t>
+      </w:r>
+      <w:r>
+        <w:rPr>
+          <w:rFonts w:ascii="Segoe UI" w:hAnsi="Segoe UI" w:cs="Segoe UI" w:hint="cs"/>
+          <w:color w:val="1C1C1C"/>
+          <w:rtl/>
+          <w:lang w:bidi="he-IL"/>
+        </w:rPr>
+        <w:t xml:space="preserve"> </w:t>
+      </w:r>
+      <w:r>
+        <w:rPr>
+          <w:rFonts w:ascii="Arial" w:hAnsi="Arial" w:cs="Arial" w:hint="cs"/>
+          <w:color w:val="1C1C1C"/>
+          <w:rtl/>
+          <w:lang w:bidi="he-IL"/>
+        </w:rPr>
+        <w:t>כ</w:t>
+      </w:r>
+      <w:r>
+        <w:rPr>
+          <w:rFonts w:ascii="Segoe UI" w:hAnsi="Segoe UI" w:cs="Segoe UI" w:hint="cs"/>
+          <w:color w:val="1C1C1C"/>
+          <w:rtl/>
+          <w:lang w:bidi="he-IL"/>
+        </w:rPr>
+        <w:t>-1</w:t>
+      </w:r>
+      <w:r>
+        <w:rPr>
+          <w:rFonts w:ascii="Segoe UI" w:hAnsi="Segoe UI" w:cs="Segoe UI"/>
+          <w:color w:val="1C1C1C"/>
+          <w:rtl/>
+          <w:lang w:bidi="he-IL"/>
+        </w:rPr>
+        <w:t xml:space="preserve">.9 </w:t>
+      </w:r>
+      <w:r>
+        <w:rPr>
+          <w:rFonts w:ascii="Arial" w:hAnsi="Arial" w:cs="Arial" w:hint="cs"/>
+          <w:color w:val="1C1C1C"/>
+          <w:rtl/>
+          <w:lang w:bidi="he-IL"/>
+        </w:rPr>
+        <w:t>ק</w:t>
+      </w:r>
+      <w:r>
+        <w:rPr>
+          <w:rFonts w:ascii="Segoe UI" w:hAnsi="Segoe UI" w:cs="Segoe UI" w:hint="cs"/>
+          <w:color w:val="1C1C1C"/>
+          <w:rtl/>
+          <w:lang w:bidi="he-IL"/>
+        </w:rPr>
+        <w:t>"</w:t>
+      </w:r>
+      <w:r>
+        <w:rPr>
+          <w:rFonts w:ascii="Arial" w:hAnsi="Arial" w:cs="Arial" w:hint="cs"/>
+          <w:color w:val="1C1C1C"/>
+          <w:rtl/>
+          <w:lang w:bidi="he-IL"/>
+        </w:rPr>
+        <w:t>ג</w:t>
+      </w:r>
+      <w:r>
+        <w:rPr>
+          <w:rFonts w:ascii="Segoe UI" w:hAnsi="Segoe UI" w:cs="Segoe UI" w:hint="cs"/>
+          <w:color w:val="1C1C1C"/>
+          <w:rtl/>
+          <w:lang w:bidi="he-IL"/>
+        </w:rPr>
+        <w:t xml:space="preserve">. 11 </w:t>
       </w:r>
       <w:r>
         <w:rPr>
@@ -9090,16 +9243,7 @@
           <w:rtl/>
           <w:lang w:bidi="he-IL"/>
         </w:rPr>
-        <w:t xml:space="preserve"> </w:t>
-      </w:r>
-      <w:r>
-        <w:rPr>
-          <w:rFonts w:ascii="Segoe UI" w:hAnsi="Segoe UI" w:cs="Segoe UI"/>
-          <w:color w:val="1C1C1C"/>
-          <w:rtl/>
-          <w:lang w:bidi="he-IL"/>
-        </w:rPr>
-        <w:t xml:space="preserve">15 </w:t>
+        <w:t xml:space="preserve"> 15 </w:t>
       </w:r>
       <w:r>
         <w:rPr>
@@ -9466,7 +9610,7 @@
       <w:pPr>
         <w:pStyle w:val="a7"/>
         <w:bidi/>
-        <w:divId w:val="1535922842"/>
+        <w:divId w:val="1766266663"/>
         <w:rPr>
           <w:rFonts w:ascii="Segoe UI" w:hAnsi="Segoe UI" w:cs="Segoe UI"/>
           <w:color w:val="1C1C1C"/>
@@ -9661,7 +9805,16 @@
           <w:rtl/>
           <w:lang w:bidi="he-IL"/>
         </w:rPr>
-        <w:t>המפיץ</w:t>
+        <w:t>ה</w:t>
+      </w:r>
+      <w:r>
+        <w:rPr>
+          <w:rFonts w:ascii="Arial" w:hAnsi="Arial" w:cs="Arial" w:hint="cs"/>
+          <w:color w:val="1C1C1C"/>
+          <w:rtl/>
+          <w:lang w:bidi="he-IL"/>
+        </w:rPr>
+        <w:t>מפיץ</w:t>
       </w:r>
       <w:r>
         <w:rPr>
@@ -9677,7 +9830,7 @@
       <w:pPr>
         <w:pStyle w:val="note"/>
         <w:bidi/>
-        <w:divId w:val="1535922842"/>
+        <w:divId w:val="1766266663"/>
         <w:rPr>
           <w:rFonts w:ascii="Segoe UI" w:hAnsi="Segoe UI" w:cs="Segoe UI"/>
           <w:rtl/>
@@ -9821,7 +9974,7 @@
       <w:pPr>
         <w:pStyle w:val="note"/>
         <w:bidi/>
-        <w:divId w:val="1535922842"/>
+        <w:divId w:val="1766266663"/>
         <w:rPr>
           <w:rFonts w:ascii="Segoe UI" w:hAnsi="Segoe UI" w:cs="Segoe UI"/>
           <w:rtl/>
@@ -9853,7 +10006,7 @@
       <w:r>
         <w:rPr>
           <w:rStyle w:val="a5"/>
-          <w:rFonts w:ascii="Segoe UI" w:hAnsi="Segoe UI" w:cs="Segoe UI"/>
+          <w:rFonts w:ascii="Segoe UI" w:hAnsi="Segoe UI" w:cs="Segoe UI" w:hint="cs"/>
           <w:i/>
           <w:iCs/>
           <w:rtl/>
